--- a/report/term2-mid/T2-Midterm-Report-Primus-CCOP-Sagar-1010736.docx
+++ b/report/term2-mid/T2-Midterm-Report-Primus-CCOP-Sagar-1010736.docx
@@ -232,25 +232,7 @@
           <w:szCs w:val="26"/>
           <w:lang w:val="en-GB" w:eastAsia="en-GB"/>
         </w:rPr>
-        <w:t>Term</w:t>
-      </w:r>
-      <w:r>
-        <w:rPr>
-          <w:rFonts w:ascii="Inconsolata" w:eastAsia="Inconsolata" w:hAnsi="Inconsolata" w:cs="Inconsolata"/>
-          <w:sz w:val="26"/>
-          <w:szCs w:val="26"/>
-          <w:lang w:val="en-GB" w:eastAsia="en-GB"/>
-        </w:rPr>
-        <w:t xml:space="preserve"> </w:t>
-      </w:r>
-      <w:r>
-        <w:rPr>
-          <w:rFonts w:ascii="Inconsolata" w:eastAsia="Inconsolata" w:hAnsi="Inconsolata" w:cs="Inconsolata"/>
-          <w:sz w:val="26"/>
-          <w:szCs w:val="26"/>
-          <w:lang w:val="en-GB" w:eastAsia="en-GB"/>
-        </w:rPr>
-        <w:t xml:space="preserve">2's objective is to close this grounding gap through retrieval-augmented generation before proceeding to fine-tuning. A complete RAG pipeline was built — </w:t>
+        <w:t xml:space="preserve">Term 2's objective is to close this grounding gap through retrieval-augmented generation before proceeding to fine-tuning. A complete RAG pipeline was built — </w:t>
       </w:r>
       <w:proofErr w:type="spellStart"/>
       <w:r>
@@ -328,7 +310,7 @@
           <w:szCs w:val="26"/>
           <w:lang w:val="en-GB" w:eastAsia="en-GB"/>
         </w:rPr>
-        <w:t xml:space="preserve">The evaluation engine was upgraded with dual-layer scoring </w:t>
+        <w:t xml:space="preserve">The evaluation engine was upgraded with dual-layer scoring setup- </w:t>
       </w:r>
       <w:r>
         <w:rPr>
@@ -337,7 +319,7 @@
           <w:szCs w:val="26"/>
           <w:lang w:val="en-GB" w:eastAsia="en-GB"/>
         </w:rPr>
-        <w:t xml:space="preserve">setup- </w:t>
+        <w:t xml:space="preserve">RAGAs automated quality metrics and </w:t>
       </w:r>
       <w:r>
         <w:rPr>
@@ -346,25 +328,7 @@
           <w:szCs w:val="26"/>
           <w:lang w:val="en-GB" w:eastAsia="en-GB"/>
         </w:rPr>
-        <w:t xml:space="preserve">LLM-as-Judge </w:t>
-      </w:r>
-      <w:r>
-        <w:rPr>
-          <w:rFonts w:ascii="Inconsolata" w:eastAsia="Inconsolata" w:hAnsi="Inconsolata" w:cs="Inconsolata"/>
-          <w:sz w:val="26"/>
-          <w:szCs w:val="26"/>
-          <w:lang w:val="en-GB" w:eastAsia="en-GB"/>
-        </w:rPr>
-        <w:t xml:space="preserve">and </w:t>
-      </w:r>
-      <w:r>
-        <w:rPr>
-          <w:rFonts w:ascii="Inconsolata" w:eastAsia="Inconsolata" w:hAnsi="Inconsolata" w:cs="Inconsolata"/>
-          <w:sz w:val="26"/>
-          <w:szCs w:val="26"/>
-          <w:lang w:val="en-GB" w:eastAsia="en-GB"/>
-        </w:rPr>
-        <w:t>RAGAs metrics</w:t>
+        <w:t>LLM-as-Judge</w:t>
       </w:r>
     </w:p>
     <w:p>
@@ -442,7 +406,7 @@
           <w:szCs w:val="26"/>
           <w:lang w:val="en-GB" w:eastAsia="en-GB"/>
         </w:rPr>
-        <w:t xml:space="preserve"> model substitutes from unrelated frameworks. Full batch evaluation</w:t>
+        <w:t xml:space="preserve"> model substitutes from unrelated frameworks</w:t>
       </w:r>
       <w:r>
         <w:rPr>
@@ -451,7 +415,7 @@
           <w:szCs w:val="26"/>
           <w:lang w:val="en-GB" w:eastAsia="en-GB"/>
         </w:rPr>
-        <w:t xml:space="preserve"> </w:t>
+        <w:t xml:space="preserve"> with increased hallucination</w:t>
       </w:r>
       <w:r>
         <w:rPr>
@@ -460,7 +424,7 @@
           <w:szCs w:val="26"/>
           <w:lang w:val="en-GB" w:eastAsia="en-GB"/>
         </w:rPr>
-        <w:t>is in progress; the RAG-vs-baseline delta will determine which domains require fine-tuning.</w:t>
+        <w:t>. Full batch evaluation is in progress; the RAG-vs-baseline delta will determine which domains require fine-tuning.</w:t>
       </w:r>
     </w:p>
     <w:p>
@@ -846,7 +810,27 @@
           <w:szCs w:val="26"/>
           <w:lang w:val="en-GB" w:eastAsia="en-GB"/>
         </w:rPr>
-        <w:t>Accordingly, the Term 2 plan was restructured to prioritize RAG infrastructure, retrieval quality, and evaluation methodology upgrades before proceeding to fine-tuning experiments. The following sections detail this work.</w:t>
+        <w:t xml:space="preserve">Accordingly, the </w:t>
+      </w:r>
+      <w:r>
+        <w:rPr>
+          <w:rFonts w:ascii="Inconsolata" w:eastAsia="Inconsolata" w:hAnsi="Inconsolata" w:cs="Inconsolata"/>
+          <w:b/>
+          <w:bCs/>
+          <w:sz w:val="26"/>
+          <w:szCs w:val="26"/>
+          <w:lang w:val="en-GB" w:eastAsia="en-GB"/>
+        </w:rPr>
+        <w:t>Term 2 plan was restructured to prioritize RAG infrastructure</w:t>
+      </w:r>
+      <w:r>
+        <w:rPr>
+          <w:rFonts w:ascii="Inconsolata" w:eastAsia="Inconsolata" w:hAnsi="Inconsolata" w:cs="Inconsolata"/>
+          <w:sz w:val="26"/>
+          <w:szCs w:val="26"/>
+          <w:lang w:val="en-GB" w:eastAsia="en-GB"/>
+        </w:rPr>
+        <w:t>, retrieval quality, and evaluation methodology upgrades before proceeding to fine-tuning experiments. The following sections detail this work.</w:t>
       </w:r>
     </w:p>
     <w:p>
@@ -882,19 +866,16 @@
     </w:p>
     <w:p>
       <w:pPr>
-        <w:rPr>
-          <w:rFonts w:ascii="Inconsolata" w:eastAsia="Inconsolata" w:hAnsi="Inconsolata" w:cs="Inconsolata"/>
-          <w:sz w:val="26"/>
-          <w:szCs w:val="26"/>
-          <w:lang w:val="en-GB" w:eastAsia="en-GB"/>
-        </w:rPr>
-      </w:pPr>
-      <w:r>
-        <w:rPr>
-          <w:rFonts w:ascii="Inconsolata" w:eastAsia="Inconsolata" w:hAnsi="Inconsolata" w:cs="Inconsolata"/>
-          <w:sz w:val="26"/>
-          <w:szCs w:val="26"/>
-          <w:lang w:val="en-GB" w:eastAsia="en-GB"/>
+        <w:spacing w:line="360" w:lineRule="auto"/>
+        <w:rPr>
+          <w:rFonts w:ascii="Inconsolata" w:hAnsi="Inconsolata"/>
+          <w:sz w:val="26"/>
+        </w:rPr>
+      </w:pPr>
+      <w:r>
+        <w:rPr>
+          <w:rFonts w:ascii="Inconsolata" w:hAnsi="Inconsolata"/>
+          <w:sz w:val="26"/>
         </w:rPr>
         <w:t>Since the project targets deployment in isolated Critical Information Infrastructure (CII) environments — which are typically air-gapped or on-premise with restricted external connectivity — the RAG infrastructure was designed to operate with zero cloud dependencies. All components run locally via Docker, ensuring the pipeline can be deployed in any environment without requiring external API calls or managed services.</w:t>
       </w:r>
@@ -936,6 +917,9 @@
             <w:shd w:val="clear" w:color="auto" w:fill="D9E2F3"/>
           </w:tcPr>
           <w:p>
+            <w:pPr>
+              <w:spacing w:line="360" w:lineRule="auto"/>
+            </w:pPr>
             <w:r>
               <w:rPr>
                 <w:rFonts w:ascii="Inconsolata" w:hAnsi="Inconsolata"/>
@@ -952,6 +936,9 @@
             <w:shd w:val="clear" w:color="auto" w:fill="D9E2F3"/>
           </w:tcPr>
           <w:p>
+            <w:pPr>
+              <w:spacing w:line="360" w:lineRule="auto"/>
+            </w:pPr>
             <w:r>
               <w:rPr>
                 <w:rFonts w:ascii="Inconsolata" w:hAnsi="Inconsolata"/>
@@ -968,6 +955,9 @@
             <w:shd w:val="clear" w:color="auto" w:fill="D9E2F3"/>
           </w:tcPr>
           <w:p>
+            <w:pPr>
+              <w:spacing w:line="360" w:lineRule="auto"/>
+            </w:pPr>
             <w:r>
               <w:rPr>
                 <w:rFonts w:ascii="Inconsolata" w:hAnsi="Inconsolata"/>
@@ -985,6 +975,9 @@
             <w:tcW w:w="2376" w:type="dxa"/>
           </w:tcPr>
           <w:p>
+            <w:pPr>
+              <w:spacing w:line="360" w:lineRule="auto"/>
+            </w:pPr>
             <w:r>
               <w:rPr>
                 <w:rFonts w:ascii="Inconsolata" w:hAnsi="Inconsolata"/>
@@ -999,6 +992,9 @@
             <w:tcW w:w="4111" w:type="dxa"/>
           </w:tcPr>
           <w:p>
+            <w:pPr>
+              <w:spacing w:line="360" w:lineRule="auto"/>
+            </w:pPr>
             <w:r>
               <w:rPr>
                 <w:rFonts w:ascii="Inconsolata" w:hAnsi="Inconsolata"/>
@@ -1013,6 +1009,9 @@
             <w:tcW w:w="6473" w:type="dxa"/>
           </w:tcPr>
           <w:p>
+            <w:pPr>
+              <w:spacing w:line="360" w:lineRule="auto"/>
+            </w:pPr>
             <w:r>
               <w:rPr>
                 <w:rFonts w:ascii="Inconsolata" w:hAnsi="Inconsolata"/>
@@ -1029,6 +1028,9 @@
             <w:tcW w:w="2376" w:type="dxa"/>
           </w:tcPr>
           <w:p>
+            <w:pPr>
+              <w:spacing w:line="360" w:lineRule="auto"/>
+            </w:pPr>
             <w:r>
               <w:rPr>
                 <w:rFonts w:ascii="Inconsolata" w:hAnsi="Inconsolata"/>
@@ -1043,6 +1045,9 @@
             <w:tcW w:w="4111" w:type="dxa"/>
           </w:tcPr>
           <w:p>
+            <w:pPr>
+              <w:spacing w:line="360" w:lineRule="auto"/>
+            </w:pPr>
             <w:r>
               <w:rPr>
                 <w:rFonts w:ascii="Inconsolata" w:hAnsi="Inconsolata"/>
@@ -1057,6 +1062,9 @@
             <w:tcW w:w="6473" w:type="dxa"/>
           </w:tcPr>
           <w:p>
+            <w:pPr>
+              <w:spacing w:line="360" w:lineRule="auto"/>
+            </w:pPr>
             <w:r>
               <w:rPr>
                 <w:rFonts w:ascii="Inconsolata" w:hAnsi="Inconsolata"/>
@@ -1073,6 +1081,9 @@
             <w:tcW w:w="2376" w:type="dxa"/>
           </w:tcPr>
           <w:p>
+            <w:pPr>
+              <w:spacing w:line="360" w:lineRule="auto"/>
+            </w:pPr>
             <w:r>
               <w:rPr>
                 <w:rFonts w:ascii="Inconsolata" w:hAnsi="Inconsolata"/>
@@ -1087,6 +1098,9 @@
             <w:tcW w:w="4111" w:type="dxa"/>
           </w:tcPr>
           <w:p>
+            <w:pPr>
+              <w:spacing w:line="360" w:lineRule="auto"/>
+            </w:pPr>
             <w:r>
               <w:rPr>
                 <w:rFonts w:ascii="Inconsolata" w:hAnsi="Inconsolata"/>
@@ -1101,6 +1115,9 @@
             <w:tcW w:w="6473" w:type="dxa"/>
           </w:tcPr>
           <w:p>
+            <w:pPr>
+              <w:spacing w:line="360" w:lineRule="auto"/>
+            </w:pPr>
             <w:r>
               <w:rPr>
                 <w:rFonts w:ascii="Inconsolata" w:hAnsi="Inconsolata"/>
@@ -1117,6 +1134,9 @@
             <w:tcW w:w="2376" w:type="dxa"/>
           </w:tcPr>
           <w:p>
+            <w:pPr>
+              <w:spacing w:line="360" w:lineRule="auto"/>
+            </w:pPr>
             <w:r>
               <w:rPr>
                 <w:rFonts w:ascii="Inconsolata" w:hAnsi="Inconsolata"/>
@@ -1131,6 +1151,9 @@
             <w:tcW w:w="4111" w:type="dxa"/>
           </w:tcPr>
           <w:p>
+            <w:pPr>
+              <w:spacing w:line="360" w:lineRule="auto"/>
+            </w:pPr>
             <w:r>
               <w:rPr>
                 <w:rFonts w:ascii="Inconsolata" w:hAnsi="Inconsolata"/>
@@ -1145,6 +1168,9 @@
             <w:tcW w:w="6473" w:type="dxa"/>
           </w:tcPr>
           <w:p>
+            <w:pPr>
+              <w:spacing w:line="360" w:lineRule="auto"/>
+            </w:pPr>
             <w:r>
               <w:rPr>
                 <w:rFonts w:ascii="Inconsolata" w:hAnsi="Inconsolata"/>
@@ -1161,6 +1187,9 @@
             <w:tcW w:w="2376" w:type="dxa"/>
           </w:tcPr>
           <w:p>
+            <w:pPr>
+              <w:spacing w:line="360" w:lineRule="auto"/>
+            </w:pPr>
             <w:r>
               <w:rPr>
                 <w:rFonts w:ascii="Inconsolata" w:hAnsi="Inconsolata"/>
@@ -1175,6 +1204,9 @@
             <w:tcW w:w="4111" w:type="dxa"/>
           </w:tcPr>
           <w:p>
+            <w:pPr>
+              <w:spacing w:line="360" w:lineRule="auto"/>
+            </w:pPr>
             <w:r>
               <w:rPr>
                 <w:rFonts w:ascii="Inconsolata" w:hAnsi="Inconsolata"/>
@@ -1189,6 +1221,9 @@
             <w:tcW w:w="6473" w:type="dxa"/>
           </w:tcPr>
           <w:p>
+            <w:pPr>
+              <w:spacing w:line="360" w:lineRule="auto"/>
+            </w:pPr>
             <w:r>
               <w:rPr>
                 <w:rFonts w:ascii="Inconsolata" w:hAnsi="Inconsolata"/>
@@ -1203,21 +1238,32 @@
     <w:p/>
     <w:p>
       <w:pPr>
-        <w:rPr>
-          <w:rFonts w:ascii="Inconsolata" w:eastAsia="Inconsolata" w:hAnsi="Inconsolata" w:cs="Inconsolata"/>
-          <w:sz w:val="26"/>
-          <w:szCs w:val="26"/>
-          <w:lang w:val="en-GB" w:eastAsia="en-GB"/>
-        </w:rPr>
-      </w:pPr>
-      <w:r>
-        <w:rPr>
-          <w:rFonts w:ascii="Inconsolata" w:eastAsia="Inconsolata" w:hAnsi="Inconsolata" w:cs="Inconsolata"/>
-          <w:sz w:val="26"/>
-          <w:szCs w:val="26"/>
-          <w:lang w:val="en-GB" w:eastAsia="en-GB"/>
-        </w:rPr>
-        <w:t>A corpus of 8 authoritative CCoP documents was ingested into the pipeline, including the primary CCoP 2.0 Second Edition document, the Cybersecurity Act 2018, and CSA's Guidelines for Auditing Critical Information Infrastructure among others. These documents form the retrieval corpus from which the pipeline grounds LLM responses in authoritative regulatory text.</w:t>
+        <w:spacing w:line="360" w:lineRule="auto"/>
+        <w:rPr>
+          <w:rFonts w:ascii="Inconsolata" w:hAnsi="Inconsolata"/>
+          <w:sz w:val="26"/>
+        </w:rPr>
+      </w:pPr>
+      <w:r>
+        <w:rPr>
+          <w:rFonts w:ascii="Inconsolata" w:hAnsi="Inconsolata"/>
+          <w:sz w:val="26"/>
+        </w:rPr>
+        <w:t>A corpus of 8 authoritative CCoP documents was ingested into the pipeline, including the primary CCoP 2.0 Second Edition document, the Cybersecurity Act 2018, and CSA's Guidelines for Auditing Critical</w:t>
+      </w:r>
+      <w:r>
+        <w:rPr>
+          <w:rFonts w:ascii="Inconsolata" w:hAnsi="Inconsolata"/>
+          <w:sz w:val="26"/>
+        </w:rPr>
+        <w:t xml:space="preserve"> </w:t>
+      </w:r>
+      <w:r>
+        <w:rPr>
+          <w:rFonts w:ascii="Inconsolata" w:hAnsi="Inconsolata"/>
+          <w:sz w:val="26"/>
+        </w:rPr>
+        <w:t>Information Infrastructure among others. These documents form the retrieval corpus from which the pipeline grounds LLM responses in authoritative regulatory text.</w:t>
       </w:r>
     </w:p>
     <w:p>
@@ -1317,6 +1363,9 @@
     </w:p>
     <w:p>
       <w:r>
+        <w:rPr>
+          <w:noProof/>
+        </w:rPr>
         <w:drawing>
           <wp:inline distT="0" distB="0" distL="0" distR="0" wp14:anchorId="7F0F6A13" wp14:editId="63867184">
             <wp:extent cx="8229600" cy="2054225"/>
@@ -1364,26 +1413,33 @@
           <w:i/>
           <w:color w:val="666666"/>
         </w:rPr>
-        <w:t xml:space="preserve">Figure 1: </w:t>
-      </w:r>
-      <w:r>
-        <w:rPr>
-          <w:rFonts w:ascii="Inconsolata" w:hAnsi="Inconsolata"/>
-          <w:i/>
-          <w:color w:val="666666"/>
-        </w:rPr>
-        <w:t>Retrieval pipeline using sparse and dense embedding search, RRF and cross-encoder ranking</w:t>
+        <w:t>Figure 1: Retrieval pipeline using sparse and dense embedding search, RRF and cross-encoder ranking</w:t>
       </w:r>
     </w:p>
     <w:p/>
     <w:p>
+      <w:pPr>
+        <w:spacing w:line="360" w:lineRule="auto"/>
+        <w:rPr>
+          <w:rFonts w:ascii="Inconsolata" w:hAnsi="Inconsolata"/>
+          <w:sz w:val="26"/>
+        </w:rPr>
+      </w:pPr>
+      <w:r>
+        <w:rPr>
+          <w:rFonts w:ascii="Inconsolata" w:hAnsi="Inconsolata"/>
+          <w:sz w:val="26"/>
+        </w:rPr>
+        <w:t xml:space="preserve">1. </w:t>
+      </w:r>
       <w:r>
         <w:rPr>
           <w:rFonts w:ascii="Inconsolata" w:hAnsi="Inconsolata"/>
           <w:b/>
-          <w:sz w:val="26"/>
-        </w:rPr>
-        <w:t>1. Dual Encoding</w:t>
+          <w:bCs/>
+          <w:sz w:val="26"/>
+        </w:rPr>
+        <w:t>Dual Encoding</w:t>
       </w:r>
       <w:r>
         <w:rPr>
@@ -1394,6 +1450,13 @@
       </w:r>
     </w:p>
     <w:p>
+      <w:pPr>
+        <w:spacing w:line="360" w:lineRule="auto"/>
+        <w:rPr>
+          <w:rFonts w:ascii="Inconsolata" w:hAnsi="Inconsolata"/>
+          <w:sz w:val="26"/>
+        </w:rPr>
+      </w:pPr>
       <w:r>
         <w:rPr>
           <w:rFonts w:ascii="Inconsolata" w:hAnsi="Inconsolata"/>
@@ -1404,8 +1467,8 @@
       <w:r>
         <w:rPr>
           <w:rFonts w:ascii="Inconsolata" w:hAnsi="Inconsolata"/>
-          <w:i/>
-          <w:sz w:val="26"/>
+          <w:sz w:val="26"/>
+          <w:u w:val="single"/>
         </w:rPr>
         <w:t>Dense</w:t>
       </w:r>
@@ -1460,8 +1523,9 @@
       <w:r>
         <w:rPr>
           <w:rFonts w:ascii="Inconsolata" w:hAnsi="Inconsolata"/>
-          <w:i/>
-          <w:sz w:val="26"/>
+          <w:iCs/>
+          <w:sz w:val="26"/>
+          <w:u w:val="single"/>
         </w:rPr>
         <w:t>Sparse</w:t>
       </w:r>
@@ -1506,13 +1570,28 @@
       </w:r>
     </w:p>
     <w:p>
+      <w:pPr>
+        <w:spacing w:line="360" w:lineRule="auto"/>
+        <w:rPr>
+          <w:rFonts w:ascii="Inconsolata" w:hAnsi="Inconsolata"/>
+          <w:sz w:val="26"/>
+        </w:rPr>
+      </w:pPr>
+      <w:r>
+        <w:rPr>
+          <w:rFonts w:ascii="Inconsolata" w:hAnsi="Inconsolata"/>
+          <w:sz w:val="26"/>
+        </w:rPr>
+        <w:t xml:space="preserve">2. </w:t>
+      </w:r>
       <w:r>
         <w:rPr>
           <w:rFonts w:ascii="Inconsolata" w:hAnsi="Inconsolata"/>
           <w:b/>
-          <w:sz w:val="26"/>
-        </w:rPr>
-        <w:t>2. Parallel Prefetch</w:t>
+          <w:bCs/>
+          <w:sz w:val="26"/>
+        </w:rPr>
+        <w:t>Parallel Prefetch</w:t>
       </w:r>
       <w:r>
         <w:rPr>
@@ -1539,13 +1618,29 @@
       </w:r>
     </w:p>
     <w:p>
+      <w:pPr>
+        <w:spacing w:line="360" w:lineRule="auto"/>
+        <w:rPr>
+          <w:rFonts w:ascii="Inconsolata" w:hAnsi="Inconsolata"/>
+          <w:sz w:val="26"/>
+        </w:rPr>
+      </w:pPr>
+      <w:r>
+        <w:rPr>
+          <w:rFonts w:ascii="Inconsolata" w:hAnsi="Inconsolata"/>
+          <w:sz w:val="26"/>
+        </w:rPr>
+        <w:lastRenderedPageBreak/>
+        <w:t xml:space="preserve">3. </w:t>
+      </w:r>
       <w:r>
         <w:rPr>
           <w:rFonts w:ascii="Inconsolata" w:hAnsi="Inconsolata"/>
           <w:b/>
-          <w:sz w:val="26"/>
-        </w:rPr>
-        <w:t>3. Reciprocal Rank Fusion (RRF)</w:t>
+          <w:bCs/>
+          <w:sz w:val="26"/>
+        </w:rPr>
+        <w:t>Reciprocal Rank Fusion (RRF)</w:t>
       </w:r>
       <w:r>
         <w:rPr>
@@ -1568,15 +1663,7 @@
           <w:rFonts w:ascii="Inconsolata" w:hAnsi="Inconsolata"/>
           <w:sz w:val="26"/>
         </w:rPr>
-        <w:t xml:space="preserve">k + rank) across both lists, </w:t>
-      </w:r>
-      <w:r>
-        <w:rPr>
-          <w:rFonts w:ascii="Inconsolata" w:hAnsi="Inconsolata"/>
-          <w:sz w:val="26"/>
-        </w:rPr>
-        <w:lastRenderedPageBreak/>
-        <w:t xml:space="preserve">promoting documents that rank well in either or both retrieval paths without requiring score </w:t>
+        <w:t xml:space="preserve">k + rank) across both lists, promoting documents that rank well in either or both retrieval paths without requiring score </w:t>
       </w:r>
       <w:proofErr w:type="spellStart"/>
       <w:r>
@@ -1596,13 +1683,28 @@
       </w:r>
     </w:p>
     <w:p>
+      <w:pPr>
+        <w:spacing w:line="360" w:lineRule="auto"/>
+        <w:rPr>
+          <w:rFonts w:ascii="Inconsolata" w:hAnsi="Inconsolata"/>
+          <w:sz w:val="26"/>
+        </w:rPr>
+      </w:pPr>
+      <w:r>
+        <w:rPr>
+          <w:rFonts w:ascii="Inconsolata" w:hAnsi="Inconsolata"/>
+          <w:sz w:val="26"/>
+        </w:rPr>
+        <w:t xml:space="preserve">4. </w:t>
+      </w:r>
       <w:r>
         <w:rPr>
           <w:rFonts w:ascii="Inconsolata" w:hAnsi="Inconsolata"/>
           <w:b/>
-          <w:sz w:val="26"/>
-        </w:rPr>
-        <w:t>4. Cross-Encoder Reranking</w:t>
+          <w:bCs/>
+          <w:sz w:val="26"/>
+        </w:rPr>
+        <w:t>Cross-Encoder Reranking</w:t>
       </w:r>
       <w:r>
         <w:rPr>
@@ -1613,10 +1715,16 @@
       </w:r>
     </w:p>
     <w:p>
-      <w:r>
-        <w:rPr>
-          <w:rFonts w:ascii="Inconsolata" w:hAnsi="Inconsolata"/>
-          <w:b/>
+      <w:pPr>
+        <w:spacing w:line="360" w:lineRule="auto"/>
+        <w:rPr>
+          <w:rFonts w:ascii="Inconsolata" w:hAnsi="Inconsolata"/>
+          <w:sz w:val="26"/>
+        </w:rPr>
+      </w:pPr>
+      <w:r>
+        <w:rPr>
+          <w:rFonts w:ascii="Inconsolata" w:hAnsi="Inconsolata"/>
           <w:sz w:val="26"/>
         </w:rPr>
         <w:t>5. No-Threshold Passthrough</w:t>
@@ -1681,121 +1789,228 @@
           <w:rFonts w:ascii="Inconsolata" w:hAnsi="Inconsolata"/>
           <w:sz w:val="48"/>
         </w:rPr>
-        <w:t>4. Evaluation Infrastructure &amp; Benchmark Framework</w:t>
+        <w:br w:type="page"/>
       </w:r>
     </w:p>
     <w:p>
       <w:pPr>
         <w:rPr>
-          <w:rFonts w:ascii="Inconsolata" w:eastAsia="Inconsolata" w:hAnsi="Inconsolata" w:cs="Inconsolata"/>
-          <w:sz w:val="26"/>
-          <w:szCs w:val="26"/>
-          <w:lang w:val="en-GB" w:eastAsia="en-GB"/>
-        </w:rPr>
-      </w:pPr>
-      <w:r>
-        <w:rPr>
-          <w:rFonts w:ascii="Inconsolata" w:eastAsia="Inconsolata" w:hAnsi="Inconsolata" w:cs="Inconsolata"/>
-          <w:sz w:val="26"/>
-          <w:szCs w:val="26"/>
-          <w:lang w:val="en-GB" w:eastAsia="en-GB"/>
-        </w:rPr>
-        <w:t>During Term 2 implementation, several limitations of the existing evaluation methodology were identified. The Term 1 evaluation relied on semantic similarity as a proxy metric for Tier 2 benchmarks (B8, B9, B11, B15, B17–B19) — comparing model responses against expected answers using embedding-based cosine similarity. While this approach was computationally efficient, it proved inadequate for compliance reasoning benchmarks: two responses can be semantically similar (discussing the same topic) while being substantively different in audit quality (one correctly prioritises risks, the other does not). Additionally, 4 benchmarks (B7, B10, B14, B16) had no scoring implementation at all.</w:t>
+          <w:rFonts w:ascii="Inconsolata" w:hAnsi="Inconsolata"/>
+          <w:sz w:val="48"/>
+        </w:rPr>
+      </w:pPr>
+      <w:r>
+        <w:rPr>
+          <w:rFonts w:ascii="Inconsolata" w:hAnsi="Inconsolata"/>
+          <w:sz w:val="48"/>
+        </w:rPr>
+        <w:lastRenderedPageBreak/>
+        <w:t xml:space="preserve">4. Evaluation </w:t>
+      </w:r>
+      <w:r>
+        <w:rPr>
+          <w:rFonts w:ascii="Inconsolata" w:hAnsi="Inconsolata"/>
+          <w:sz w:val="48"/>
+        </w:rPr>
+        <w:t>Framework</w:t>
       </w:r>
     </w:p>
     <w:p>
       <w:pPr>
+        <w:spacing w:line="360" w:lineRule="auto"/>
+        <w:rPr>
+          <w:rFonts w:ascii="Inconsolata" w:hAnsi="Inconsolata"/>
+          <w:sz w:val="26"/>
+        </w:rPr>
+      </w:pPr>
+      <w:r>
+        <w:rPr>
+          <w:rFonts w:ascii="Inconsolata" w:hAnsi="Inconsolata"/>
+          <w:sz w:val="26"/>
+        </w:rPr>
+        <w:t>The evaluation infrastructure uses two independent scoring mechanisms — RAGAs for automated quality metrics across three brackets (Retrieval Quality, Model-RAG Grounding, and Model Response Quality), and LLM-as-Judge (Claude Sonnet) for reasoning depth and hallucination detection across 16 benchmarks.</w:t>
+      </w:r>
+    </w:p>
+    <w:p>
+      <w:pPr>
+        <w:rPr>
+          <w:rFonts w:ascii="Inconsolata" w:hAnsi="Inconsolata"/>
+          <w:sz w:val="26"/>
+        </w:rPr>
+      </w:pPr>
+    </w:p>
+    <w:p>
+      <w:pPr>
+        <w:pStyle w:val="Heading2"/>
         <w:rPr>
           <w:rFonts w:ascii="Inconsolata" w:eastAsia="Inconsolata" w:hAnsi="Inconsolata" w:cs="Inconsolata"/>
-          <w:sz w:val="26"/>
-          <w:szCs w:val="26"/>
+          <w:b w:val="0"/>
+          <w:bCs w:val="0"/>
+          <w:color w:val="434343"/>
+          <w:sz w:val="36"/>
+          <w:szCs w:val="36"/>
           <w:lang w:val="en-GB" w:eastAsia="en-GB"/>
         </w:rPr>
       </w:pPr>
       <w:r>
         <w:rPr>
           <w:rFonts w:ascii="Inconsolata" w:eastAsia="Inconsolata" w:hAnsi="Inconsolata" w:cs="Inconsolata"/>
-          <w:sz w:val="26"/>
-          <w:szCs w:val="26"/>
+          <w:b w:val="0"/>
+          <w:bCs w:val="0"/>
+          <w:color w:val="434343"/>
+          <w:sz w:val="36"/>
+          <w:szCs w:val="36"/>
           <w:lang w:val="en-GB" w:eastAsia="en-GB"/>
         </w:rPr>
-        <w:t>To address these limitations, the evaluation infrastructure was redesigned as a dual-layer architecture:</w:t>
+        <w:t xml:space="preserve">4.1 </w:t>
+      </w:r>
+      <w:r>
+        <w:rPr>
+          <w:rFonts w:ascii="Inconsolata" w:eastAsia="Inconsolata" w:hAnsi="Inconsolata" w:cs="Inconsolata"/>
+          <w:b w:val="0"/>
+          <w:bCs w:val="0"/>
+          <w:color w:val="434343"/>
+          <w:sz w:val="36"/>
+          <w:szCs w:val="36"/>
+          <w:lang w:val="en-GB" w:eastAsia="en-GB"/>
+        </w:rPr>
+        <w:t xml:space="preserve">RAGAs </w:t>
+      </w:r>
+      <w:r>
+        <w:rPr>
+          <w:rFonts w:ascii="Inconsolata" w:eastAsia="Inconsolata" w:hAnsi="Inconsolata" w:cs="Inconsolata"/>
+          <w:b w:val="0"/>
+          <w:bCs w:val="0"/>
+          <w:color w:val="434343"/>
+          <w:sz w:val="36"/>
+          <w:szCs w:val="36"/>
+          <w:lang w:val="en-GB" w:eastAsia="en-GB"/>
+        </w:rPr>
+        <w:t>Quality Metrics</w:t>
+      </w:r>
+    </w:p>
+    <w:p>
+      <w:pPr>
+        <w:spacing w:line="360" w:lineRule="auto"/>
+        <w:rPr>
+          <w:rFonts w:ascii="Inconsolata" w:hAnsi="Inconsolata"/>
+          <w:sz w:val="26"/>
+        </w:rPr>
+      </w:pPr>
+      <w:r>
+        <w:rPr>
+          <w:rFonts w:ascii="Inconsolata" w:hAnsi="Inconsolata"/>
+          <w:sz w:val="26"/>
+        </w:rPr>
+        <w:br/>
+      </w:r>
+      <w:r>
+        <w:rPr>
+          <w:rFonts w:ascii="Inconsolata" w:hAnsi="Inconsolata"/>
+          <w:sz w:val="26"/>
+        </w:rPr>
+        <w:t xml:space="preserve">RAGAs </w:t>
+      </w:r>
+      <w:proofErr w:type="gramStart"/>
+      <w:r>
+        <w:rPr>
+          <w:rFonts w:ascii="Inconsolata" w:hAnsi="Inconsolata"/>
+          <w:sz w:val="26"/>
+        </w:rPr>
+        <w:t>evaluates</w:t>
+      </w:r>
+      <w:proofErr w:type="gramEnd"/>
+      <w:r>
+        <w:rPr>
+          <w:rFonts w:ascii="Inconsolata" w:hAnsi="Inconsolata"/>
+          <w:sz w:val="26"/>
+        </w:rPr>
+        <w:t xml:space="preserve"> response and retrieval quality across three quality brackets:</w:t>
       </w:r>
     </w:p>
     <w:tbl>
       <w:tblPr>
         <w:tblStyle w:val="TableGrid"/>
         <w:tblW w:w="0" w:type="auto"/>
+        <w:tblInd w:w="108" w:type="dxa"/>
         <w:tblLook w:val="04A0" w:firstRow="1" w:lastRow="0" w:firstColumn="1" w:lastColumn="0" w:noHBand="0" w:noVBand="1"/>
       </w:tblPr>
       <w:tblGrid>
-        <w:gridCol w:w="1951"/>
-        <w:gridCol w:w="2977"/>
-        <w:gridCol w:w="2835"/>
-        <w:gridCol w:w="5197"/>
+        <w:gridCol w:w="2268"/>
+        <w:gridCol w:w="2216"/>
+        <w:gridCol w:w="2887"/>
+        <w:gridCol w:w="5570"/>
       </w:tblGrid>
       <w:tr>
         <w:tc>
           <w:tcPr>
-            <w:tcW w:w="1951" w:type="dxa"/>
-            <w:shd w:val="clear" w:color="auto" w:fill="D9E2F3"/>
+            <w:tcW w:w="2268" w:type="dxa"/>
           </w:tcPr>
           <w:p>
+            <w:pPr>
+              <w:spacing w:line="360" w:lineRule="auto"/>
+            </w:pPr>
             <w:r>
               <w:rPr>
                 <w:rFonts w:ascii="Inconsolata" w:hAnsi="Inconsolata"/>
                 <w:b/>
                 <w:sz w:val="20"/>
               </w:rPr>
-              <w:t>Layer</w:t>
+              <w:t>Quality Bracket</w:t>
             </w:r>
           </w:p>
         </w:tc>
         <w:tc>
           <w:tcPr>
-            <w:tcW w:w="2977" w:type="dxa"/>
-            <w:shd w:val="clear" w:color="auto" w:fill="D9E2F3"/>
+            <w:tcW w:w="2216" w:type="dxa"/>
           </w:tcPr>
           <w:p>
+            <w:pPr>
+              <w:spacing w:line="360" w:lineRule="auto"/>
+            </w:pPr>
             <w:r>
               <w:rPr>
                 <w:rFonts w:ascii="Inconsolata" w:hAnsi="Inconsolata"/>
                 <w:b/>
                 <w:sz w:val="20"/>
               </w:rPr>
-              <w:t>Purpose</w:t>
+              <w:t>Metric</w:t>
             </w:r>
           </w:p>
         </w:tc>
         <w:tc>
           <w:tcPr>
-            <w:tcW w:w="2835" w:type="dxa"/>
-            <w:shd w:val="clear" w:color="auto" w:fill="D9E2F3"/>
+            <w:tcW w:w="2887" w:type="dxa"/>
           </w:tcPr>
           <w:p>
+            <w:pPr>
+              <w:spacing w:line="360" w:lineRule="auto"/>
+            </w:pPr>
             <w:r>
               <w:rPr>
                 <w:rFonts w:ascii="Inconsolata" w:hAnsi="Inconsolata"/>
                 <w:b/>
                 <w:sz w:val="20"/>
               </w:rPr>
-              <w:t>Scope</w:t>
+              <w:t>Applies To</w:t>
             </w:r>
           </w:p>
         </w:tc>
         <w:tc>
           <w:tcPr>
-            <w:tcW w:w="5197" w:type="dxa"/>
-            <w:shd w:val="clear" w:color="auto" w:fill="D9E2F3"/>
+            <w:tcW w:w="5570" w:type="dxa"/>
           </w:tcPr>
           <w:p>
+            <w:pPr>
+              <w:spacing w:line="360" w:lineRule="auto"/>
+            </w:pPr>
             <w:r>
               <w:rPr>
                 <w:rFonts w:ascii="Inconsolata" w:hAnsi="Inconsolata"/>
                 <w:b/>
                 <w:sz w:val="20"/>
               </w:rPr>
-              <w:t>Method</w:t>
+              <w:t>What It Measures</w:t>
             </w:r>
           </w:p>
         </w:tc>
@@ -1803,73 +2018,73 @@
       <w:tr>
         <w:tc>
           <w:tcPr>
-            <w:tcW w:w="1951" w:type="dxa"/>
+            <w:tcW w:w="2268" w:type="dxa"/>
+            <w:vMerge w:val="restart"/>
+            <w:vAlign w:val="center"/>
           </w:tcPr>
           <w:p>
-            <w:r>
-              <w:rPr>
-                <w:rFonts w:ascii="Inconsolata" w:hAnsi="Inconsolata"/>
-                <w:b/>
-                <w:sz w:val="20"/>
-              </w:rPr>
-              <w:t>Layer 1: Benchmark Scoring</w:t>
+            <w:pPr>
+              <w:spacing w:line="360" w:lineRule="auto"/>
+            </w:pPr>
+            <w:r>
+              <w:rPr>
+                <w:rFonts w:ascii="Inconsolata" w:hAnsi="Inconsolata"/>
+                <w:sz w:val="20"/>
+              </w:rPr>
+              <w:t>Retrieval Quality</w:t>
             </w:r>
           </w:p>
         </w:tc>
         <w:tc>
           <w:tcPr>
-            <w:tcW w:w="2977" w:type="dxa"/>
+            <w:tcW w:w="2216" w:type="dxa"/>
           </w:tcPr>
           <w:p>
-            <w:r>
-              <w:rPr>
-                <w:rFonts w:ascii="Inconsolata" w:hAnsi="Inconsolata"/>
-                <w:sz w:val="20"/>
-              </w:rPr>
-              <w:t>Domain-specific compliance quality</w:t>
-            </w:r>
+            <w:pPr>
+              <w:spacing w:line="360" w:lineRule="auto"/>
+            </w:pPr>
+            <w:proofErr w:type="spellStart"/>
+            <w:r>
+              <w:rPr>
+                <w:rFonts w:ascii="Inconsolata" w:hAnsi="Inconsolata"/>
+                <w:sz w:val="20"/>
+              </w:rPr>
+              <w:t>context_precision</w:t>
+            </w:r>
+            <w:proofErr w:type="spellEnd"/>
           </w:p>
         </w:tc>
         <w:tc>
           <w:tcPr>
-            <w:tcW w:w="2835" w:type="dxa"/>
+            <w:tcW w:w="2887" w:type="dxa"/>
           </w:tcPr>
           <w:p>
             <w:pPr>
-              <w:rPr>
-                <w:rFonts w:ascii="Inconsolata" w:hAnsi="Inconsolata"/>
-                <w:sz w:val="20"/>
-              </w:rPr>
+              <w:spacing w:line="360" w:lineRule="auto"/>
             </w:pPr>
             <w:r>
               <w:rPr>
                 <w:rFonts w:ascii="Inconsolata" w:hAnsi="Inconsolata"/>
                 <w:sz w:val="20"/>
               </w:rPr>
-              <w:t xml:space="preserve">21 benchmarks </w:t>
-            </w:r>
-          </w:p>
-          <w:p>
-            <w:r>
-              <w:rPr>
-                <w:rFonts w:ascii="Inconsolata" w:hAnsi="Inconsolata"/>
-                <w:sz w:val="20"/>
-              </w:rPr>
-              <w:t>(B1–B21)</w:t>
+              <w:t>RAG-augmented only</w:t>
             </w:r>
           </w:p>
         </w:tc>
         <w:tc>
           <w:tcPr>
-            <w:tcW w:w="5197" w:type="dxa"/>
+            <w:tcW w:w="5570" w:type="dxa"/>
           </w:tcPr>
           <w:p>
-            <w:r>
-              <w:rPr>
-                <w:rFonts w:ascii="Inconsolata" w:hAnsi="Inconsolata"/>
-                <w:sz w:val="20"/>
-              </w:rPr>
-              <w:t>6 rule-based (B1, B2, B4, B5, B6, B21) + 15 LLM-as-Judge (B3, B7–B20)</w:t>
+            <w:pPr>
+              <w:spacing w:line="360" w:lineRule="auto"/>
+            </w:pPr>
+            <w:r>
+              <w:rPr>
+                <w:rFonts w:ascii="Inconsolata" w:hAnsi="Inconsolata"/>
+                <w:sz w:val="20"/>
+              </w:rPr>
+              <w:t>Whether retrieved chunks are relevant to the question</w:t>
             </w:r>
           </w:p>
         </w:tc>
@@ -1877,234 +2092,65 @@
       <w:tr>
         <w:tc>
           <w:tcPr>
-            <w:tcW w:w="1951" w:type="dxa"/>
+            <w:tcW w:w="2268" w:type="dxa"/>
+            <w:vMerge/>
           </w:tcPr>
           <w:p>
             <w:pPr>
-              <w:rPr>
-                <w:rFonts w:ascii="Inconsolata" w:hAnsi="Inconsolata"/>
-                <w:b/>
-                <w:sz w:val="20"/>
-              </w:rPr>
+              <w:spacing w:line="360" w:lineRule="auto"/>
             </w:pPr>
-            <w:r>
-              <w:rPr>
-                <w:rFonts w:ascii="Inconsolata" w:hAnsi="Inconsolata"/>
-                <w:b/>
-                <w:sz w:val="20"/>
-              </w:rPr>
-              <w:lastRenderedPageBreak/>
-              <w:t xml:space="preserve">Layer 2: </w:t>
-            </w:r>
-          </w:p>
-          <w:p>
-            <w:r>
-              <w:rPr>
-                <w:rFonts w:ascii="Inconsolata" w:hAnsi="Inconsolata"/>
-                <w:b/>
-                <w:sz w:val="20"/>
-              </w:rPr>
-              <w:t>RAGAs Metrics</w:t>
-            </w:r>
           </w:p>
         </w:tc>
         <w:tc>
           <w:tcPr>
-            <w:tcW w:w="2977" w:type="dxa"/>
+            <w:tcW w:w="2216" w:type="dxa"/>
           </w:tcPr>
           <w:p>
-            <w:r>
-              <w:rPr>
-                <w:rFonts w:ascii="Inconsolata" w:hAnsi="Inconsolata"/>
-                <w:sz w:val="20"/>
-              </w:rPr>
-              <w:t>Generic response and retrieval quality</w:t>
-            </w:r>
+            <w:pPr>
+              <w:spacing w:line="360" w:lineRule="auto"/>
+            </w:pPr>
+            <w:proofErr w:type="spellStart"/>
+            <w:r>
+              <w:rPr>
+                <w:rFonts w:ascii="Inconsolata" w:hAnsi="Inconsolata"/>
+                <w:sz w:val="20"/>
+              </w:rPr>
+              <w:t>context_recall</w:t>
+            </w:r>
+            <w:proofErr w:type="spellEnd"/>
           </w:p>
         </w:tc>
         <w:tc>
           <w:tcPr>
-            <w:tcW w:w="2835" w:type="dxa"/>
+            <w:tcW w:w="2887" w:type="dxa"/>
           </w:tcPr>
           <w:p>
             <w:pPr>
-              <w:rPr>
-                <w:rFonts w:ascii="Inconsolata" w:hAnsi="Inconsolata"/>
-                <w:sz w:val="20"/>
-              </w:rPr>
+              <w:spacing w:line="360" w:lineRule="auto"/>
             </w:pPr>
             <w:r>
               <w:rPr>
                 <w:rFonts w:ascii="Inconsolata" w:hAnsi="Inconsolata"/>
                 <w:sz w:val="20"/>
               </w:rPr>
-              <w:t xml:space="preserve">All responses </w:t>
-            </w:r>
-          </w:p>
-          <w:p>
-            <w:r>
-              <w:rPr>
-                <w:rFonts w:ascii="Inconsolata" w:hAnsi="Inconsolata"/>
-                <w:sz w:val="20"/>
-              </w:rPr>
-              <w:t>(base + RAG-augmented)</w:t>
+              <w:t>RAG-augmented only</w:t>
             </w:r>
           </w:p>
         </w:tc>
         <w:tc>
           <w:tcPr>
-            <w:tcW w:w="5197" w:type="dxa"/>
+            <w:tcW w:w="5570" w:type="dxa"/>
           </w:tcPr>
           <w:p>
-            <w:r>
-              <w:rPr>
-                <w:rFonts w:ascii="Inconsolata" w:hAnsi="Inconsolata"/>
-                <w:sz w:val="20"/>
-              </w:rPr>
-              <w:t>5 automated metrics via RAGAs framework</w:t>
-            </w:r>
-          </w:p>
-        </w:tc>
-      </w:tr>
-    </w:tbl>
-    <w:p/>
-    <w:p>
-      <w:pPr>
-        <w:rPr>
-          <w:rFonts w:ascii="Inconsolata" w:hAnsi="Inconsolata"/>
-          <w:sz w:val="26"/>
-        </w:rPr>
-      </w:pPr>
-      <w:r>
-        <w:rPr>
-          <w:rFonts w:ascii="Inconsolata" w:hAnsi="Inconsolata"/>
-          <w:b/>
-          <w:sz w:val="26"/>
-        </w:rPr>
-        <w:t>Layer 1 determines pass/fail and the overall weighted score.</w:t>
-      </w:r>
-      <w:r>
-        <w:rPr>
-          <w:rFonts w:ascii="Inconsolata" w:hAnsi="Inconsolata"/>
-          <w:sz w:val="26"/>
-        </w:rPr>
-        <w:t xml:space="preserve"> Layer 2 operates independently as a diagnostic layer — it assesses response and retrieval quality without influencing benchmark pass/fail determination. This separation enables richer analysis: a response can score high on RAGAs (well-grounded in retrieved context) but low on benchmarks (poor compliance reasoning), or vice versa.</w:t>
-      </w:r>
-      <w:r>
-        <w:rPr>
-          <w:rFonts w:ascii="Inconsolata" w:hAnsi="Inconsolata"/>
-          <w:sz w:val="26"/>
-        </w:rPr>
-        <w:br/>
-      </w:r>
-    </w:p>
-    <w:p>
-      <w:r>
-        <w:rPr>
-          <w:rFonts w:ascii="Inconsolata" w:eastAsia="Inconsolata" w:hAnsi="Inconsolata" w:cs="Inconsolata"/>
-          <w:color w:val="434343"/>
-          <w:sz w:val="36"/>
-          <w:szCs w:val="36"/>
-          <w:lang w:val="en-GB" w:eastAsia="en-GB"/>
-        </w:rPr>
-        <w:t>4.1 Layer 1: LLM-as-Judge Benchmark Scoring</w:t>
-      </w:r>
-    </w:p>
-    <w:p>
-      <w:r>
-        <w:rPr>
-          <w:rFonts w:ascii="Inconsolata" w:hAnsi="Inconsolata"/>
-          <w:sz w:val="26"/>
-        </w:rPr>
-        <w:t>Each of the 15 LLM-judged benchmarks has a dedicated rubric template with benchmark-specific evaluation dimensions. Each anchor includes CCoP-specific examples to reduce judge subjectivity. For instance, the B8 (Gap Prioritisation) rubric evaluates the model's ability to prioritise compliance gaps using risk-based criteria. Given the following test question:</w:t>
-      </w:r>
-    </w:p>
-    <w:p>
-      <w:pPr>
-        <w:ind w:left="720"/>
-        <w:jc w:val="both"/>
-        <w:rPr>
-          <w:color w:val="595959" w:themeColor="text1" w:themeTint="A6"/>
-          <w:sz w:val="20"/>
-          <w:szCs w:val="20"/>
-        </w:rPr>
-      </w:pPr>
-      <w:r>
-        <w:rPr>
-          <w:rFonts w:ascii="Inconsolata" w:hAnsi="Inconsolata"/>
-          <w:i/>
-          <w:color w:val="595959" w:themeColor="text1" w:themeTint="A6"/>
-          <w:szCs w:val="20"/>
-        </w:rPr>
-        <w:t>"A CIIO's audit identified three control gaps: (1) MFA not implemented for remote access to CII (Clause 5.1.5), (2) Security logs only retained for 6 months instead of 1 year (Clause 6.1.3), (3) Cybersecurity awareness training completed by 85% of personnel, 15% overdue (Clause 9.1.2). Which gap should be addressed first and why?"</w:t>
-      </w:r>
-    </w:p>
-    <w:p>
-      <w:r>
-        <w:rPr>
-          <w:rFonts w:ascii="Inconsolata" w:hAnsi="Inconsolata"/>
-          <w:sz w:val="26"/>
-        </w:rPr>
-        <w:t>The judge evaluates the model's response against the following anchored 0–3 scale:</w:t>
-      </w:r>
-    </w:p>
-    <w:tbl>
-      <w:tblPr>
-        <w:tblStyle w:val="TableGrid"/>
-        <w:tblW w:w="0" w:type="auto"/>
-        <w:tblLook w:val="04A0" w:firstRow="1" w:lastRow="0" w:firstColumn="1" w:lastColumn="0" w:noHBand="0" w:noVBand="1"/>
-      </w:tblPr>
-      <w:tblGrid>
-        <w:gridCol w:w="959"/>
-        <w:gridCol w:w="3969"/>
-        <w:gridCol w:w="8032"/>
-      </w:tblGrid>
-      <w:tr>
-        <w:tc>
-          <w:tcPr>
-            <w:tcW w:w="959" w:type="dxa"/>
-            <w:shd w:val="clear" w:color="auto" w:fill="D9E2F3"/>
-          </w:tcPr>
-          <w:p>
-            <w:r>
-              <w:rPr>
-                <w:rFonts w:ascii="Inconsolata" w:hAnsi="Inconsolata"/>
-                <w:b/>
-                <w:sz w:val="20"/>
-              </w:rPr>
-              <w:t>Score</w:t>
-            </w:r>
-          </w:p>
-        </w:tc>
-        <w:tc>
-          <w:tcPr>
-            <w:tcW w:w="3969" w:type="dxa"/>
-            <w:shd w:val="clear" w:color="auto" w:fill="D9E2F3"/>
-          </w:tcPr>
-          <w:p>
-            <w:r>
-              <w:rPr>
-                <w:rFonts w:ascii="Inconsolata" w:hAnsi="Inconsolata"/>
-                <w:b/>
-                <w:sz w:val="20"/>
-              </w:rPr>
-              <w:t>Anchor</w:t>
-            </w:r>
-          </w:p>
-        </w:tc>
-        <w:tc>
-          <w:tcPr>
-            <w:tcW w:w="8032" w:type="dxa"/>
-            <w:shd w:val="clear" w:color="auto" w:fill="D9E2F3"/>
-          </w:tcPr>
-          <w:p>
-            <w:r>
-              <w:rPr>
-                <w:rFonts w:ascii="Inconsolata" w:hAnsi="Inconsolata"/>
-                <w:b/>
-                <w:sz w:val="20"/>
-              </w:rPr>
-              <w:t>B8 Example</w:t>
+            <w:pPr>
+              <w:spacing w:line="360" w:lineRule="auto"/>
+            </w:pPr>
+            <w:r>
+              <w:rPr>
+                <w:rFonts w:ascii="Inconsolata" w:hAnsi="Inconsolata"/>
+                <w:sz w:val="20"/>
+              </w:rPr>
+              <w:t>Whether retrieved chunks contain the information needed to answer</w:t>
             </w:r>
           </w:p>
         </w:tc>
@@ -2112,43 +2158,72 @@
       <w:tr>
         <w:tc>
           <w:tcPr>
-            <w:tcW w:w="959" w:type="dxa"/>
+            <w:tcW w:w="2268" w:type="dxa"/>
+            <w:vAlign w:val="center"/>
           </w:tcPr>
           <w:p>
-            <w:r>
-              <w:rPr>
-                <w:rFonts w:ascii="Inconsolata" w:hAnsi="Inconsolata"/>
-                <w:sz w:val="20"/>
-              </w:rPr>
-              <w:t>0</w:t>
+            <w:pPr>
+              <w:spacing w:line="360" w:lineRule="auto"/>
+            </w:pPr>
+            <w:r>
+              <w:rPr>
+                <w:rFonts w:ascii="Inconsolata" w:hAnsi="Inconsolata"/>
+                <w:sz w:val="20"/>
+              </w:rPr>
+              <w:t>Model-RAG Grounding</w:t>
             </w:r>
           </w:p>
         </w:tc>
         <w:tc>
           <w:tcPr>
-            <w:tcW w:w="3969" w:type="dxa"/>
+            <w:tcW w:w="2216" w:type="dxa"/>
           </w:tcPr>
           <w:p>
-            <w:r>
-              <w:rPr>
-                <w:rFonts w:ascii="Inconsolata" w:hAnsi="Inconsolata"/>
-                <w:sz w:val="20"/>
-              </w:rPr>
-              <w:t>Incorrect — fundamentally wrong or missing</w:t>
-            </w:r>
+            <w:pPr>
+              <w:spacing w:line="360" w:lineRule="auto"/>
+            </w:pPr>
+            <w:proofErr w:type="spellStart"/>
+            <w:r>
+              <w:rPr>
+                <w:rFonts w:ascii="Inconsolata" w:hAnsi="Inconsolata"/>
+                <w:sz w:val="20"/>
+              </w:rPr>
+              <w:t>context_faithfulness</w:t>
+            </w:r>
+            <w:proofErr w:type="spellEnd"/>
           </w:p>
         </w:tc>
         <w:tc>
           <w:tcPr>
-            <w:tcW w:w="8032" w:type="dxa"/>
+            <w:tcW w:w="2887" w:type="dxa"/>
           </w:tcPr>
           <w:p>
-            <w:r>
-              <w:rPr>
-                <w:rFonts w:ascii="Inconsolata" w:hAnsi="Inconsolata"/>
-                <w:sz w:val="20"/>
-              </w:rPr>
-              <w:t>Lists gaps alphabetically; prioritises cosmetic issue over critical MFA gap</w:t>
+            <w:pPr>
+              <w:spacing w:line="360" w:lineRule="auto"/>
+            </w:pPr>
+            <w:r>
+              <w:rPr>
+                <w:rFonts w:ascii="Inconsolata" w:hAnsi="Inconsolata"/>
+                <w:sz w:val="20"/>
+              </w:rPr>
+              <w:t>RAG-augmented only</w:t>
+            </w:r>
+          </w:p>
+        </w:tc>
+        <w:tc>
+          <w:tcPr>
+            <w:tcW w:w="5570" w:type="dxa"/>
+          </w:tcPr>
+          <w:p>
+            <w:pPr>
+              <w:spacing w:line="360" w:lineRule="auto"/>
+            </w:pPr>
+            <w:r>
+              <w:rPr>
+                <w:rFonts w:ascii="Inconsolata" w:hAnsi="Inconsolata"/>
+                <w:sz w:val="20"/>
+              </w:rPr>
+              <w:t>Whether the response is supported by retrieved context</w:t>
             </w:r>
           </w:p>
         </w:tc>
@@ -2156,43 +2231,91 @@
       <w:tr>
         <w:tc>
           <w:tcPr>
-            <w:tcW w:w="959" w:type="dxa"/>
+            <w:tcW w:w="2268" w:type="dxa"/>
+            <w:vMerge w:val="restart"/>
+            <w:vAlign w:val="center"/>
           </w:tcPr>
           <w:p>
-            <w:r>
-              <w:rPr>
-                <w:rFonts w:ascii="Inconsolata" w:hAnsi="Inconsolata"/>
-                <w:sz w:val="20"/>
-              </w:rPr>
-              <w:t>1</w:t>
+            <w:pPr>
+              <w:spacing w:line="360" w:lineRule="auto"/>
+            </w:pPr>
+            <w:r>
+              <w:rPr>
+                <w:rFonts w:ascii="Inconsolata" w:hAnsi="Inconsolata"/>
+                <w:sz w:val="20"/>
+              </w:rPr>
+              <w:t>Model Response Quality</w:t>
             </w:r>
           </w:p>
         </w:tc>
         <w:tc>
           <w:tcPr>
-            <w:tcW w:w="3969" w:type="dxa"/>
+            <w:tcW w:w="2216" w:type="dxa"/>
           </w:tcPr>
           <w:p>
-            <w:r>
-              <w:rPr>
-                <w:rFonts w:ascii="Inconsolata" w:hAnsi="Inconsolata"/>
-                <w:sz w:val="20"/>
-              </w:rPr>
-              <w:t>Partial — attempted but incomplete or inconsistent</w:t>
-            </w:r>
+            <w:pPr>
+              <w:spacing w:line="360" w:lineRule="auto"/>
+              <w:rPr>
+                <w:b/>
+                <w:bCs/>
+              </w:rPr>
+            </w:pPr>
+            <w:proofErr w:type="spellStart"/>
+            <w:r>
+              <w:rPr>
+                <w:rFonts w:ascii="Inconsolata" w:hAnsi="Inconsolata"/>
+                <w:b/>
+                <w:bCs/>
+                <w:sz w:val="20"/>
+              </w:rPr>
+              <w:t>factual_recall</w:t>
+            </w:r>
+            <w:proofErr w:type="spellEnd"/>
           </w:p>
         </w:tc>
         <w:tc>
           <w:tcPr>
-            <w:tcW w:w="8032" w:type="dxa"/>
+            <w:tcW w:w="2887" w:type="dxa"/>
           </w:tcPr>
           <w:p>
-            <w:r>
-              <w:rPr>
-                <w:rFonts w:ascii="Inconsolata" w:hAnsi="Inconsolata"/>
-                <w:sz w:val="20"/>
-              </w:rPr>
-              <w:t>"Fix MFA first because it's important" without risk-based reasoning</w:t>
+            <w:pPr>
+              <w:spacing w:line="360" w:lineRule="auto"/>
+              <w:rPr>
+                <w:b/>
+                <w:bCs/>
+              </w:rPr>
+            </w:pPr>
+            <w:r>
+              <w:rPr>
+                <w:rFonts w:ascii="Inconsolata" w:hAnsi="Inconsolata"/>
+                <w:b/>
+                <w:bCs/>
+                <w:sz w:val="20"/>
+              </w:rPr>
+              <w:t>RAG-augmented and LLM-only</w:t>
+            </w:r>
+          </w:p>
+        </w:tc>
+        <w:tc>
+          <w:tcPr>
+            <w:tcW w:w="5570" w:type="dxa"/>
+          </w:tcPr>
+          <w:p>
+            <w:pPr>
+              <w:spacing w:line="360" w:lineRule="auto"/>
+              <w:rPr>
+                <w:b/>
+                <w:bCs/>
+              </w:rPr>
+            </w:pPr>
+            <w:r>
+              <w:rPr>
+                <w:rFonts w:ascii="Inconsolata" w:hAnsi="Inconsolata"/>
+                <w:b/>
+                <w:bCs/>
+                <w:sz w:val="20"/>
+              </w:rPr>
+              <w:t>Factual coverage of the response against ground truth</w:t>
             </w:r>
           </w:p>
         </w:tc>
@@ -2200,43 +2323,65 @@
       <w:tr>
         <w:tc>
           <w:tcPr>
-            <w:tcW w:w="959" w:type="dxa"/>
+            <w:tcW w:w="2268" w:type="dxa"/>
+            <w:vMerge/>
           </w:tcPr>
           <w:p>
-            <w:r>
-              <w:rPr>
-                <w:rFonts w:ascii="Inconsolata" w:hAnsi="Inconsolata"/>
-                <w:sz w:val="20"/>
-              </w:rPr>
-              <w:t>2</w:t>
-            </w:r>
+            <w:pPr>
+              <w:spacing w:line="360" w:lineRule="auto"/>
+            </w:pPr>
           </w:p>
         </w:tc>
         <w:tc>
           <w:tcPr>
-            <w:tcW w:w="3969" w:type="dxa"/>
+            <w:tcW w:w="2216" w:type="dxa"/>
           </w:tcPr>
           <w:p>
-            <w:r>
-              <w:rPr>
-                <w:rFonts w:ascii="Inconsolata" w:hAnsi="Inconsolata"/>
-                <w:sz w:val="20"/>
-              </w:rPr>
-              <w:t>Complete — meets the requirement with clear reasoning</w:t>
-            </w:r>
+            <w:pPr>
+              <w:spacing w:line="360" w:lineRule="auto"/>
+            </w:pPr>
+            <w:proofErr w:type="spellStart"/>
+            <w:r>
+              <w:rPr>
+                <w:rFonts w:ascii="Inconsolata" w:hAnsi="Inconsolata"/>
+                <w:sz w:val="20"/>
+              </w:rPr>
+              <w:t>answer_relevancy</w:t>
+            </w:r>
+            <w:proofErr w:type="spellEnd"/>
           </w:p>
         </w:tc>
         <w:tc>
           <w:tcPr>
-            <w:tcW w:w="8032" w:type="dxa"/>
+            <w:tcW w:w="2887" w:type="dxa"/>
           </w:tcPr>
           <w:p>
-            <w:r>
-              <w:rPr>
-                <w:rFonts w:ascii="Inconsolata" w:hAnsi="Inconsolata"/>
-                <w:sz w:val="20"/>
-              </w:rPr>
-              <w:t>"Priority 1: MFA (critical — remote access is primary attack vector, direct essential service impact). Priority 2: Segmentation (high — limits blast radius)"</w:t>
+            <w:pPr>
+              <w:spacing w:line="360" w:lineRule="auto"/>
+            </w:pPr>
+            <w:r>
+              <w:rPr>
+                <w:rFonts w:ascii="Inconsolata" w:hAnsi="Inconsolata"/>
+                <w:sz w:val="20"/>
+              </w:rPr>
+              <w:t>RAG-augmented and LLM-only</w:t>
+            </w:r>
+          </w:p>
+        </w:tc>
+        <w:tc>
+          <w:tcPr>
+            <w:tcW w:w="5570" w:type="dxa"/>
+          </w:tcPr>
+          <w:p>
+            <w:pPr>
+              <w:spacing w:line="360" w:lineRule="auto"/>
+            </w:pPr>
+            <w:r>
+              <w:rPr>
+                <w:rFonts w:ascii="Inconsolata" w:hAnsi="Inconsolata"/>
+                <w:sz w:val="20"/>
+              </w:rPr>
+              <w:t>Whether the response addresses the question asked</w:t>
             </w:r>
           </w:p>
         </w:tc>
@@ -2244,178 +2389,275 @@
       <w:tr>
         <w:tc>
           <w:tcPr>
-            <w:tcW w:w="959" w:type="dxa"/>
+            <w:tcW w:w="2268" w:type="dxa"/>
+            <w:vMerge/>
           </w:tcPr>
           <w:p>
-            <w:r>
-              <w:rPr>
-                <w:rFonts w:ascii="Inconsolata" w:hAnsi="Inconsolata"/>
-                <w:sz w:val="20"/>
-              </w:rPr>
-              <w:t>3</w:t>
-            </w:r>
+            <w:pPr>
+              <w:spacing w:line="360" w:lineRule="auto"/>
+            </w:pPr>
           </w:p>
         </w:tc>
         <w:tc>
           <w:tcPr>
-            <w:tcW w:w="3969" w:type="dxa"/>
+            <w:tcW w:w="2216" w:type="dxa"/>
           </w:tcPr>
           <w:p>
-            <w:r>
-              <w:rPr>
-                <w:rFonts w:ascii="Inconsolata" w:hAnsi="Inconsolata"/>
-                <w:sz w:val="20"/>
-              </w:rPr>
-              <w:t>Exceeds — goes beyond with additional practical insight</w:t>
-            </w:r>
+            <w:pPr>
+              <w:spacing w:line="360" w:lineRule="auto"/>
+            </w:pPr>
+            <w:proofErr w:type="spellStart"/>
+            <w:r>
+              <w:rPr>
+                <w:rFonts w:ascii="Inconsolata" w:hAnsi="Inconsolata"/>
+                <w:sz w:val="20"/>
+              </w:rPr>
+              <w:t>semantic_similarity</w:t>
+            </w:r>
+            <w:proofErr w:type="spellEnd"/>
           </w:p>
         </w:tc>
         <w:tc>
           <w:tcPr>
-            <w:tcW w:w="8032" w:type="dxa"/>
+            <w:tcW w:w="2887" w:type="dxa"/>
           </w:tcPr>
           <w:p>
-            <w:r>
-              <w:rPr>
-                <w:rFonts w:ascii="Inconsolata" w:hAnsi="Inconsolata"/>
-                <w:sz w:val="20"/>
-              </w:rPr>
-              <w:t>Risk-based prioritisation plus implementation sequencing: "Quick win: MFA can be deployed in 2 weeks with existing IAM. Strategic: segmentation requires network redesign — start architecture review now"</w:t>
+            <w:pPr>
+              <w:spacing w:line="360" w:lineRule="auto"/>
+            </w:pPr>
+            <w:r>
+              <w:rPr>
+                <w:rFonts w:ascii="Inconsolata" w:hAnsi="Inconsolata"/>
+                <w:sz w:val="20"/>
+              </w:rPr>
+              <w:t>RAG-augmented and LLM-only</w:t>
+            </w:r>
+          </w:p>
+        </w:tc>
+        <w:tc>
+          <w:tcPr>
+            <w:tcW w:w="5570" w:type="dxa"/>
+          </w:tcPr>
+          <w:p>
+            <w:pPr>
+              <w:spacing w:line="360" w:lineRule="auto"/>
+            </w:pPr>
+            <w:r>
+              <w:rPr>
+                <w:rFonts w:ascii="Inconsolata" w:hAnsi="Inconsolata"/>
+                <w:sz w:val="20"/>
+              </w:rPr>
+              <w:t>Semantic alignment between response and expected answer</w:t>
             </w:r>
           </w:p>
         </w:tc>
       </w:tr>
     </w:tbl>
-    <w:p/>
     <w:p>
       <w:pPr>
-        <w:rPr>
-          <w:rFonts w:ascii="Inconsolata" w:hAnsi="Inconsolata"/>
-          <w:sz w:val="26"/>
-        </w:rPr>
-      </w:pPr>
-      <w:r>
-        <w:rPr>
-          <w:rFonts w:ascii="Inconsolata" w:hAnsi="Inconsolata"/>
-          <w:sz w:val="26"/>
-        </w:rPr>
-        <w:t xml:space="preserve">The judge LLM (Claude Sonnet) receives the question, model response, expected response, and key facts alongside the rubric, then produces dimension scores with justification. If the judge fails to produce a </w:t>
-      </w:r>
-      <w:r>
-        <w:rPr>
-          <w:rFonts w:ascii="Inconsolata" w:hAnsi="Inconsolata"/>
-          <w:sz w:val="26"/>
-        </w:rPr>
-        <w:lastRenderedPageBreak/>
-        <w:t>valid response, the benchmark is flagged with a skip-and-flag error rather than assigned a fallback score — missing data is preferred over wrong data.</w:t>
+        <w:spacing w:line="360" w:lineRule="auto"/>
+        <w:rPr>
+          <w:rFonts w:ascii="Inconsolata" w:hAnsi="Inconsolata"/>
+          <w:sz w:val="26"/>
+        </w:rPr>
+      </w:pPr>
+      <w:r>
+        <w:rPr>
+          <w:rFonts w:ascii="Inconsolata" w:hAnsi="Inconsolata"/>
+          <w:sz w:val="26"/>
+        </w:rPr>
+        <w:br/>
+      </w:r>
+      <w:r>
+        <w:rPr>
+          <w:rFonts w:ascii="Inconsolata" w:hAnsi="Inconsolata"/>
+          <w:sz w:val="26"/>
+        </w:rPr>
+        <w:t xml:space="preserve">The RAGAs composite score is a simple average of the </w:t>
+      </w:r>
+      <w:proofErr w:type="gramStart"/>
+      <w:r>
+        <w:rPr>
+          <w:rFonts w:ascii="Inconsolata" w:hAnsi="Inconsolata"/>
+          <w:sz w:val="26"/>
+        </w:rPr>
+        <w:t>three base</w:t>
+      </w:r>
+      <w:proofErr w:type="gramEnd"/>
+      <w:r>
+        <w:rPr>
+          <w:rFonts w:ascii="Inconsolata" w:hAnsi="Inconsolata"/>
+          <w:sz w:val="26"/>
+        </w:rPr>
+        <w:t xml:space="preserve"> metrics: (</w:t>
+      </w:r>
+      <w:proofErr w:type="spellStart"/>
+      <w:r>
+        <w:rPr>
+          <w:rFonts w:ascii="Inconsolata" w:hAnsi="Inconsolata"/>
+          <w:sz w:val="26"/>
+        </w:rPr>
+        <w:t>factual_recall</w:t>
+      </w:r>
+      <w:proofErr w:type="spellEnd"/>
+      <w:r>
+        <w:rPr>
+          <w:rFonts w:ascii="Inconsolata" w:hAnsi="Inconsolata"/>
+          <w:sz w:val="26"/>
+        </w:rPr>
+        <w:t xml:space="preserve"> + </w:t>
+      </w:r>
+      <w:proofErr w:type="spellStart"/>
+      <w:r>
+        <w:rPr>
+          <w:rFonts w:ascii="Inconsolata" w:hAnsi="Inconsolata"/>
+          <w:sz w:val="26"/>
+        </w:rPr>
+        <w:t>answer_relevancy</w:t>
+      </w:r>
+      <w:proofErr w:type="spellEnd"/>
+      <w:r>
+        <w:rPr>
+          <w:rFonts w:ascii="Inconsolata" w:hAnsi="Inconsolata"/>
+          <w:sz w:val="26"/>
+        </w:rPr>
+        <w:t xml:space="preserve"> + </w:t>
+      </w:r>
+      <w:proofErr w:type="spellStart"/>
+      <w:r>
+        <w:rPr>
+          <w:rFonts w:ascii="Inconsolata" w:hAnsi="Inconsolata"/>
+          <w:sz w:val="26"/>
+        </w:rPr>
+        <w:t>semantic_similarity</w:t>
+      </w:r>
+      <w:proofErr w:type="spellEnd"/>
+      <w:r>
+        <w:rPr>
+          <w:rFonts w:ascii="Inconsolata" w:hAnsi="Inconsolata"/>
+          <w:sz w:val="26"/>
+        </w:rPr>
+        <w:t>) / 3.</w:t>
       </w:r>
     </w:p>
     <w:p>
       <w:pPr>
-        <w:rPr>
-          <w:rFonts w:ascii="Inconsolata" w:hAnsi="Inconsolata"/>
-          <w:sz w:val="26"/>
-        </w:rPr>
-      </w:pPr>
-      <w:r>
-        <w:rPr>
-          <w:rFonts w:ascii="Inconsolata" w:hAnsi="Inconsolata"/>
-          <w:sz w:val="26"/>
-        </w:rPr>
-        <w:t>The SemanticSimilarityService was removed entirely from the codebase as all its responsibilities are now handled by the LLMJudgeService.</w:t>
-      </w:r>
-    </w:p>
-    <w:p>
-      <w:pPr>
-        <w:rPr>
-          <w:rFonts w:ascii="Inconsolata" w:hAnsi="Inconsolata"/>
-          <w:sz w:val="26"/>
-        </w:rPr>
-      </w:pPr>
-      <w:r>
-        <w:rPr>
-          <w:rFonts w:ascii="Inconsolata" w:hAnsi="Inconsolata"/>
-          <w:sz w:val="26"/>
-        </w:rPr>
-        <w:br/>
-      </w:r>
-      <w:r>
+        <w:pStyle w:val="Heading2"/>
         <w:rPr>
           <w:rFonts w:ascii="Inconsolata" w:eastAsia="Inconsolata" w:hAnsi="Inconsolata" w:cs="Inconsolata"/>
+          <w:b w:val="0"/>
+          <w:bCs w:val="0"/>
           <w:color w:val="434343"/>
           <w:sz w:val="36"/>
           <w:szCs w:val="36"/>
           <w:lang w:val="en-GB" w:eastAsia="en-GB"/>
         </w:rPr>
-        <w:t>4.2 Layer 2: RAGAs Quality Metrics</w:t>
+      </w:pPr>
+      <w:r>
+        <w:rPr>
+          <w:rFonts w:ascii="Inconsolata" w:hAnsi="Inconsolata"/>
+        </w:rPr>
+        <w:lastRenderedPageBreak/>
+        <w:br/>
       </w:r>
     </w:p>
     <w:p>
-      <w:r>
-        <w:rPr>
-          <w:rFonts w:ascii="Inconsolata" w:hAnsi="Inconsolata"/>
-          <w:sz w:val="26"/>
-        </w:rPr>
-        <w:t>The RAGAs layer evaluates response and retrieval quality using 5 automated metrics:</w:t>
+      <w:pPr>
+        <w:pStyle w:val="Heading2"/>
+      </w:pPr>
+      <w:r>
+        <w:rPr>
+          <w:rFonts w:ascii="Inconsolata" w:eastAsia="Inconsolata" w:hAnsi="Inconsolata" w:cs="Inconsolata"/>
+          <w:b w:val="0"/>
+          <w:bCs w:val="0"/>
+          <w:color w:val="434343"/>
+          <w:sz w:val="36"/>
+          <w:szCs w:val="36"/>
+          <w:lang w:val="en-GB" w:eastAsia="en-GB"/>
+        </w:rPr>
+        <w:t>4.2 LLM-as-Judge Scoring</w:t>
+      </w:r>
+    </w:p>
+    <w:p>
+      <w:pPr>
+        <w:spacing w:line="360" w:lineRule="auto"/>
+        <w:rPr>
+          <w:rFonts w:ascii="Inconsolata" w:hAnsi="Inconsolata"/>
+          <w:sz w:val="26"/>
+        </w:rPr>
+      </w:pPr>
+      <w:r>
+        <w:rPr>
+          <w:rFonts w:ascii="Inconsolata" w:hAnsi="Inconsolata"/>
+          <w:sz w:val="26"/>
+        </w:rPr>
+        <w:t>The LLM judge (Claude Sonnet) evaluates each response in a single call across two dimensions:</w:t>
       </w:r>
     </w:p>
     <w:tbl>
       <w:tblPr>
         <w:tblStyle w:val="TableGrid"/>
         <w:tblW w:w="0" w:type="auto"/>
+        <w:tblInd w:w="108" w:type="dxa"/>
         <w:tblLook w:val="04A0" w:firstRow="1" w:lastRow="0" w:firstColumn="1" w:lastColumn="0" w:noHBand="0" w:noVBand="1"/>
       </w:tblPr>
       <w:tblGrid>
-        <w:gridCol w:w="2376"/>
-        <w:gridCol w:w="2694"/>
-        <w:gridCol w:w="7890"/>
+        <w:gridCol w:w="2552"/>
+        <w:gridCol w:w="2126"/>
+        <w:gridCol w:w="8174"/>
       </w:tblGrid>
       <w:tr>
         <w:tc>
           <w:tcPr>
-            <w:tcW w:w="2376" w:type="dxa"/>
-            <w:shd w:val="clear" w:color="auto" w:fill="D9E2F3"/>
+            <w:tcW w:w="2552" w:type="dxa"/>
           </w:tcPr>
           <w:p>
+            <w:pPr>
+              <w:spacing w:line="360" w:lineRule="auto"/>
+            </w:pPr>
             <w:r>
               <w:rPr>
                 <w:rFonts w:ascii="Inconsolata" w:hAnsi="Inconsolata"/>
                 <w:b/>
                 <w:sz w:val="20"/>
               </w:rPr>
-              <w:t>Metric</w:t>
+              <w:t>Dimension</w:t>
             </w:r>
           </w:p>
         </w:tc>
         <w:tc>
           <w:tcPr>
-            <w:tcW w:w="2694" w:type="dxa"/>
-            <w:shd w:val="clear" w:color="auto" w:fill="D9E2F3"/>
+            <w:tcW w:w="2126" w:type="dxa"/>
           </w:tcPr>
           <w:p>
+            <w:pPr>
+              <w:spacing w:line="360" w:lineRule="auto"/>
+            </w:pPr>
             <w:r>
               <w:rPr>
                 <w:rFonts w:ascii="Inconsolata" w:hAnsi="Inconsolata"/>
                 <w:b/>
                 <w:sz w:val="20"/>
               </w:rPr>
-              <w:t>Applies To</w:t>
+              <w:t>Scale</w:t>
             </w:r>
           </w:p>
         </w:tc>
         <w:tc>
           <w:tcPr>
-            <w:tcW w:w="7890" w:type="dxa"/>
-            <w:shd w:val="clear" w:color="auto" w:fill="D9E2F3"/>
+            <w:tcW w:w="8174" w:type="dxa"/>
           </w:tcPr>
           <w:p>
+            <w:pPr>
+              <w:spacing w:line="360" w:lineRule="auto"/>
+            </w:pPr>
             <w:r>
               <w:rPr>
                 <w:rFonts w:ascii="Inconsolata" w:hAnsi="Inconsolata"/>
                 <w:b/>
                 <w:sz w:val="20"/>
               </w:rPr>
-              <w:t>What It Measures</w:t>
+              <w:t>What It Evaluates</w:t>
             </w:r>
           </w:p>
         </w:tc>
@@ -2423,43 +2665,84 @@
       <w:tr>
         <w:tc>
           <w:tcPr>
-            <w:tcW w:w="2376" w:type="dxa"/>
+            <w:tcW w:w="2552" w:type="dxa"/>
           </w:tcPr>
           <w:p>
-            <w:r>
-              <w:rPr>
-                <w:rFonts w:ascii="Inconsolata" w:hAnsi="Inconsolata"/>
-                <w:sz w:val="20"/>
-              </w:rPr>
-              <w:t>answer_correctness</w:t>
+            <w:pPr>
+              <w:spacing w:line="360" w:lineRule="auto"/>
+            </w:pPr>
+            <w:r>
+              <w:rPr>
+                <w:rFonts w:ascii="Inconsolata" w:hAnsi="Inconsolata"/>
+                <w:sz w:val="20"/>
+              </w:rPr>
+              <w:t>Reasoning Depth</w:t>
             </w:r>
           </w:p>
         </w:tc>
         <w:tc>
           <w:tcPr>
-            <w:tcW w:w="2694" w:type="dxa"/>
+            <w:tcW w:w="2126" w:type="dxa"/>
           </w:tcPr>
           <w:p>
-            <w:r>
-              <w:rPr>
-                <w:rFonts w:ascii="Inconsolata" w:hAnsi="Inconsolata"/>
-                <w:sz w:val="20"/>
-              </w:rPr>
-              <w:t>All responses</w:t>
+            <w:pPr>
+              <w:spacing w:line="360" w:lineRule="auto"/>
+            </w:pPr>
+            <w:r>
+              <w:rPr>
+                <w:rFonts w:ascii="Inconsolata" w:hAnsi="Inconsolata"/>
+                <w:sz w:val="20"/>
+              </w:rPr>
+              <w:t>0–3</w:t>
             </w:r>
           </w:p>
         </w:tc>
         <w:tc>
           <w:tcPr>
-            <w:tcW w:w="7890" w:type="dxa"/>
+            <w:tcW w:w="8174" w:type="dxa"/>
           </w:tcPr>
           <w:p>
-            <w:r>
-              <w:rPr>
-                <w:rFonts w:ascii="Inconsolata" w:hAnsi="Inconsolata"/>
-                <w:sz w:val="20"/>
-              </w:rPr>
-              <w:t>Factual accuracy of the response against ground truth</w:t>
+            <w:pPr>
+              <w:spacing w:line="360" w:lineRule="auto"/>
+              <w:rPr>
+                <w:rFonts w:ascii="Inconsolata" w:hAnsi="Inconsolata"/>
+                <w:sz w:val="20"/>
+              </w:rPr>
+            </w:pPr>
+            <w:r>
+              <w:rPr>
+                <w:rFonts w:ascii="Inconsolata" w:hAnsi="Inconsolata"/>
+                <w:sz w:val="20"/>
+              </w:rPr>
+              <w:t xml:space="preserve">(1) Clause-specific citations from retrieved context, </w:t>
+            </w:r>
+          </w:p>
+          <w:p>
+            <w:pPr>
+              <w:spacing w:line="360" w:lineRule="auto"/>
+              <w:rPr>
+                <w:rFonts w:ascii="Inconsolata" w:hAnsi="Inconsolata"/>
+                <w:sz w:val="20"/>
+              </w:rPr>
+            </w:pPr>
+            <w:r>
+              <w:rPr>
+                <w:rFonts w:ascii="Inconsolata" w:hAnsi="Inconsolata"/>
+                <w:sz w:val="20"/>
+              </w:rPr>
+              <w:t xml:space="preserve">(2) conditional analysis (if-then logic for compliance scenarios), </w:t>
+            </w:r>
+          </w:p>
+          <w:p>
+            <w:pPr>
+              <w:spacing w:line="360" w:lineRule="auto"/>
+            </w:pPr>
+            <w:r>
+              <w:rPr>
+                <w:rFonts w:ascii="Inconsolata" w:hAnsi="Inconsolata"/>
+                <w:sz w:val="20"/>
+              </w:rPr>
+              <w:t>(3) actionable steps for the CIIO. The judge determines which criteria are applicable per question type.</w:t>
             </w:r>
           </w:p>
         </w:tc>
@@ -2467,882 +2750,136 @@
       <w:tr>
         <w:tc>
           <w:tcPr>
-            <w:tcW w:w="2376" w:type="dxa"/>
+            <w:tcW w:w="2552" w:type="dxa"/>
           </w:tcPr>
           <w:p>
-            <w:r>
-              <w:rPr>
-                <w:rFonts w:ascii="Inconsolata" w:hAnsi="Inconsolata"/>
-                <w:sz w:val="20"/>
-              </w:rPr>
-              <w:t>answer_relevancy</w:t>
+            <w:pPr>
+              <w:spacing w:line="360" w:lineRule="auto"/>
+            </w:pPr>
+            <w:r>
+              <w:rPr>
+                <w:rFonts w:ascii="Inconsolata" w:hAnsi="Inconsolata"/>
+                <w:sz w:val="20"/>
+              </w:rPr>
+              <w:t>Hallucination Detection</w:t>
             </w:r>
           </w:p>
         </w:tc>
         <w:tc>
           <w:tcPr>
-            <w:tcW w:w="2694" w:type="dxa"/>
+            <w:tcW w:w="2126" w:type="dxa"/>
           </w:tcPr>
           <w:p>
-            <w:r>
-              <w:rPr>
-                <w:rFonts w:ascii="Inconsolata" w:hAnsi="Inconsolata"/>
-                <w:sz w:val="20"/>
-              </w:rPr>
-              <w:t>All responses</w:t>
+            <w:pPr>
+              <w:spacing w:line="360" w:lineRule="auto"/>
+            </w:pPr>
+            <w:r>
+              <w:rPr>
+                <w:rFonts w:ascii="Inconsolata" w:hAnsi="Inconsolata"/>
+                <w:sz w:val="20"/>
+              </w:rPr>
+              <w:t>Binary (pass/fail)</w:t>
             </w:r>
           </w:p>
         </w:tc>
         <w:tc>
           <w:tcPr>
-            <w:tcW w:w="7890" w:type="dxa"/>
+            <w:tcW w:w="8174" w:type="dxa"/>
           </w:tcPr>
           <w:p>
-            <w:r>
-              <w:rPr>
-                <w:rFonts w:ascii="Inconsolata" w:hAnsi="Inconsolata"/>
-                <w:sz w:val="20"/>
-              </w:rPr>
-              <w:t>Whether the response addresses the question asked</w:t>
+            <w:pPr>
+              <w:spacing w:line="360" w:lineRule="auto"/>
+              <w:rPr>
+                <w:rFonts w:ascii="Inconsolata" w:hAnsi="Inconsolata"/>
+                <w:sz w:val="20"/>
+              </w:rPr>
+            </w:pPr>
+            <w:r>
+              <w:rPr>
+                <w:rFonts w:ascii="Inconsolata" w:hAnsi="Inconsolata"/>
+                <w:sz w:val="20"/>
+              </w:rPr>
+              <w:t xml:space="preserve">Claim-level verification against retrieved contexts. </w:t>
             </w:r>
           </w:p>
-        </w:tc>
-      </w:tr>
-      <w:tr>
-        <w:tc>
-          <w:tcPr>
-            <w:tcW w:w="2376" w:type="dxa"/>
-          </w:tcPr>
           <w:p>
-            <w:r>
-              <w:rPr>
-                <w:rFonts w:ascii="Inconsolata" w:hAnsi="Inconsolata"/>
-                <w:sz w:val="20"/>
-              </w:rPr>
-              <w:t>faithfulness</w:t>
+            <w:pPr>
+              <w:spacing w:line="360" w:lineRule="auto"/>
+              <w:rPr>
+                <w:rFonts w:ascii="Inconsolata" w:hAnsi="Inconsolata"/>
+                <w:sz w:val="20"/>
+              </w:rPr>
+            </w:pPr>
+            <w:r>
+              <w:rPr>
+                <w:rFonts w:ascii="Inconsolata" w:hAnsi="Inconsolata"/>
+                <w:sz w:val="20"/>
+              </w:rPr>
+              <w:t xml:space="preserve">Each claim is classified as SUPPORTED, UNSUPPORTED, or CONTRADICTED. </w:t>
             </w:r>
           </w:p>
-        </w:tc>
-        <w:tc>
-          <w:tcPr>
-            <w:tcW w:w="2694" w:type="dxa"/>
-          </w:tcPr>
           <w:p>
-            <w:r>
-              <w:rPr>
-                <w:rFonts w:ascii="Inconsolata" w:hAnsi="Inconsolata"/>
-                <w:sz w:val="20"/>
-              </w:rPr>
-              <w:t>RAG responses only</w:t>
-            </w:r>
-          </w:p>
-        </w:tc>
-        <w:tc>
-          <w:tcPr>
-            <w:tcW w:w="7890" w:type="dxa"/>
-          </w:tcPr>
-          <w:p>
-            <w:r>
-              <w:rPr>
-                <w:rFonts w:ascii="Inconsolata" w:hAnsi="Inconsolata"/>
-                <w:sz w:val="20"/>
-              </w:rPr>
-              <w:t>Whether the response is supported by the retrieved context (no hallucinated claims beyond what was retrieved)</w:t>
-            </w:r>
-          </w:p>
-        </w:tc>
-      </w:tr>
-      <w:tr>
-        <w:tc>
-          <w:tcPr>
-            <w:tcW w:w="2376" w:type="dxa"/>
-          </w:tcPr>
-          <w:p>
-            <w:r>
-              <w:rPr>
-                <w:rFonts w:ascii="Inconsolata" w:hAnsi="Inconsolata"/>
-                <w:sz w:val="20"/>
-              </w:rPr>
-              <w:t>context_precision</w:t>
-            </w:r>
-          </w:p>
-        </w:tc>
-        <w:tc>
-          <w:tcPr>
-            <w:tcW w:w="2694" w:type="dxa"/>
-          </w:tcPr>
-          <w:p>
-            <w:r>
-              <w:rPr>
-                <w:rFonts w:ascii="Inconsolata" w:hAnsi="Inconsolata"/>
-                <w:sz w:val="20"/>
-              </w:rPr>
-              <w:t>RAG responses only</w:t>
-            </w:r>
-          </w:p>
-        </w:tc>
-        <w:tc>
-          <w:tcPr>
-            <w:tcW w:w="7890" w:type="dxa"/>
-          </w:tcPr>
-          <w:p>
-            <w:r>
-              <w:rPr>
-                <w:rFonts w:ascii="Inconsolata" w:hAnsi="Inconsolata"/>
-                <w:sz w:val="20"/>
-              </w:rPr>
-              <w:t>Whether the retrieved chunks are relevant to the question</w:t>
-            </w:r>
-          </w:p>
-        </w:tc>
-      </w:tr>
-      <w:tr>
-        <w:tc>
-          <w:tcPr>
-            <w:tcW w:w="2376" w:type="dxa"/>
-          </w:tcPr>
-          <w:p>
-            <w:r>
-              <w:rPr>
-                <w:rFonts w:ascii="Inconsolata" w:hAnsi="Inconsolata"/>
-                <w:sz w:val="20"/>
-              </w:rPr>
-              <w:t>context_recall</w:t>
-            </w:r>
-          </w:p>
-        </w:tc>
-        <w:tc>
-          <w:tcPr>
-            <w:tcW w:w="2694" w:type="dxa"/>
-          </w:tcPr>
-          <w:p>
-            <w:r>
-              <w:rPr>
-                <w:rFonts w:ascii="Inconsolata" w:hAnsi="Inconsolata"/>
-                <w:sz w:val="20"/>
-              </w:rPr>
-              <w:t>RAG responses only</w:t>
-            </w:r>
-          </w:p>
-        </w:tc>
-        <w:tc>
-          <w:tcPr>
-            <w:tcW w:w="7890" w:type="dxa"/>
-          </w:tcPr>
-          <w:p>
-            <w:r>
-              <w:rPr>
-                <w:rFonts w:ascii="Inconsolata" w:hAnsi="Inconsolata"/>
-                <w:sz w:val="20"/>
-              </w:rPr>
-              <w:t>Whether the retrieved chunks contain the information needed to answer correctly</w:t>
+            <w:pPr>
+              <w:spacing w:line="360" w:lineRule="auto"/>
+            </w:pPr>
+            <w:r>
+              <w:rPr>
+                <w:rFonts w:ascii="Inconsolata" w:hAnsi="Inconsolata"/>
+                <w:sz w:val="20"/>
+              </w:rPr>
+              <w:t>Any unsupported or contradicted claim fails the entire response.</w:t>
             </w:r>
           </w:p>
         </w:tc>
       </w:tr>
     </w:tbl>
+    <w:p>
+      <w:pPr>
+        <w:spacing w:line="360" w:lineRule="auto"/>
+        <w:rPr>
+          <w:rFonts w:ascii="Inconsolata" w:hAnsi="Inconsolata"/>
+          <w:sz w:val="26"/>
+        </w:rPr>
+      </w:pPr>
+      <w:r>
+        <w:rPr>
+          <w:rFonts w:ascii="Inconsolata" w:hAnsi="Inconsolata"/>
+          <w:sz w:val="26"/>
+        </w:rPr>
+        <w:br/>
+      </w:r>
+      <w:r>
+        <w:rPr>
+          <w:rFonts w:ascii="Inconsolata" w:hAnsi="Inconsolata"/>
+          <w:sz w:val="26"/>
+        </w:rPr>
+        <w:t>For LLM-only mode, retrieval contexts are fetched but only passed to the judge — not the model — enabling consistent hallucination scoring across both evaluation modes.</w:t>
+      </w:r>
+    </w:p>
     <w:p/>
     <w:p>
       <w:pPr>
         <w:rPr>
           <w:rFonts w:ascii="Inconsolata" w:hAnsi="Inconsolata"/>
-          <w:sz w:val="26"/>
-        </w:rPr>
-      </w:pPr>
-      <w:r>
-        <w:rPr>
-          <w:rFonts w:ascii="Inconsolata" w:hAnsi="Inconsolata"/>
-          <w:sz w:val="26"/>
-        </w:rPr>
-        <w:t>For non-RAG (model-only) responses, only the two base metrics (answer_correctness, answer_relevancy) are evaluated. For RAG-augmented responses, all 5 metrics are evaluated. This distinction allows direct comparison of model-only versus RAG-augmented response quality across the same test cases.</w:t>
+          <w:sz w:val="48"/>
+        </w:rPr>
+      </w:pPr>
+      <w:r>
+        <w:rPr>
+          <w:rFonts w:ascii="Inconsolata" w:hAnsi="Inconsolata"/>
+          <w:sz w:val="48"/>
+        </w:rPr>
+        <w:t>5. RAG Quality — Chunking &amp; Retrieval Experiments</w:t>
       </w:r>
     </w:p>
     <w:p>
-      <w:r>
-        <w:rPr>
-          <w:rFonts w:ascii="Inconsolata" w:hAnsi="Inconsolata"/>
-          <w:b/>
-          <w:sz w:val="26"/>
-        </w:rPr>
-        <w:t>Benchmark Scoring Methods</w:t>
-      </w:r>
-      <w:r>
-        <w:rPr>
-          <w:rFonts w:ascii="Inconsolata" w:hAnsi="Inconsolata"/>
-          <w:b/>
-          <w:sz w:val="26"/>
-        </w:rPr>
-        <w:t xml:space="preserve"> (Updated)</w:t>
-      </w:r>
-    </w:p>
-    <w:tbl>
-      <w:tblPr>
-        <w:tblStyle w:val="TableGrid"/>
-        <w:tblW w:w="0" w:type="auto"/>
-        <w:tblLook w:val="04A0" w:firstRow="1" w:lastRow="0" w:firstColumn="1" w:lastColumn="0" w:noHBand="0" w:noVBand="1"/>
-      </w:tblPr>
-      <w:tblGrid>
-        <w:gridCol w:w="3369"/>
-        <w:gridCol w:w="3969"/>
-        <w:gridCol w:w="5622"/>
-      </w:tblGrid>
-      <w:tr>
-        <w:tc>
-          <w:tcPr>
-            <w:tcW w:w="3369" w:type="dxa"/>
-            <w:shd w:val="clear" w:color="auto" w:fill="D9E2F3"/>
-          </w:tcPr>
-          <w:p>
-            <w:r>
-              <w:rPr>
-                <w:rFonts w:ascii="Inconsolata" w:hAnsi="Inconsolata"/>
-                <w:b/>
-                <w:sz w:val="20"/>
-              </w:rPr>
-              <w:t>Benchmark</w:t>
-            </w:r>
-          </w:p>
-        </w:tc>
-        <w:tc>
-          <w:tcPr>
-            <w:tcW w:w="3969" w:type="dxa"/>
-            <w:shd w:val="clear" w:color="auto" w:fill="D9E2F3"/>
-          </w:tcPr>
-          <w:p>
-            <w:r>
-              <w:rPr>
-                <w:rFonts w:ascii="Inconsolata" w:hAnsi="Inconsolata"/>
-                <w:b/>
-                <w:sz w:val="20"/>
-              </w:rPr>
-              <w:t>Scoring Method</w:t>
-            </w:r>
-          </w:p>
-        </w:tc>
-        <w:tc>
-          <w:tcPr>
-            <w:tcW w:w="5622" w:type="dxa"/>
-            <w:shd w:val="clear" w:color="auto" w:fill="D9E2F3"/>
-          </w:tcPr>
-          <w:p>
-            <w:r>
-              <w:rPr>
-                <w:rFonts w:ascii="Inconsolata" w:hAnsi="Inconsolata"/>
-                <w:b/>
-                <w:sz w:val="20"/>
-              </w:rPr>
-              <w:t>Change from Term 1</w:t>
-            </w:r>
-          </w:p>
-        </w:tc>
-      </w:tr>
-      <w:tr>
-        <w:tc>
-          <w:tcPr>
-            <w:tcW w:w="3369" w:type="dxa"/>
-          </w:tcPr>
-          <w:p>
-            <w:r>
-              <w:rPr>
-                <w:rFonts w:ascii="Inconsolata" w:hAnsi="Inconsolata"/>
-                <w:sz w:val="20"/>
-              </w:rPr>
-              <w:t>B1, B2, B4, B5, B6</w:t>
-            </w:r>
-          </w:p>
-        </w:tc>
-        <w:tc>
-          <w:tcPr>
-            <w:tcW w:w="3969" w:type="dxa"/>
-          </w:tcPr>
-          <w:p>
-            <w:r>
-              <w:rPr>
-                <w:rFonts w:ascii="Inconsolata" w:hAnsi="Inconsolata"/>
-                <w:sz w:val="20"/>
-              </w:rPr>
-              <w:t>Rule-based (label matching)</w:t>
-            </w:r>
-          </w:p>
-        </w:tc>
-        <w:tc>
-          <w:tcPr>
-            <w:tcW w:w="5622" w:type="dxa"/>
-          </w:tcPr>
-          <w:p>
-            <w:r>
-              <w:rPr>
-                <w:rFonts w:ascii="Inconsolata" w:hAnsi="Inconsolata"/>
-                <w:sz w:val="20"/>
-              </w:rPr>
-              <w:t>Unchanged</w:t>
-            </w:r>
-          </w:p>
-        </w:tc>
-      </w:tr>
-      <w:tr>
-        <w:tc>
-          <w:tcPr>
-            <w:tcW w:w="3369" w:type="dxa"/>
-          </w:tcPr>
-          <w:p>
-            <w:r>
-              <w:rPr>
-                <w:rFonts w:ascii="Inconsolata" w:hAnsi="Inconsolata"/>
-                <w:sz w:val="20"/>
-              </w:rPr>
-              <w:t>B21</w:t>
-            </w:r>
-          </w:p>
-        </w:tc>
-        <w:tc>
-          <w:tcPr>
-            <w:tcW w:w="3969" w:type="dxa"/>
-          </w:tcPr>
-          <w:p>
-            <w:r>
-              <w:rPr>
-                <w:rFonts w:ascii="Inconsolata" w:hAnsi="Inconsolata"/>
-                <w:sz w:val="20"/>
-              </w:rPr>
-              <w:t>Rule-based (hallucination detection)</w:t>
-            </w:r>
-          </w:p>
-        </w:tc>
-        <w:tc>
-          <w:tcPr>
-            <w:tcW w:w="5622" w:type="dxa"/>
-          </w:tcPr>
-          <w:p>
-            <w:r>
-              <w:rPr>
-                <w:rFonts w:ascii="Inconsolata" w:hAnsi="Inconsolata"/>
-                <w:sz w:val="20"/>
-              </w:rPr>
-              <w:t>Unchanged</w:t>
-            </w:r>
-          </w:p>
-        </w:tc>
-      </w:tr>
-      <w:tr>
-        <w:tc>
-          <w:tcPr>
-            <w:tcW w:w="3369" w:type="dxa"/>
-          </w:tcPr>
-          <w:p>
-            <w:r>
-              <w:rPr>
-                <w:rFonts w:ascii="Inconsolata" w:hAnsi="Inconsolata"/>
-                <w:sz w:val="20"/>
-              </w:rPr>
-              <w:t>B3</w:t>
-            </w:r>
-          </w:p>
-        </w:tc>
-        <w:tc>
-          <w:tcPr>
-            <w:tcW w:w="3969" w:type="dxa"/>
-          </w:tcPr>
-          <w:p>
-            <w:r>
-              <w:rPr>
-                <w:rFonts w:ascii="Inconsolata" w:hAnsi="Inconsolata"/>
-                <w:sz w:val="20"/>
-              </w:rPr>
-              <w:t>LLM-as-Judge</w:t>
-            </w:r>
-          </w:p>
-        </w:tc>
-        <w:tc>
-          <w:tcPr>
-            <w:tcW w:w="5622" w:type="dxa"/>
-          </w:tcPr>
-          <w:p>
-            <w:r>
-              <w:rPr>
-                <w:rFonts w:ascii="Inconsolata" w:hAnsi="Inconsolata"/>
-                <w:sz w:val="20"/>
-              </w:rPr>
-              <w:t>Was: hallucination misuse scoring</w:t>
-            </w:r>
-          </w:p>
-        </w:tc>
-      </w:tr>
-      <w:tr>
-        <w:tc>
-          <w:tcPr>
-            <w:tcW w:w="3369" w:type="dxa"/>
-          </w:tcPr>
-          <w:p>
-            <w:r>
-              <w:rPr>
-                <w:rFonts w:ascii="Inconsolata" w:hAnsi="Inconsolata"/>
-                <w:sz w:val="20"/>
-              </w:rPr>
-              <w:t>B7, B10, B14, B16</w:t>
-            </w:r>
-          </w:p>
-        </w:tc>
-        <w:tc>
-          <w:tcPr>
-            <w:tcW w:w="3969" w:type="dxa"/>
-          </w:tcPr>
-          <w:p>
-            <w:r>
-              <w:rPr>
-                <w:rFonts w:ascii="Inconsolata" w:hAnsi="Inconsolata"/>
-                <w:sz w:val="20"/>
-              </w:rPr>
-              <w:t>LLM-as-Judge</w:t>
-            </w:r>
-          </w:p>
-        </w:tc>
-        <w:tc>
-          <w:tcPr>
-            <w:tcW w:w="5622" w:type="dxa"/>
-          </w:tcPr>
-          <w:p>
-            <w:r>
-              <w:rPr>
-                <w:rFonts w:ascii="Inconsolata" w:hAnsi="Inconsolata"/>
-                <w:sz w:val="20"/>
-              </w:rPr>
-              <w:t>Was: not implemented</w:t>
-            </w:r>
-          </w:p>
-        </w:tc>
-      </w:tr>
-      <w:tr>
-        <w:tc>
-          <w:tcPr>
-            <w:tcW w:w="3369" w:type="dxa"/>
-          </w:tcPr>
-          <w:p>
-            <w:r>
-              <w:rPr>
-                <w:rFonts w:ascii="Inconsolata" w:hAnsi="Inconsolata"/>
-                <w:sz w:val="20"/>
-              </w:rPr>
-              <w:t>B8, B9, B11, B15, B17, B18, B19</w:t>
-            </w:r>
-          </w:p>
-        </w:tc>
-        <w:tc>
-          <w:tcPr>
-            <w:tcW w:w="3969" w:type="dxa"/>
-          </w:tcPr>
-          <w:p>
-            <w:r>
-              <w:rPr>
-                <w:rFonts w:ascii="Inconsolata" w:hAnsi="Inconsolata"/>
-                <w:sz w:val="20"/>
-              </w:rPr>
-              <w:t>LLM-as-Judge</w:t>
-            </w:r>
-          </w:p>
-        </w:tc>
-        <w:tc>
-          <w:tcPr>
-            <w:tcW w:w="5622" w:type="dxa"/>
-          </w:tcPr>
-          <w:p>
-            <w:r>
-              <w:rPr>
-                <w:rFonts w:ascii="Inconsolata" w:hAnsi="Inconsolata"/>
-                <w:sz w:val="20"/>
-              </w:rPr>
-              <w:t>Was: semantic similarity</w:t>
-            </w:r>
-          </w:p>
-        </w:tc>
-      </w:tr>
-      <w:tr>
-        <w:tc>
-          <w:tcPr>
-            <w:tcW w:w="3369" w:type="dxa"/>
-          </w:tcPr>
-          <w:p>
-            <w:r>
-              <w:rPr>
-                <w:rFonts w:ascii="Inconsolata" w:hAnsi="Inconsolata"/>
-                <w:sz w:val="20"/>
-              </w:rPr>
-              <w:t>B12, B13, B20</w:t>
-            </w:r>
-          </w:p>
-        </w:tc>
-        <w:tc>
-          <w:tcPr>
-            <w:tcW w:w="3969" w:type="dxa"/>
-          </w:tcPr>
-          <w:p>
-            <w:r>
-              <w:rPr>
-                <w:rFonts w:ascii="Inconsolata" w:hAnsi="Inconsolata"/>
-                <w:sz w:val="20"/>
-              </w:rPr>
-              <w:t>LLM-as-Judge</w:t>
-            </w:r>
-          </w:p>
-        </w:tc>
-        <w:tc>
-          <w:tcPr>
-            <w:tcW w:w="5622" w:type="dxa"/>
-          </w:tcPr>
-          <w:p>
-            <w:r>
-              <w:rPr>
-                <w:rFonts w:ascii="Inconsolata" w:hAnsi="Inconsolata"/>
-                <w:sz w:val="20"/>
-              </w:rPr>
-              <w:t>Was: LLM-as-Judge (upgraded with rubrics)</w:t>
-            </w:r>
-          </w:p>
-        </w:tc>
-      </w:tr>
-    </w:tbl>
-    <w:p/>
-    <w:p>
-      <w:r>
-        <w:rPr>
-          <w:rFonts w:ascii="Inconsolata" w:hAnsi="Inconsolata"/>
-          <w:b/>
-          <w:sz w:val="26"/>
-        </w:rPr>
-        <w:t>Evaluation Category Weights</w:t>
-      </w:r>
-      <w:r>
-        <w:rPr>
-          <w:rFonts w:ascii="Inconsolata" w:hAnsi="Inconsolata"/>
-          <w:sz w:val="26"/>
-        </w:rPr>
-        <w:t xml:space="preserve"> (unchanged from Term 1)</w:t>
-      </w:r>
-    </w:p>
-    <w:tbl>
-      <w:tblPr>
-        <w:tblStyle w:val="TableGrid"/>
-        <w:tblW w:w="0" w:type="auto"/>
-        <w:tblLook w:val="04A0" w:firstRow="1" w:lastRow="0" w:firstColumn="1" w:lastColumn="0" w:noHBand="0" w:noVBand="1"/>
-      </w:tblPr>
-      <w:tblGrid>
-        <w:gridCol w:w="4320"/>
-        <w:gridCol w:w="3018"/>
-        <w:gridCol w:w="5622"/>
-      </w:tblGrid>
-      <w:tr>
-        <w:tc>
-          <w:tcPr>
-            <w:tcW w:w="4320" w:type="dxa"/>
-            <w:shd w:val="clear" w:color="auto" w:fill="D9E2F3"/>
-          </w:tcPr>
-          <w:p>
-            <w:r>
-              <w:rPr>
-                <w:rFonts w:ascii="Inconsolata" w:hAnsi="Inconsolata"/>
-                <w:b/>
-                <w:sz w:val="20"/>
-              </w:rPr>
-              <w:t>Category</w:t>
-            </w:r>
-          </w:p>
-        </w:tc>
-        <w:tc>
-          <w:tcPr>
-            <w:tcW w:w="3018" w:type="dxa"/>
-            <w:shd w:val="clear" w:color="auto" w:fill="D9E2F3"/>
-          </w:tcPr>
-          <w:p>
-            <w:r>
-              <w:rPr>
-                <w:rFonts w:ascii="Inconsolata" w:hAnsi="Inconsolata"/>
-                <w:b/>
-                <w:sz w:val="20"/>
-              </w:rPr>
-              <w:t>Weight</w:t>
-            </w:r>
-          </w:p>
-        </w:tc>
-        <w:tc>
-          <w:tcPr>
-            <w:tcW w:w="5622" w:type="dxa"/>
-            <w:shd w:val="clear" w:color="auto" w:fill="D9E2F3"/>
-          </w:tcPr>
-          <w:p>
-            <w:r>
-              <w:rPr>
-                <w:rFonts w:ascii="Inconsolata" w:hAnsi="Inconsolata"/>
-                <w:b/>
-                <w:sz w:val="20"/>
-              </w:rPr>
-              <w:t>Benchmarks</w:t>
-            </w:r>
-          </w:p>
-        </w:tc>
-      </w:tr>
-      <w:tr>
-        <w:tc>
-          <w:tcPr>
-            <w:tcW w:w="4320" w:type="dxa"/>
-          </w:tcPr>
-          <w:p>
-            <w:r>
-              <w:rPr>
-                <w:rFonts w:ascii="Inconsolata" w:hAnsi="Inconsolata"/>
-                <w:sz w:val="20"/>
-              </w:rPr>
-              <w:lastRenderedPageBreak/>
-              <w:t>Regulatory Applicability &amp; Interpretation</w:t>
-            </w:r>
-          </w:p>
-        </w:tc>
-        <w:tc>
-          <w:tcPr>
-            <w:tcW w:w="3018" w:type="dxa"/>
-          </w:tcPr>
-          <w:p>
-            <w:r>
-              <w:rPr>
-                <w:rFonts w:ascii="Inconsolata" w:hAnsi="Inconsolata"/>
-                <w:sz w:val="20"/>
-              </w:rPr>
-              <w:t>25%</w:t>
-            </w:r>
-          </w:p>
-        </w:tc>
-        <w:tc>
-          <w:tcPr>
-            <w:tcW w:w="5622" w:type="dxa"/>
-          </w:tcPr>
-          <w:p>
-            <w:r>
-              <w:rPr>
-                <w:rFonts w:ascii="Inconsolata" w:hAnsi="Inconsolata"/>
-                <w:sz w:val="20"/>
-              </w:rPr>
-              <w:t>B1–B5</w:t>
-            </w:r>
-          </w:p>
-        </w:tc>
-      </w:tr>
-      <w:tr>
-        <w:tc>
-          <w:tcPr>
-            <w:tcW w:w="4320" w:type="dxa"/>
-          </w:tcPr>
-          <w:p>
-            <w:r>
-              <w:rPr>
-                <w:rFonts w:ascii="Inconsolata" w:hAnsi="Inconsolata"/>
-                <w:sz w:val="20"/>
-              </w:rPr>
-              <w:t>Compliance &amp; Risk Reasoning</w:t>
-            </w:r>
-          </w:p>
-        </w:tc>
-        <w:tc>
-          <w:tcPr>
-            <w:tcW w:w="3018" w:type="dxa"/>
-          </w:tcPr>
-          <w:p>
-            <w:r>
-              <w:rPr>
-                <w:rFonts w:ascii="Inconsolata" w:hAnsi="Inconsolata"/>
-                <w:sz w:val="20"/>
-              </w:rPr>
-              <w:t>25%</w:t>
-            </w:r>
-          </w:p>
-        </w:tc>
-        <w:tc>
-          <w:tcPr>
-            <w:tcW w:w="5622" w:type="dxa"/>
-          </w:tcPr>
-          <w:p>
-            <w:r>
-              <w:rPr>
-                <w:rFonts w:ascii="Inconsolata" w:hAnsi="Inconsolata"/>
-                <w:sz w:val="20"/>
-              </w:rPr>
-              <w:t>B6–B12</w:t>
-            </w:r>
-          </w:p>
-        </w:tc>
-      </w:tr>
-      <w:tr>
-        <w:tc>
-          <w:tcPr>
-            <w:tcW w:w="4320" w:type="dxa"/>
-          </w:tcPr>
-          <w:p>
-            <w:r>
-              <w:rPr>
-                <w:rFonts w:ascii="Inconsolata" w:hAnsi="Inconsolata"/>
-                <w:sz w:val="20"/>
-              </w:rPr>
-              <w:t>Remediation &amp; Audit Reasoning</w:t>
-            </w:r>
-          </w:p>
-        </w:tc>
-        <w:tc>
-          <w:tcPr>
-            <w:tcW w:w="3018" w:type="dxa"/>
-          </w:tcPr>
-          <w:p>
-            <w:r>
-              <w:rPr>
-                <w:rFonts w:ascii="Inconsolata" w:hAnsi="Inconsolata"/>
-                <w:sz w:val="20"/>
-              </w:rPr>
-              <w:t>20%</w:t>
-            </w:r>
-          </w:p>
-        </w:tc>
-        <w:tc>
-          <w:tcPr>
-            <w:tcW w:w="5622" w:type="dxa"/>
-          </w:tcPr>
-          <w:p>
-            <w:r>
-              <w:rPr>
-                <w:rFonts w:ascii="Inconsolata" w:hAnsi="Inconsolata"/>
-                <w:sz w:val="20"/>
-              </w:rPr>
-              <w:t>B13–B16</w:t>
-            </w:r>
-          </w:p>
-        </w:tc>
-      </w:tr>
-      <w:tr>
-        <w:tc>
-          <w:tcPr>
-            <w:tcW w:w="4320" w:type="dxa"/>
-          </w:tcPr>
-          <w:p>
-            <w:r>
-              <w:rPr>
-                <w:rFonts w:ascii="Inconsolata" w:hAnsi="Inconsolata"/>
-                <w:sz w:val="20"/>
-              </w:rPr>
-              <w:t>Governance &amp; Consistency (SG Context)</w:t>
-            </w:r>
-          </w:p>
-        </w:tc>
-        <w:tc>
-          <w:tcPr>
-            <w:tcW w:w="3018" w:type="dxa"/>
-          </w:tcPr>
-          <w:p>
-            <w:r>
-              <w:rPr>
-                <w:rFonts w:ascii="Inconsolata" w:hAnsi="Inconsolata"/>
-                <w:sz w:val="20"/>
-              </w:rPr>
-              <w:t>10%</w:t>
-            </w:r>
-          </w:p>
-        </w:tc>
-        <w:tc>
-          <w:tcPr>
-            <w:tcW w:w="5622" w:type="dxa"/>
-          </w:tcPr>
-          <w:p>
-            <w:r>
-              <w:rPr>
-                <w:rFonts w:ascii="Inconsolata" w:hAnsi="Inconsolata"/>
-                <w:sz w:val="20"/>
-              </w:rPr>
-              <w:t>B17–B19</w:t>
-            </w:r>
-          </w:p>
-        </w:tc>
-      </w:tr>
-      <w:tr>
-        <w:tc>
-          <w:tcPr>
-            <w:tcW w:w="4320" w:type="dxa"/>
-          </w:tcPr>
-          <w:p>
-            <w:r>
-              <w:rPr>
-                <w:rFonts w:ascii="Inconsolata" w:hAnsi="Inconsolata"/>
-                <w:sz w:val="20"/>
-              </w:rPr>
-              <w:t>Safety &amp; Regulatory Grounding</w:t>
-            </w:r>
-          </w:p>
-        </w:tc>
-        <w:tc>
-          <w:tcPr>
-            <w:tcW w:w="3018" w:type="dxa"/>
-          </w:tcPr>
-          <w:p>
-            <w:r>
-              <w:rPr>
-                <w:rFonts w:ascii="Inconsolata" w:hAnsi="Inconsolata"/>
-                <w:sz w:val="20"/>
-              </w:rPr>
-              <w:t>20%</w:t>
-            </w:r>
-          </w:p>
-        </w:tc>
-        <w:tc>
-          <w:tcPr>
-            <w:tcW w:w="5622" w:type="dxa"/>
-          </w:tcPr>
-          <w:p>
-            <w:r>
-              <w:rPr>
-                <w:rFonts w:ascii="Inconsolata" w:hAnsi="Inconsolata"/>
-                <w:sz w:val="20"/>
-              </w:rPr>
-              <w:t>B20–B21</w:t>
-            </w:r>
-          </w:p>
-        </w:tc>
-      </w:tr>
-    </w:tbl>
-    <w:p/>
-    <w:p>
-      <w:pPr>
-        <w:rPr>
-          <w:rFonts w:ascii="Inconsolata" w:hAnsi="Inconsolata"/>
-          <w:sz w:val="48"/>
-        </w:rPr>
-      </w:pPr>
-    </w:p>
-    <w:p>
-      <w:pPr>
-        <w:rPr>
-          <w:rFonts w:ascii="Inconsolata" w:hAnsi="Inconsolata"/>
-          <w:sz w:val="48"/>
-        </w:rPr>
-      </w:pPr>
-      <w:r>
-        <w:rPr>
-          <w:rFonts w:ascii="Inconsolata" w:hAnsi="Inconsolata"/>
-          <w:sz w:val="48"/>
-        </w:rPr>
-        <w:br w:type="page"/>
-      </w:r>
-    </w:p>
-    <w:p>
-      <w:pPr>
-        <w:rPr>
-          <w:rFonts w:ascii="Inconsolata" w:hAnsi="Inconsolata"/>
-          <w:sz w:val="48"/>
-        </w:rPr>
-      </w:pPr>
-      <w:r>
-        <w:rPr>
-          <w:rFonts w:ascii="Inconsolata" w:hAnsi="Inconsolata"/>
-          <w:sz w:val="48"/>
-        </w:rPr>
-        <w:lastRenderedPageBreak/>
-        <w:t>5. RAG Quality — Chunking &amp; Retrieval Experiments</w:t>
-      </w:r>
-    </w:p>
-    <w:p>
+      <w:pPr>
+        <w:spacing w:line="360" w:lineRule="auto"/>
+        <w:rPr>
+          <w:rFonts w:ascii="Inconsolata" w:hAnsi="Inconsolata"/>
+          <w:sz w:val="26"/>
+        </w:rPr>
+      </w:pPr>
       <w:r>
         <w:rPr>
           <w:rFonts w:ascii="Inconsolata" w:hAnsi="Inconsolata"/>
@@ -3359,9 +2896,9 @@
       </w:tblPr>
       <w:tblGrid>
         <w:gridCol w:w="1668"/>
-        <w:gridCol w:w="3685"/>
+        <w:gridCol w:w="3402"/>
         <w:gridCol w:w="3969"/>
-        <w:gridCol w:w="3638"/>
+        <w:gridCol w:w="4536"/>
       </w:tblGrid>
       <w:tr>
         <w:tc>
@@ -3370,6 +2907,9 @@
             <w:shd w:val="clear" w:color="auto" w:fill="D9E2F3"/>
           </w:tcPr>
           <w:p>
+            <w:pPr>
+              <w:spacing w:line="360" w:lineRule="auto"/>
+            </w:pPr>
             <w:r>
               <w:rPr>
                 <w:rFonts w:ascii="Inconsolata" w:hAnsi="Inconsolata"/>
@@ -3382,10 +2922,13 @@
         </w:tc>
         <w:tc>
           <w:tcPr>
-            <w:tcW w:w="3685" w:type="dxa"/>
+            <w:tcW w:w="3402" w:type="dxa"/>
             <w:shd w:val="clear" w:color="auto" w:fill="D9E2F3"/>
           </w:tcPr>
           <w:p>
+            <w:pPr>
+              <w:spacing w:line="360" w:lineRule="auto"/>
+            </w:pPr>
             <w:r>
               <w:rPr>
                 <w:rFonts w:ascii="Inconsolata" w:hAnsi="Inconsolata"/>
@@ -3402,6 +2945,9 @@
             <w:shd w:val="clear" w:color="auto" w:fill="D9E2F3"/>
           </w:tcPr>
           <w:p>
+            <w:pPr>
+              <w:spacing w:line="360" w:lineRule="auto"/>
+            </w:pPr>
             <w:r>
               <w:rPr>
                 <w:rFonts w:ascii="Inconsolata" w:hAnsi="Inconsolata"/>
@@ -3414,10 +2960,13 @@
         </w:tc>
         <w:tc>
           <w:tcPr>
-            <w:tcW w:w="3638" w:type="dxa"/>
+            <w:tcW w:w="4536" w:type="dxa"/>
             <w:shd w:val="clear" w:color="auto" w:fill="D9E2F3"/>
           </w:tcPr>
           <w:p>
+            <w:pPr>
+              <w:spacing w:line="360" w:lineRule="auto"/>
+            </w:pPr>
             <w:r>
               <w:rPr>
                 <w:rFonts w:ascii="Inconsolata" w:hAnsi="Inconsolata"/>
@@ -3436,10 +2985,10 @@
           </w:tcPr>
           <w:p>
             <w:pPr>
+              <w:spacing w:line="360" w:lineRule="auto"/>
               <w:rPr>
                 <w:rFonts w:ascii="Inconsolata" w:hAnsi="Inconsolata"/>
                 <w:b/>
-                <w:color w:val="0070C0"/>
                 <w:sz w:val="20"/>
               </w:rPr>
             </w:pPr>
@@ -3447,7 +2996,6 @@
               <w:rPr>
                 <w:rFonts w:ascii="Inconsolata" w:hAnsi="Inconsolata"/>
                 <w:b/>
-                <w:color w:val="0070C0"/>
                 <w:sz w:val="20"/>
               </w:rPr>
               <w:t xml:space="preserve">Exp 0: </w:t>
@@ -3455,16 +3003,15 @@
           </w:p>
           <w:p>
             <w:pPr>
+              <w:spacing w:line="360" w:lineRule="auto"/>
               <w:rPr>
                 <w:bCs/>
-                <w:color w:val="0070C0"/>
               </w:rPr>
             </w:pPr>
             <w:r>
               <w:rPr>
                 <w:rFonts w:ascii="Inconsolata" w:hAnsi="Inconsolata"/>
                 <w:bCs/>
-                <w:color w:val="0070C0"/>
                 <w:sz w:val="20"/>
               </w:rPr>
               <w:t>Local RAG Baseline</w:t>
@@ -3473,9 +3020,12 @@
         </w:tc>
         <w:tc>
           <w:tcPr>
-            <w:tcW w:w="3685" w:type="dxa"/>
+            <w:tcW w:w="3402" w:type="dxa"/>
           </w:tcPr>
           <w:p>
+            <w:pPr>
+              <w:spacing w:line="360" w:lineRule="auto"/>
+            </w:pPr>
             <w:r>
               <w:rPr>
                 <w:rFonts w:ascii="Inconsolata" w:hAnsi="Inconsolata"/>
@@ -3490,6 +3040,9 @@
             <w:tcW w:w="3969" w:type="dxa"/>
           </w:tcPr>
           <w:p>
+            <w:pPr>
+              <w:spacing w:line="360" w:lineRule="auto"/>
+            </w:pPr>
             <w:r>
               <w:rPr>
                 <w:rFonts w:ascii="Inconsolata" w:hAnsi="Inconsolata"/>
@@ -3501,9 +3054,12 @@
         </w:tc>
         <w:tc>
           <w:tcPr>
-            <w:tcW w:w="3638" w:type="dxa"/>
+            <w:tcW w:w="4536" w:type="dxa"/>
           </w:tcPr>
           <w:p>
+            <w:pPr>
+              <w:spacing w:line="360" w:lineRule="auto"/>
+            </w:pPr>
             <w:r>
               <w:rPr>
                 <w:rFonts w:ascii="Inconsolata" w:hAnsi="Inconsolata"/>
@@ -3517,7 +3073,15 @@
                 <w:rFonts w:ascii="Inconsolata" w:hAnsi="Inconsolata"/>
                 <w:sz w:val="20"/>
               </w:rPr>
-              <w:t>(5.2.1, 5.2.1.1 are inline text, not headers); chunker only splits on markdown headers producing coarse sections; RRF score threshold (0.6) is mathematically incompatible with RRF score range (0.001–0.033)</w:t>
+              <w:t xml:space="preserve">(5.2.1, 5.2.1.1 are inline text, not headers); chunker only splits on markdown headers producing coarse sections; RRF </w:t>
+            </w:r>
+            <w:r>
+              <w:rPr>
+                <w:rFonts w:ascii="Inconsolata" w:hAnsi="Inconsolata"/>
+                <w:sz w:val="20"/>
+              </w:rPr>
+              <w:lastRenderedPageBreak/>
+              <w:t>score threshold (0.6) is mathematically incompatible with RRF score range (0.001–0.033)</w:t>
             </w:r>
           </w:p>
         </w:tc>
@@ -3529,10 +3093,10 @@
           </w:tcPr>
           <w:p>
             <w:pPr>
+              <w:spacing w:line="360" w:lineRule="auto"/>
               <w:rPr>
                 <w:rFonts w:ascii="Inconsolata" w:hAnsi="Inconsolata"/>
                 <w:b/>
-                <w:color w:val="0070C0"/>
                 <w:sz w:val="20"/>
               </w:rPr>
             </w:pPr>
@@ -3540,17 +3104,17 @@
               <w:rPr>
                 <w:rFonts w:ascii="Inconsolata" w:hAnsi="Inconsolata"/>
                 <w:b/>
-                <w:color w:val="0070C0"/>
-                <w:sz w:val="20"/>
-              </w:rPr>
+                <w:sz w:val="20"/>
+              </w:rPr>
+              <w:lastRenderedPageBreak/>
               <w:t xml:space="preserve">Exp 1: </w:t>
             </w:r>
           </w:p>
           <w:p>
             <w:pPr>
+              <w:spacing w:line="360" w:lineRule="auto"/>
               <w:rPr>
                 <w:bCs/>
-                <w:color w:val="0070C0"/>
               </w:rPr>
             </w:pPr>
             <w:proofErr w:type="spellStart"/>
@@ -3558,7 +3122,6 @@
               <w:rPr>
                 <w:rFonts w:ascii="Inconsolata" w:hAnsi="Inconsolata"/>
                 <w:bCs/>
-                <w:color w:val="0070C0"/>
                 <w:sz w:val="20"/>
               </w:rPr>
               <w:t>Docling</w:t>
@@ -3568,7 +3131,6 @@
               <w:rPr>
                 <w:rFonts w:ascii="Inconsolata" w:hAnsi="Inconsolata"/>
                 <w:bCs/>
-                <w:color w:val="0070C0"/>
                 <w:sz w:val="20"/>
               </w:rPr>
               <w:t xml:space="preserve"> + Clause-Aware Chunking</w:t>
@@ -3577,9 +3139,12 @@
         </w:tc>
         <w:tc>
           <w:tcPr>
-            <w:tcW w:w="3685" w:type="dxa"/>
+            <w:tcW w:w="3402" w:type="dxa"/>
           </w:tcPr>
           <w:p>
+            <w:pPr>
+              <w:spacing w:line="360" w:lineRule="auto"/>
+            </w:pPr>
             <w:r>
               <w:rPr>
                 <w:rFonts w:ascii="Inconsolata" w:hAnsi="Inconsolata"/>
@@ -3635,6 +3200,9 @@
             <w:tcW w:w="3969" w:type="dxa"/>
           </w:tcPr>
           <w:p>
+            <w:pPr>
+              <w:spacing w:line="360" w:lineRule="auto"/>
+            </w:pPr>
             <w:r>
               <w:rPr>
                 <w:rFonts w:ascii="Inconsolata" w:hAnsi="Inconsolata"/>
@@ -3646,9 +3214,12 @@
         </w:tc>
         <w:tc>
           <w:tcPr>
-            <w:tcW w:w="3638" w:type="dxa"/>
+            <w:tcW w:w="4536" w:type="dxa"/>
           </w:tcPr>
           <w:p>
+            <w:pPr>
+              <w:spacing w:line="360" w:lineRule="auto"/>
+            </w:pPr>
             <w:r>
               <w:rPr>
                 <w:rFonts w:ascii="Inconsolata" w:hAnsi="Inconsolata"/>
@@ -3674,10 +3245,10 @@
           </w:tcPr>
           <w:p>
             <w:pPr>
+              <w:spacing w:line="360" w:lineRule="auto"/>
               <w:rPr>
                 <w:rFonts w:ascii="Inconsolata" w:hAnsi="Inconsolata"/>
                 <w:b/>
-                <w:color w:val="0070C0"/>
                 <w:sz w:val="20"/>
               </w:rPr>
             </w:pPr>
@@ -3685,7 +3256,6 @@
               <w:rPr>
                 <w:rFonts w:ascii="Inconsolata" w:hAnsi="Inconsolata"/>
                 <w:b/>
-                <w:color w:val="0070C0"/>
                 <w:sz w:val="20"/>
               </w:rPr>
               <w:t xml:space="preserve">Exp 2: </w:t>
@@ -3693,16 +3263,15 @@
           </w:p>
           <w:p>
             <w:pPr>
+              <w:spacing w:line="360" w:lineRule="auto"/>
               <w:rPr>
                 <w:bCs/>
-                <w:color w:val="0070C0"/>
               </w:rPr>
             </w:pPr>
             <w:r>
               <w:rPr>
                 <w:rFonts w:ascii="Inconsolata" w:hAnsi="Inconsolata"/>
                 <w:bCs/>
-                <w:color w:val="0070C0"/>
                 <w:sz w:val="20"/>
               </w:rPr>
               <w:t>Cross-Encoder Reranking</w:t>
@@ -3711,9 +3280,12 @@
         </w:tc>
         <w:tc>
           <w:tcPr>
-            <w:tcW w:w="3685" w:type="dxa"/>
+            <w:tcW w:w="3402" w:type="dxa"/>
           </w:tcPr>
           <w:p>
+            <w:pPr>
+              <w:spacing w:line="360" w:lineRule="auto"/>
+            </w:pPr>
             <w:r>
               <w:rPr>
                 <w:rFonts w:ascii="Inconsolata" w:hAnsi="Inconsolata"/>
@@ -3768,6 +3340,9 @@
             <w:tcW w:w="3969" w:type="dxa"/>
           </w:tcPr>
           <w:p>
+            <w:pPr>
+              <w:spacing w:line="360" w:lineRule="auto"/>
+            </w:pPr>
             <w:r>
               <w:rPr>
                 <w:rFonts w:ascii="Inconsolata" w:hAnsi="Inconsolata"/>
@@ -3779,9 +3354,12 @@
         </w:tc>
         <w:tc>
           <w:tcPr>
-            <w:tcW w:w="3638" w:type="dxa"/>
+            <w:tcW w:w="4536" w:type="dxa"/>
           </w:tcPr>
           <w:p>
+            <w:pPr>
+              <w:spacing w:line="360" w:lineRule="auto"/>
+            </w:pPr>
             <w:r>
               <w:rPr>
                 <w:rFonts w:ascii="Inconsolata" w:hAnsi="Inconsolata"/>
@@ -3807,10 +3385,10 @@
           </w:tcPr>
           <w:p>
             <w:pPr>
+              <w:spacing w:line="360" w:lineRule="auto"/>
               <w:rPr>
                 <w:rFonts w:ascii="Inconsolata" w:hAnsi="Inconsolata"/>
                 <w:b/>
-                <w:color w:val="0070C0"/>
                 <w:sz w:val="20"/>
               </w:rPr>
             </w:pPr>
@@ -3818,7 +3396,6 @@
               <w:rPr>
                 <w:rFonts w:ascii="Inconsolata" w:hAnsi="Inconsolata"/>
                 <w:b/>
-                <w:color w:val="0070C0"/>
                 <w:sz w:val="20"/>
               </w:rPr>
               <w:t xml:space="preserve">Exp 3: </w:t>
@@ -3826,16 +3403,15 @@
           </w:p>
           <w:p>
             <w:pPr>
+              <w:spacing w:line="360" w:lineRule="auto"/>
               <w:rPr>
                 <w:bCs/>
-                <w:color w:val="0070C0"/>
               </w:rPr>
             </w:pPr>
             <w:r>
               <w:rPr>
                 <w:rFonts w:ascii="Inconsolata" w:hAnsi="Inconsolata"/>
                 <w:bCs/>
-                <w:color w:val="0070C0"/>
                 <w:sz w:val="20"/>
               </w:rPr>
               <w:t>Diagram Captioning</w:t>
@@ -3844,9 +3420,12 @@
         </w:tc>
         <w:tc>
           <w:tcPr>
-            <w:tcW w:w="3685" w:type="dxa"/>
+            <w:tcW w:w="3402" w:type="dxa"/>
           </w:tcPr>
           <w:p>
+            <w:pPr>
+              <w:spacing w:line="360" w:lineRule="auto"/>
+            </w:pPr>
             <w:r>
               <w:rPr>
                 <w:rFonts w:ascii="Inconsolata" w:hAnsi="Inconsolata"/>
@@ -3876,6 +3455,9 @@
             <w:tcW w:w="3969" w:type="dxa"/>
           </w:tcPr>
           <w:p>
+            <w:pPr>
+              <w:spacing w:line="360" w:lineRule="auto"/>
+            </w:pPr>
             <w:r>
               <w:rPr>
                 <w:rFonts w:ascii="Inconsolata" w:hAnsi="Inconsolata"/>
@@ -3887,9 +3469,12 @@
         </w:tc>
         <w:tc>
           <w:tcPr>
-            <w:tcW w:w="3638" w:type="dxa"/>
+            <w:tcW w:w="4536" w:type="dxa"/>
           </w:tcPr>
           <w:p>
+            <w:pPr>
+              <w:spacing w:line="360" w:lineRule="auto"/>
+            </w:pPr>
             <w:r>
               <w:rPr>
                 <w:rFonts w:ascii="Inconsolata" w:hAnsi="Inconsolata"/>
@@ -3922,10 +3507,10 @@
           </w:tcPr>
           <w:p>
             <w:pPr>
+              <w:spacing w:line="360" w:lineRule="auto"/>
               <w:rPr>
                 <w:rFonts w:ascii="Inconsolata" w:hAnsi="Inconsolata"/>
                 <w:b/>
-                <w:color w:val="0070C0"/>
                 <w:sz w:val="20"/>
               </w:rPr>
             </w:pPr>
@@ -3933,7 +3518,6 @@
               <w:rPr>
                 <w:rFonts w:ascii="Inconsolata" w:hAnsi="Inconsolata"/>
                 <w:b/>
-                <w:color w:val="0070C0"/>
                 <w:sz w:val="20"/>
               </w:rPr>
               <w:t xml:space="preserve">Exp 4: </w:t>
@@ -3941,16 +3525,15 @@
           </w:p>
           <w:p>
             <w:pPr>
+              <w:spacing w:line="360" w:lineRule="auto"/>
               <w:rPr>
                 <w:bCs/>
-                <w:color w:val="0070C0"/>
               </w:rPr>
             </w:pPr>
             <w:r>
               <w:rPr>
                 <w:rFonts w:ascii="Inconsolata" w:hAnsi="Inconsolata"/>
                 <w:bCs/>
-                <w:color w:val="0070C0"/>
                 <w:sz w:val="20"/>
               </w:rPr>
               <w:t>RAGAs Integration</w:t>
@@ -3959,9 +3542,12 @@
         </w:tc>
         <w:tc>
           <w:tcPr>
-            <w:tcW w:w="3685" w:type="dxa"/>
+            <w:tcW w:w="3402" w:type="dxa"/>
           </w:tcPr>
           <w:p>
+            <w:pPr>
+              <w:spacing w:line="360" w:lineRule="auto"/>
+            </w:pPr>
             <w:r>
               <w:rPr>
                 <w:rFonts w:ascii="Inconsolata" w:hAnsi="Inconsolata"/>
@@ -3984,6 +3570,9 @@
             <w:tcW w:w="3969" w:type="dxa"/>
           </w:tcPr>
           <w:p>
+            <w:pPr>
+              <w:spacing w:line="360" w:lineRule="auto"/>
+            </w:pPr>
             <w:r>
               <w:rPr>
                 <w:rFonts w:ascii="Inconsolata" w:hAnsi="Inconsolata"/>
@@ -3995,9 +3584,12 @@
         </w:tc>
         <w:tc>
           <w:tcPr>
-            <w:tcW w:w="3638" w:type="dxa"/>
+            <w:tcW w:w="4536" w:type="dxa"/>
           </w:tcPr>
           <w:p>
+            <w:pPr>
+              <w:spacing w:line="360" w:lineRule="auto"/>
+            </w:pPr>
             <w:r>
               <w:rPr>
                 <w:rFonts w:ascii="Inconsolata" w:hAnsi="Inconsolata"/>
@@ -4009,7 +3601,6 @@
         </w:tc>
       </w:tr>
     </w:tbl>
-    <w:p/>
     <w:p>
       <w:pPr>
         <w:rPr>
@@ -4023,43 +3614,44 @@
           <w:sz w:val="48"/>
         </w:rPr>
         <w:br w:type="page"/>
+      </w:r>
+      <w:r>
+        <w:rPr>
+          <w:rFonts w:ascii="Inconsolata" w:hAnsi="Inconsolata"/>
+          <w:sz w:val="48"/>
+        </w:rPr>
+        <w:lastRenderedPageBreak/>
+        <w:t>6. Application Architecture</w:t>
       </w:r>
     </w:p>
     <w:p>
       <w:pPr>
-        <w:rPr>
-          <w:rFonts w:ascii="Inconsolata" w:hAnsi="Inconsolata"/>
-          <w:sz w:val="48"/>
-        </w:rPr>
-      </w:pPr>
-      <w:r>
-        <w:rPr>
-          <w:rFonts w:ascii="Inconsolata" w:hAnsi="Inconsolata"/>
-          <w:sz w:val="48"/>
-        </w:rPr>
-        <w:lastRenderedPageBreak/>
-        <w:t>6. Application Architecture</w:t>
+        <w:spacing w:line="360" w:lineRule="auto"/>
+        <w:rPr>
+          <w:rFonts w:ascii="Inconsolata" w:hAnsi="Inconsolata"/>
+          <w:sz w:val="26"/>
+        </w:rPr>
+      </w:pPr>
+      <w:r>
+        <w:rPr>
+          <w:rFonts w:ascii="Inconsolata" w:hAnsi="Inconsolata"/>
+          <w:sz w:val="26"/>
+        </w:rPr>
+        <w:t>The system comprises two subsystems — a Document Ingestion pipeline and an Evaluation Engine — connected through a shared Qdrant vector store.</w:t>
       </w:r>
     </w:p>
     <w:p>
-      <w:r>
-        <w:rPr>
-          <w:rFonts w:ascii="Inconsolata" w:hAnsi="Inconsolata"/>
-          <w:color w:val="000000"/>
-          <w:sz w:val="26"/>
-        </w:rPr>
-        <w:t>The system comprises two subsystems — a Document Ingestion pipeline and an Evaluation Engine — connected through a shared Qdrant vector store.</w:t>
-      </w:r>
-    </w:p>
-    <w:p>
       <w:pPr>
         <w:jc w:val="center"/>
       </w:pPr>
       <w:r>
+        <w:rPr>
+          <w:noProof/>
+        </w:rPr>
         <w:drawing>
-          <wp:inline distT="0" distB="0" distL="0" distR="0" wp14:anchorId="4201BF63" wp14:editId="025C1BA8">
-            <wp:extent cx="8109654" cy="4851400"/>
-            <wp:effectExtent l="0" t="0" r="5715" b="0"/>
+          <wp:inline distT="0" distB="0" distL="0" distR="0" wp14:anchorId="4201BF63" wp14:editId="10B18794">
+            <wp:extent cx="8013700" cy="4793998"/>
+            <wp:effectExtent l="0" t="0" r="0" b="0"/>
             <wp:docPr id="1976313452" name="Picture 1"/>
             <wp:cNvGraphicFramePr>
               <a:graphicFrameLocks xmlns:a="http://schemas.openxmlformats.org/drawingml/2006/main" noChangeAspect="1"/>
@@ -4080,7 +3672,7 @@
                   <pic:spPr>
                     <a:xfrm>
                       <a:off x="0" y="0"/>
-                      <a:ext cx="8110062" cy="4851644"/>
+                      <a:ext cx="8025205" cy="4800881"/>
                     </a:xfrm>
                     <a:prstGeom prst="rect">
                       <a:avLst/>
@@ -4150,53 +3742,163 @@
       </w:r>
     </w:p>
     <w:p>
-      <w:r>
-        <w:rPr>
-          <w:rFonts w:ascii="Inconsolata" w:hAnsi="Inconsolata"/>
-          <w:color w:val="000000"/>
+      <w:pPr>
+        <w:spacing w:line="360" w:lineRule="auto"/>
+        <w:rPr>
+          <w:rFonts w:ascii="Inconsolata" w:hAnsi="Inconsolata"/>
+          <w:sz w:val="26"/>
+        </w:rPr>
+      </w:pPr>
+      <w:r>
+        <w:rPr>
+          <w:rFonts w:ascii="Inconsolata" w:hAnsi="Inconsolata"/>
           <w:sz w:val="26"/>
         </w:rPr>
         <w:t>The ingestion pipeline converts raw CCoP PDF documents into searchable vector embeddings:</w:t>
       </w:r>
     </w:p>
     <w:p>
-      <w:r>
-        <w:rPr>
-          <w:rFonts w:ascii="Inconsolata" w:hAnsi="Inconsolata"/>
-          <w:color w:val="000000"/>
-          <w:sz w:val="26"/>
-        </w:rPr>
-        <w:t>1. Parsing — Docling 2.75 performs structural PDF parsing, extracting text with document hierarchy (sections, clauses, sub-clauses). GLM-4V provides captioning for 78 diagrams detected across the corpus, ensuring diagram content is searchable.</w:t>
+      <w:pPr>
+        <w:spacing w:line="360" w:lineRule="auto"/>
+        <w:rPr>
+          <w:rFonts w:ascii="Inconsolata" w:hAnsi="Inconsolata"/>
+          <w:sz w:val="26"/>
+        </w:rPr>
+      </w:pPr>
+      <w:r>
+        <w:rPr>
+          <w:rFonts w:ascii="Inconsolata" w:hAnsi="Inconsolata"/>
+          <w:sz w:val="26"/>
+        </w:rPr>
+        <w:t xml:space="preserve">1. </w:t>
+      </w:r>
+      <w:r>
+        <w:rPr>
+          <w:rFonts w:ascii="Inconsolata" w:hAnsi="Inconsolata"/>
+          <w:b/>
+          <w:bCs/>
+          <w:sz w:val="26"/>
+        </w:rPr>
+        <w:t>Parsing</w:t>
+      </w:r>
+      <w:r>
+        <w:rPr>
+          <w:rFonts w:ascii="Inconsolata" w:hAnsi="Inconsolata"/>
+          <w:sz w:val="26"/>
+        </w:rPr>
+        <w:t xml:space="preserve"> — Docling 2.75 performs structural PDF parsing, extracting text with document hierarchy (sections, clauses, sub-clauses). GLM-4V provides captioning for 78 diagrams detected across the corpus, ensuring diagram content is searchable.</w:t>
       </w:r>
     </w:p>
     <w:p>
-      <w:r>
-        <w:rPr>
-          <w:rFonts w:ascii="Inconsolata" w:hAnsi="Inconsolata"/>
-          <w:color w:val="000000"/>
-          <w:sz w:val="26"/>
-        </w:rPr>
-        <w:t>2. Chunking — A clause-aware splitter segments parsed documents at regulatory clause boundaries (e.g., 5.2.1, 5.2.1.1), producing 324 chunks with deterministic IDs ({source}::{clause}). LangChain’s MarkdownHeaderTextSplitter handles section-level splits for non-clause content.</w:t>
+      <w:pPr>
+        <w:spacing w:line="360" w:lineRule="auto"/>
+        <w:rPr>
+          <w:rFonts w:ascii="Inconsolata" w:hAnsi="Inconsolata"/>
+          <w:sz w:val="26"/>
+        </w:rPr>
+      </w:pPr>
+      <w:r>
+        <w:rPr>
+          <w:rFonts w:ascii="Inconsolata" w:hAnsi="Inconsolata"/>
+          <w:sz w:val="26"/>
+        </w:rPr>
+        <w:t xml:space="preserve">2. </w:t>
+      </w:r>
+      <w:r>
+        <w:rPr>
+          <w:rFonts w:ascii="Inconsolata" w:hAnsi="Inconsolata"/>
+          <w:b/>
+          <w:bCs/>
+          <w:sz w:val="26"/>
+        </w:rPr>
+        <w:t>Chunking</w:t>
+      </w:r>
+      <w:r>
+        <w:rPr>
+          <w:rFonts w:ascii="Inconsolata" w:hAnsi="Inconsolata"/>
+          <w:sz w:val="26"/>
+        </w:rPr>
+        <w:t xml:space="preserve"> — A clause-aware splitter segments parsed documents at regulatory clause boundaries (e.g., 5.2.1, 5.2.1.1), producing 324 chunks with deterministic IDs ({source</w:t>
+      </w:r>
+      <w:proofErr w:type="gramStart"/>
+      <w:r>
+        <w:rPr>
+          <w:rFonts w:ascii="Inconsolata" w:hAnsi="Inconsolata"/>
+          <w:sz w:val="26"/>
+        </w:rPr>
+        <w:t>}::</w:t>
+      </w:r>
+      <w:proofErr w:type="gramEnd"/>
+      <w:r>
+        <w:rPr>
+          <w:rFonts w:ascii="Inconsolata" w:hAnsi="Inconsolata"/>
+          <w:sz w:val="26"/>
+        </w:rPr>
+        <w:t>{clause}). LangChain’s MarkdownHeaderTextSplitter handles section-level splits for non-clause content.</w:t>
       </w:r>
     </w:p>
     <w:p>
-      <w:r>
-        <w:rPr>
-          <w:rFonts w:ascii="Inconsolata" w:hAnsi="Inconsolata"/>
-          <w:color w:val="000000"/>
-          <w:sz w:val="26"/>
-        </w:rPr>
-        <w:t>3. Embedding — Each chunk is dual-encoded: BGE-large-en-v1.5 (via sentence-transformers) generates 1024-dimensional dense embeddings for semantic search, while Qdrant’s built-in BM25 (via FastEmbed) produces sparse embeddings for exact terminology matching.</w:t>
+      <w:pPr>
+        <w:spacing w:line="360" w:lineRule="auto"/>
+        <w:rPr>
+          <w:rFonts w:ascii="Inconsolata" w:hAnsi="Inconsolata"/>
+          <w:sz w:val="26"/>
+        </w:rPr>
+      </w:pPr>
+      <w:r>
+        <w:rPr>
+          <w:rFonts w:ascii="Inconsolata" w:hAnsi="Inconsolata"/>
+          <w:sz w:val="26"/>
+        </w:rPr>
+        <w:t xml:space="preserve">3. </w:t>
+      </w:r>
+      <w:r>
+        <w:rPr>
+          <w:rFonts w:ascii="Inconsolata" w:hAnsi="Inconsolata"/>
+          <w:b/>
+          <w:bCs/>
+          <w:sz w:val="26"/>
+        </w:rPr>
+        <w:t>Embedding</w:t>
+      </w:r>
+      <w:r>
+        <w:rPr>
+          <w:rFonts w:ascii="Inconsolata" w:hAnsi="Inconsolata"/>
+          <w:sz w:val="26"/>
+        </w:rPr>
+        <w:t xml:space="preserve"> — Each chunk is dual-encoded: BGE-large-en-v1.5 (via sentence-transformers) generates 1024-dimensional dense embeddings for semantic search, while Qdrant’s built-in BM25 (via FastEmbed) produces sparse embeddings for exact terminology matching.</w:t>
       </w:r>
     </w:p>
     <w:p>
-      <w:r>
-        <w:rPr>
-          <w:rFonts w:ascii="Inconsolata" w:hAnsi="Inconsolata"/>
-          <w:color w:val="000000"/>
-          <w:sz w:val="26"/>
-        </w:rPr>
-        <w:t>4. Storage — Both embedding types are stored in Qdrant with RRF-compatible indexing, enabling hybrid search at query time.</w:t>
+      <w:pPr>
+        <w:spacing w:line="360" w:lineRule="auto"/>
+        <w:rPr>
+          <w:rFonts w:ascii="Inconsolata" w:hAnsi="Inconsolata"/>
+          <w:sz w:val="26"/>
+        </w:rPr>
+      </w:pPr>
+      <w:r>
+        <w:rPr>
+          <w:rFonts w:ascii="Inconsolata" w:hAnsi="Inconsolata"/>
+          <w:sz w:val="26"/>
+        </w:rPr>
+        <w:t xml:space="preserve">4. </w:t>
+      </w:r>
+      <w:r>
+        <w:rPr>
+          <w:rFonts w:ascii="Inconsolata" w:hAnsi="Inconsolata"/>
+          <w:b/>
+          <w:bCs/>
+          <w:sz w:val="26"/>
+        </w:rPr>
+        <w:t>Storage</w:t>
+      </w:r>
+      <w:r>
+        <w:rPr>
+          <w:rFonts w:ascii="Inconsolata" w:hAnsi="Inconsolata"/>
+          <w:sz w:val="26"/>
+        </w:rPr>
+        <w:t xml:space="preserve"> — Both embedding types are stored in Qdrant with RRF-compatible indexing, enabling hybrid search at query time.</w:t>
       </w:r>
     </w:p>
     <w:p>
@@ -4228,20 +3930,32 @@
       </w:r>
     </w:p>
     <w:p>
-      <w:r>
-        <w:rPr>
-          <w:rFonts w:ascii="Inconsolata" w:hAnsi="Inconsolata"/>
-          <w:color w:val="000000"/>
+      <w:pPr>
+        <w:spacing w:line="360" w:lineRule="auto"/>
+        <w:rPr>
+          <w:rFonts w:ascii="Inconsolata" w:hAnsi="Inconsolata"/>
+          <w:sz w:val="26"/>
+        </w:rPr>
+      </w:pPr>
+      <w:r>
+        <w:rPr>
+          <w:rFonts w:ascii="Inconsolata" w:hAnsi="Inconsolata"/>
           <w:sz w:val="26"/>
         </w:rPr>
         <w:t>The evaluation engine is invoked through a CLI that accepts a mode parameter controlling the retrieval strategy:</w:t>
       </w:r>
     </w:p>
     <w:p>
-      <w:r>
-        <w:rPr>
-          <w:rFonts w:ascii="Inconsolata" w:hAnsi="Inconsolata"/>
-          <w:color w:val="000000"/>
+      <w:pPr>
+        <w:spacing w:line="360" w:lineRule="auto"/>
+        <w:rPr>
+          <w:rFonts w:ascii="Inconsolata" w:hAnsi="Inconsolata"/>
+          <w:sz w:val="26"/>
+        </w:rPr>
+      </w:pPr>
+      <w:r>
+        <w:rPr>
+          <w:rFonts w:ascii="Inconsolata" w:hAnsi="Inconsolata"/>
           <w:sz w:val="26"/>
         </w:rPr>
         <w:t xml:space="preserve">• </w:t>
@@ -4249,148 +3963,128 @@
       <w:r>
         <w:rPr>
           <w:rFonts w:ascii="Inconsolata" w:hAnsi="Inconsolata"/>
-          <w:color w:val="1F497D" w:themeColor="text2"/>
-          <w:sz w:val="26"/>
-        </w:rPr>
-        <w:t xml:space="preserve">rag+llm mode (default) </w:t>
-      </w:r>
-      <w:r>
-        <w:rPr>
-          <w:rFonts w:ascii="Inconsolata" w:hAnsi="Inconsolata"/>
-          <w:color w:val="000000"/>
-          <w:sz w:val="26"/>
-        </w:rPr>
-        <w:t xml:space="preserve">— The LangGraph orchestrator routes the query through </w:t>
-      </w:r>
-      <w:r>
-        <w:rPr>
-          <w:rFonts w:ascii="Inconsolata" w:hAnsi="Inconsolata"/>
-          <w:color w:val="1F497D" w:themeColor="text2"/>
-          <w:sz w:val="26"/>
-        </w:rPr>
-        <w:t>Retrieval</w:t>
-      </w:r>
-      <w:r>
-        <w:rPr>
-          <w:rFonts w:ascii="Inconsolata" w:hAnsi="Inconsolata"/>
-          <w:color w:val="000000"/>
-          <w:sz w:val="26"/>
-        </w:rPr>
-        <w:t>, which performs hybrid search (dense + sparse via RRF) against Qdrant, followed by cross-encoder reranking (ms-marco-MiniLM-L12-v2) to select the top-3 most relevant chunks. These chunks are passed as grounding context to LLM Inference.</w:t>
+          <w:b/>
+          <w:bCs/>
+          <w:sz w:val="26"/>
+        </w:rPr>
+        <w:t>rag+llm mode (default)</w:t>
+      </w:r>
+      <w:r>
+        <w:rPr>
+          <w:rFonts w:ascii="Inconsolata" w:hAnsi="Inconsolata"/>
+          <w:sz w:val="26"/>
+        </w:rPr>
+        <w:t xml:space="preserve"> — The LangGraph orchestrator routes the query through Retrieval, which performs hybrid search (dense + sparse via RRF) against Qdrant, followed by cross-encoder reranking (ms-marco-MiniLM-L12-v2) to select the </w:t>
+      </w:r>
+      <w:proofErr w:type="gramStart"/>
+      <w:r>
+        <w:rPr>
+          <w:rFonts w:ascii="Inconsolata" w:hAnsi="Inconsolata"/>
+          <w:sz w:val="26"/>
+        </w:rPr>
+        <w:t>top-3</w:t>
+      </w:r>
+      <w:proofErr w:type="gramEnd"/>
+      <w:r>
+        <w:rPr>
+          <w:rFonts w:ascii="Inconsolata" w:hAnsi="Inconsolata"/>
+          <w:sz w:val="26"/>
+        </w:rPr>
+        <w:t xml:space="preserve"> most relevant chunks. These chunks are passed as grounding context to LLM Inference.</w:t>
       </w:r>
     </w:p>
     <w:p>
-      <w:r>
-        <w:rPr>
-          <w:rFonts w:ascii="Inconsolata" w:hAnsi="Inconsolata"/>
-          <w:color w:val="000000"/>
-          <w:sz w:val="26"/>
-        </w:rPr>
+      <w:pPr>
+        <w:spacing w:line="360" w:lineRule="auto"/>
+        <w:rPr>
+          <w:rFonts w:ascii="Inconsolata" w:hAnsi="Inconsolata"/>
+          <w:sz w:val="26"/>
+        </w:rPr>
+      </w:pPr>
+      <w:r>
+        <w:rPr>
+          <w:rFonts w:ascii="Inconsolata" w:hAnsi="Inconsolata"/>
+          <w:sz w:val="26"/>
+        </w:rPr>
+        <w:lastRenderedPageBreak/>
         <w:t xml:space="preserve">• </w:t>
       </w:r>
       <w:r>
         <w:rPr>
           <w:rFonts w:ascii="Inconsolata" w:hAnsi="Inconsolata"/>
-          <w:color w:val="1F497D" w:themeColor="text2"/>
-          <w:sz w:val="26"/>
-        </w:rPr>
-        <w:t xml:space="preserve">llm-only mode </w:t>
-      </w:r>
-      <w:r>
-        <w:rPr>
-          <w:rFonts w:ascii="Inconsolata" w:hAnsi="Inconsolata"/>
-          <w:color w:val="000000"/>
-          <w:sz w:val="26"/>
-        </w:rPr>
-        <w:t>— The orchestrator routes the query directly to LLM Inference, bypassing retrieval entirely. This mode serves as the baseline for measuring RAG’s contribution.</w:t>
+          <w:b/>
+          <w:bCs/>
+          <w:sz w:val="26"/>
+        </w:rPr>
+        <w:t>llm-only mode</w:t>
+      </w:r>
+      <w:r>
+        <w:rPr>
+          <w:rFonts w:ascii="Inconsolata" w:hAnsi="Inconsolata"/>
+          <w:sz w:val="26"/>
+        </w:rPr>
+        <w:t xml:space="preserve"> — The orchestrator routes the query directly to LLM Inference, bypassing retrieval entirely. This mode serves as the baseline for measuring RAG’s contribution.</w:t>
       </w:r>
     </w:p>
     <w:p>
-      <w:r>
-        <w:rPr>
-          <w:rFonts w:ascii="Inconsolata" w:hAnsi="Inconsolata"/>
-          <w:color w:val="1F497D" w:themeColor="text2"/>
-          <w:sz w:val="26"/>
-        </w:rPr>
-        <w:t xml:space="preserve">LLM Inference </w:t>
-      </w:r>
-      <w:r>
-        <w:rPr>
-          <w:rFonts w:ascii="Inconsolata" w:hAnsi="Inconsolata"/>
-          <w:color w:val="000000"/>
-          <w:sz w:val="26"/>
-        </w:rPr>
-        <w:t>sends the prompt (with or without retrieved context) to Ollama running the Primus-Reasoning model (8B, Q5_K_M GGUF quantisation) for response generation.</w:t>
+      <w:pPr>
+        <w:spacing w:line="360" w:lineRule="auto"/>
+        <w:rPr>
+          <w:rFonts w:ascii="Inconsolata" w:hAnsi="Inconsolata"/>
+          <w:sz w:val="26"/>
+        </w:rPr>
+      </w:pPr>
+      <w:r>
+        <w:rPr>
+          <w:rFonts w:ascii="Inconsolata" w:hAnsi="Inconsolata"/>
+          <w:b/>
+          <w:bCs/>
+          <w:sz w:val="26"/>
+        </w:rPr>
+        <w:t>LLM Inference</w:t>
+      </w:r>
+      <w:r>
+        <w:rPr>
+          <w:rFonts w:ascii="Inconsolata" w:hAnsi="Inconsolata"/>
+          <w:sz w:val="26"/>
+        </w:rPr>
+        <w:t xml:space="preserve"> sends the prompt (with or without retrieved context) to Ollama running the Primus-Reasoning model (8B, Q5_K_M GGUF quantisation) for response generation.</w:t>
       </w:r>
     </w:p>
     <w:p>
-      <w:r>
-        <w:rPr>
-          <w:rFonts w:ascii="Inconsolata" w:hAnsi="Inconsolata"/>
-          <w:color w:val="000000"/>
-          <w:sz w:val="26"/>
-        </w:rPr>
-        <w:lastRenderedPageBreak/>
-        <w:t>After inference, the response flows into two independent evaluation layers:</w:t>
+      <w:pPr>
+        <w:spacing w:line="360" w:lineRule="auto"/>
+        <w:rPr>
+          <w:rFonts w:ascii="Inconsolata" w:hAnsi="Inconsolata"/>
+          <w:sz w:val="26"/>
+        </w:rPr>
+      </w:pPr>
+      <w:r>
+        <w:rPr>
+          <w:rFonts w:ascii="Inconsolata" w:hAnsi="Inconsolata"/>
+          <w:sz w:val="26"/>
+        </w:rPr>
+        <w:t>After inference, the response flows into two independent evaluation layers</w:t>
+      </w:r>
+      <w:r>
+        <w:rPr>
+          <w:rFonts w:ascii="Inconsolata" w:hAnsi="Inconsolata"/>
+          <w:sz w:val="26"/>
+        </w:rPr>
+        <w:t xml:space="preserve"> – RAGAs Quality evaluation and LLM as Judge (Claude), as described in Section 4. </w:t>
       </w:r>
     </w:p>
     <w:p>
-      <w:r>
-        <w:rPr>
-          <w:rFonts w:ascii="Inconsolata" w:hAnsi="Inconsolata"/>
-          <w:color w:val="000000"/>
-          <w:sz w:val="26"/>
-        </w:rPr>
-        <w:t xml:space="preserve">• </w:t>
-      </w:r>
-      <w:r>
-        <w:rPr>
-          <w:rFonts w:ascii="Inconsolata" w:hAnsi="Inconsolata"/>
-          <w:color w:val="1F497D" w:themeColor="text2"/>
-          <w:sz w:val="26"/>
-        </w:rPr>
-        <w:t xml:space="preserve">Benchmark Scoring (Layer 1) </w:t>
-      </w:r>
-      <w:r>
-        <w:rPr>
-          <w:rFonts w:ascii="Inconsolata" w:hAnsi="Inconsolata"/>
-          <w:color w:val="000000"/>
-          <w:sz w:val="26"/>
-        </w:rPr>
-        <w:t>evaluates the response against 21 domain-specific benchmarks — 6 rule-based and 15 LLM-as-Judge. The judge LLM (Claude Sonnet) is invoked via Claude CLI for each LLM-judged benchmark, applying the rubric templates described in Section 4.1.</w:t>
-      </w:r>
-    </w:p>
-    <w:p>
-      <w:r>
-        <w:rPr>
-          <w:rFonts w:ascii="Inconsolata" w:hAnsi="Inconsolata"/>
-          <w:color w:val="000000"/>
-          <w:sz w:val="26"/>
-        </w:rPr>
-        <w:t xml:space="preserve">• </w:t>
-      </w:r>
-      <w:r>
-        <w:rPr>
-          <w:rFonts w:ascii="Inconsolata" w:hAnsi="Inconsolata"/>
-          <w:color w:val="1F497D" w:themeColor="text2"/>
-          <w:sz w:val="26"/>
-        </w:rPr>
-        <w:t xml:space="preserve">RAGAs Evaluation (Layer 2) </w:t>
-      </w:r>
-      <w:r>
-        <w:rPr>
-          <w:rFonts w:ascii="Inconsolata" w:hAnsi="Inconsolata"/>
-          <w:color w:val="000000"/>
-          <w:sz w:val="26"/>
-        </w:rPr>
-        <w:t>assesses response and retrieval quality using 5 automated metrics. RAGAs receives the LLM response from inference and, in rag+llm mode, the retrieved contexts from the retrieval step. The evaluator LLM (Mistral Small, mistral-small-latest via Mistral API) scores each metric independently.</w:t>
-      </w:r>
-    </w:p>
-    <w:p>
-      <w:r>
-        <w:rPr>
-          <w:rFonts w:ascii="Inconsolata" w:hAnsi="Inconsolata"/>
-          <w:color w:val="000000"/>
+      <w:pPr>
+        <w:spacing w:line="360" w:lineRule="auto"/>
+        <w:rPr>
+          <w:rFonts w:ascii="Inconsolata" w:hAnsi="Inconsolata"/>
+          <w:sz w:val="26"/>
+        </w:rPr>
+      </w:pPr>
+      <w:r>
+        <w:rPr>
+          <w:rFonts w:ascii="Inconsolata" w:hAnsi="Inconsolata"/>
           <w:sz w:val="26"/>
         </w:rPr>
         <w:t>Both layers produce results that are aggregated into a JSON report with category-weighted scores.</w:t>
@@ -4451,6 +4145,9 @@
             <w:tcW w:w="4320" w:type="dxa"/>
           </w:tcPr>
           <w:p>
+            <w:pPr>
+              <w:spacing w:line="360" w:lineRule="auto"/>
+            </w:pPr>
             <w:r>
               <w:rPr>
                 <w:rFonts w:ascii="Inconsolata" w:hAnsi="Inconsolata"/>
@@ -4466,6 +4163,9 @@
             <w:tcW w:w="4320" w:type="dxa"/>
           </w:tcPr>
           <w:p>
+            <w:pPr>
+              <w:spacing w:line="360" w:lineRule="auto"/>
+            </w:pPr>
             <w:r>
               <w:rPr>
                 <w:rFonts w:ascii="Inconsolata" w:hAnsi="Inconsolata"/>
@@ -4481,6 +4181,9 @@
             <w:tcW w:w="4320" w:type="dxa"/>
           </w:tcPr>
           <w:p>
+            <w:pPr>
+              <w:spacing w:line="360" w:lineRule="auto"/>
+            </w:pPr>
             <w:r>
               <w:rPr>
                 <w:rFonts w:ascii="Inconsolata" w:hAnsi="Inconsolata"/>
@@ -4498,6 +4201,9 @@
             <w:tcW w:w="4320" w:type="dxa"/>
           </w:tcPr>
           <w:p>
+            <w:pPr>
+              <w:spacing w:line="360" w:lineRule="auto"/>
+            </w:pPr>
             <w:r>
               <w:rPr>
                 <w:rFonts w:ascii="Inconsolata" w:hAnsi="Inconsolata"/>
@@ -4512,6 +4218,9 @@
             <w:tcW w:w="4320" w:type="dxa"/>
           </w:tcPr>
           <w:p>
+            <w:pPr>
+              <w:spacing w:line="360" w:lineRule="auto"/>
+            </w:pPr>
             <w:r>
               <w:rPr>
                 <w:rFonts w:ascii="Inconsolata" w:hAnsi="Inconsolata"/>
@@ -4526,6 +4235,9 @@
             <w:tcW w:w="4320" w:type="dxa"/>
           </w:tcPr>
           <w:p>
+            <w:pPr>
+              <w:spacing w:line="360" w:lineRule="auto"/>
+            </w:pPr>
             <w:r>
               <w:rPr>
                 <w:rFonts w:ascii="Inconsolata" w:hAnsi="Inconsolata"/>
@@ -4542,6 +4254,9 @@
             <w:tcW w:w="4320" w:type="dxa"/>
           </w:tcPr>
           <w:p>
+            <w:pPr>
+              <w:spacing w:line="360" w:lineRule="auto"/>
+            </w:pPr>
             <w:r>
               <w:rPr>
                 <w:rFonts w:ascii="Inconsolata" w:hAnsi="Inconsolata"/>
@@ -4556,6 +4271,9 @@
             <w:tcW w:w="4320" w:type="dxa"/>
           </w:tcPr>
           <w:p>
+            <w:pPr>
+              <w:spacing w:line="360" w:lineRule="auto"/>
+            </w:pPr>
             <w:r>
               <w:rPr>
                 <w:rFonts w:ascii="Inconsolata" w:hAnsi="Inconsolata"/>
@@ -4570,6 +4288,9 @@
             <w:tcW w:w="4320" w:type="dxa"/>
           </w:tcPr>
           <w:p>
+            <w:pPr>
+              <w:spacing w:line="360" w:lineRule="auto"/>
+            </w:pPr>
             <w:r>
               <w:rPr>
                 <w:rFonts w:ascii="Inconsolata" w:hAnsi="Inconsolata"/>
@@ -4586,6 +4307,9 @@
             <w:tcW w:w="4320" w:type="dxa"/>
           </w:tcPr>
           <w:p>
+            <w:pPr>
+              <w:spacing w:line="360" w:lineRule="auto"/>
+            </w:pPr>
             <w:r>
               <w:rPr>
                 <w:rFonts w:ascii="Inconsolata" w:hAnsi="Inconsolata"/>
@@ -4600,6 +4324,9 @@
             <w:tcW w:w="4320" w:type="dxa"/>
           </w:tcPr>
           <w:p>
+            <w:pPr>
+              <w:spacing w:line="360" w:lineRule="auto"/>
+            </w:pPr>
             <w:r>
               <w:rPr>
                 <w:rFonts w:ascii="Inconsolata" w:hAnsi="Inconsolata"/>
@@ -4614,6 +4341,9 @@
             <w:tcW w:w="4320" w:type="dxa"/>
           </w:tcPr>
           <w:p>
+            <w:pPr>
+              <w:spacing w:line="360" w:lineRule="auto"/>
+            </w:pPr>
             <w:r>
               <w:rPr>
                 <w:rFonts w:ascii="Inconsolata" w:hAnsi="Inconsolata"/>
@@ -4635,10 +4365,16 @@
       </w:pPr>
     </w:p>
     <w:p>
-      <w:r>
-        <w:rPr>
-          <w:rFonts w:ascii="Inconsolata" w:hAnsi="Inconsolata"/>
-          <w:color w:val="000000"/>
+      <w:pPr>
+        <w:spacing w:line="360" w:lineRule="auto"/>
+        <w:rPr>
+          <w:rFonts w:ascii="Inconsolata" w:hAnsi="Inconsolata"/>
+          <w:sz w:val="26"/>
+        </w:rPr>
+      </w:pPr>
+      <w:r>
+        <w:rPr>
+          <w:rFonts w:ascii="Inconsolata" w:hAnsi="Inconsolata"/>
           <w:sz w:val="26"/>
         </w:rPr>
         <w:t>This separation ensures the model being evaluated (Primus-Reasoning) is never used to judge its own outputs. The judge (Claude Sonnet) and the RAGAs evaluator (Mistral Small) are independent third-party models with no overlap in their evaluation responsibilities.</w:t>
@@ -4676,28 +4412,76 @@
       </w:r>
     </w:p>
     <w:p>
-      <w:r>
-        <w:rPr>
-          <w:rFonts w:ascii="Inconsolata" w:hAnsi="Inconsolata"/>
-          <w:sz w:val="26"/>
-        </w:rPr>
-        <w:t>The evaluation framework supports three levels of granularity — from single-query debugging to full batch assessment — each serving a distinct purpose in the development workflow. All three modes produce both Layer 1 (benchmark scoring) and Layer 2 (RAGAs metrics) results, and can be run in either rag+llm or llm-only mode.</w:t>
+      <w:pPr>
+        <w:spacing w:line="360" w:lineRule="auto"/>
+        <w:rPr>
+          <w:rFonts w:ascii="Inconsolata" w:hAnsi="Inconsolata"/>
+          <w:sz w:val="26"/>
+        </w:rPr>
+      </w:pPr>
+      <w:r>
+        <w:rPr>
+          <w:rFonts w:ascii="Inconsolata" w:hAnsi="Inconsolata"/>
+          <w:sz w:val="26"/>
+        </w:rPr>
+        <w:t xml:space="preserve">The evaluation framework supports three levels of granularity — from single-query debugging to full batch assessment — each serving a distinct purpose in the development workflow. All three modes produce both </w:t>
+      </w:r>
+      <w:r>
+        <w:rPr>
+          <w:rFonts w:ascii="Inconsolata" w:hAnsi="Inconsolata"/>
+          <w:sz w:val="26"/>
+        </w:rPr>
+        <w:t xml:space="preserve">RAGAs metrics as well as LLM as Judge </w:t>
+      </w:r>
+      <w:r>
+        <w:rPr>
+          <w:rFonts w:ascii="Inconsolata" w:hAnsi="Inconsolata"/>
+          <w:sz w:val="26"/>
+        </w:rPr>
+        <w:t>scores and</w:t>
+      </w:r>
+      <w:r>
+        <w:rPr>
+          <w:rFonts w:ascii="Inconsolata" w:hAnsi="Inconsolata"/>
+          <w:sz w:val="26"/>
+        </w:rPr>
+        <w:t xml:space="preserve"> can be run in either rag+llm or llm-only mode.</w:t>
       </w:r>
     </w:p>
     <w:p>
+      <w:pPr>
+        <w:spacing w:line="360" w:lineRule="auto"/>
+        <w:rPr>
+          <w:rFonts w:ascii="Inconsolata" w:hAnsi="Inconsolata"/>
+          <w:sz w:val="26"/>
+        </w:rPr>
+      </w:pPr>
       <w:r>
         <w:rPr>
           <w:rFonts w:ascii="Inconsolata" w:hAnsi="Inconsolata"/>
           <w:sz w:val="26"/>
         </w:rPr>
         <w:t>The full batch evaluation across all 21 benchmarks is currently in progress. Results will be reported in the final submission.</w:t>
+      </w:r>
+      <w:r>
+        <w:rPr>
+          <w:rFonts w:ascii="Inconsolata" w:hAnsi="Inconsolata"/>
+          <w:sz w:val="26"/>
+        </w:rPr>
+        <w:t xml:space="preserve"> Below are concrete examples of single evaluation runs, comparing RAG vs LLM-only responses.</w:t>
+      </w:r>
+      <w:r>
+        <w:rPr>
+          <w:rFonts w:ascii="Inconsolata" w:hAnsi="Inconsolata"/>
+          <w:sz w:val="26"/>
+        </w:rPr>
+        <w:br/>
+        <w:t xml:space="preserve"> </w:t>
       </w:r>
     </w:p>
     <w:p>
       <w:pPr>
         <w:pStyle w:val="Heading3"/>
-        <w:shd w:val="clear" w:color="auto" w:fill="FFFFFF"/>
-        <w:spacing w:before="320" w:after="80" w:line="360" w:lineRule="auto"/>
         <w:rPr>
           <w:rFonts w:ascii="Inconsolata" w:eastAsia="Inconsolata" w:hAnsi="Inconsolata" w:cs="Inconsolata"/>
           <w:b w:val="0"/>
@@ -4718,707 +4502,9 @@
           <w:szCs w:val="36"/>
           <w:lang w:val="en-GB" w:eastAsia="en-GB"/>
         </w:rPr>
-        <w:t>7.1 Query Evaluation</w:t>
-      </w:r>
-    </w:p>
-    <w:p>
-      <w:r>
-        <w:rPr>
-          <w:rFonts w:ascii="Inconsolata" w:hAnsi="Inconsolata"/>
-          <w:sz w:val="26"/>
-        </w:rPr>
-        <w:t>Query evaluation accepts a free-form compliance question and runs it through the pipeline in the specified mode, producing the model’s response along with retrieval metadata. This mode is used during development to qualitatively verify that retrieval grounding is working — comparing how the same question is answered with and without access to authoritative CCoP clause text.</w:t>
-      </w:r>
-    </w:p>
-    <w:p>
-      <w:pPr>
-        <w:rPr>
-          <w:i/>
-          <w:iCs/>
-          <w:color w:val="595959" w:themeColor="text1" w:themeTint="A6"/>
-        </w:rPr>
-      </w:pPr>
-      <w:r>
-        <w:rPr>
-          <w:rFonts w:ascii="Courier New" w:hAnsi="Courier New"/>
-          <w:i/>
-          <w:iCs/>
-          <w:color w:val="595959" w:themeColor="text1" w:themeTint="A6"/>
-        </w:rPr>
-        <w:t xml:space="preserve">ccop-eval query </w:t>
-      </w:r>
-      <w:proofErr w:type="gramStart"/>
-      <w:r>
-        <w:rPr>
-          <w:rFonts w:ascii="Courier New" w:hAnsi="Courier New"/>
-          <w:i/>
-          <w:iCs/>
-          <w:color w:val="595959" w:themeColor="text1" w:themeTint="A6"/>
-        </w:rPr>
-        <w:t>ask</w:t>
-      </w:r>
-      <w:proofErr w:type="gramEnd"/>
-      <w:r>
-        <w:rPr>
-          <w:rFonts w:ascii="Courier New" w:hAnsi="Courier New"/>
-          <w:i/>
-          <w:iCs/>
-          <w:color w:val="595959" w:themeColor="text1" w:themeTint="A6"/>
-        </w:rPr>
-        <w:t xml:space="preserve"> "What are the access control requirements for CII under CCoP 2.0?" --mode </w:t>
-      </w:r>
-      <w:r>
-        <w:rPr>
-          <w:rFonts w:ascii="Courier New" w:hAnsi="Courier New"/>
-          <w:b/>
-          <w:bCs/>
-          <w:i/>
-          <w:iCs/>
-          <w:color w:val="595959" w:themeColor="text1" w:themeTint="A6"/>
-        </w:rPr>
-        <w:t>hybrid</w:t>
-      </w:r>
-      <w:r>
-        <w:rPr>
-          <w:rFonts w:ascii="Courier New" w:hAnsi="Courier New"/>
-          <w:i/>
-          <w:iCs/>
-          <w:color w:val="595959" w:themeColor="text1" w:themeTint="A6"/>
-        </w:rPr>
-        <w:t xml:space="preserve"> --verbose</w:t>
-      </w:r>
-    </w:p>
-    <w:p>
-      <w:pPr>
-        <w:rPr>
-          <w:i/>
-          <w:iCs/>
-          <w:color w:val="595959" w:themeColor="text1" w:themeTint="A6"/>
-        </w:rPr>
-      </w:pPr>
-      <w:r>
-        <w:rPr>
-          <w:rFonts w:ascii="Courier New" w:hAnsi="Courier New"/>
-          <w:i/>
-          <w:iCs/>
-          <w:color w:val="595959" w:themeColor="text1" w:themeTint="A6"/>
-        </w:rPr>
-        <w:t xml:space="preserve">ccop-eval query </w:t>
-      </w:r>
-      <w:proofErr w:type="gramStart"/>
-      <w:r>
-        <w:rPr>
-          <w:rFonts w:ascii="Courier New" w:hAnsi="Courier New"/>
-          <w:i/>
-          <w:iCs/>
-          <w:color w:val="595959" w:themeColor="text1" w:themeTint="A6"/>
-        </w:rPr>
-        <w:t>ask</w:t>
-      </w:r>
-      <w:proofErr w:type="gramEnd"/>
-      <w:r>
-        <w:rPr>
-          <w:rFonts w:ascii="Courier New" w:hAnsi="Courier New"/>
-          <w:i/>
-          <w:iCs/>
-          <w:color w:val="595959" w:themeColor="text1" w:themeTint="A6"/>
-        </w:rPr>
-        <w:t xml:space="preserve"> "What are the access control requirements for CII under CCoP 2.0?" --mode </w:t>
-      </w:r>
-      <w:r>
-        <w:rPr>
-          <w:rFonts w:ascii="Courier New" w:hAnsi="Courier New"/>
-          <w:b/>
-          <w:bCs/>
-          <w:i/>
-          <w:iCs/>
-          <w:color w:val="595959" w:themeColor="text1" w:themeTint="A6"/>
-        </w:rPr>
-        <w:t>llm-only</w:t>
-      </w:r>
-      <w:r>
-        <w:rPr>
-          <w:rFonts w:ascii="Courier New" w:hAnsi="Courier New"/>
-          <w:i/>
-          <w:iCs/>
-          <w:color w:val="595959" w:themeColor="text1" w:themeTint="A6"/>
-        </w:rPr>
-        <w:t xml:space="preserve"> --verbose</w:t>
-      </w:r>
-    </w:p>
-    <w:p>
-      <w:r>
-        <w:rPr>
-          <w:rFonts w:ascii="Inconsolata" w:hAnsi="Inconsolata"/>
-          <w:sz w:val="26"/>
-        </w:rPr>
-        <w:t>The following table compares the two responses to the same access control question:</w:t>
-      </w:r>
-    </w:p>
-    <w:tbl>
-      <w:tblPr>
-        <w:tblStyle w:val="TableGrid"/>
-        <w:tblW w:w="0" w:type="auto"/>
-        <w:tblLook w:val="04A0" w:firstRow="1" w:lastRow="0" w:firstColumn="1" w:lastColumn="0" w:noHBand="0" w:noVBand="1"/>
-      </w:tblPr>
-      <w:tblGrid>
-        <w:gridCol w:w="1384"/>
-        <w:gridCol w:w="5387"/>
-        <w:gridCol w:w="6405"/>
-      </w:tblGrid>
-      <w:tr>
-        <w:tc>
-          <w:tcPr>
-            <w:tcW w:w="1384" w:type="dxa"/>
-          </w:tcPr>
-          <w:p>
-            <w:r>
-              <w:rPr>
-                <w:rFonts w:ascii="Inconsolata" w:hAnsi="Inconsolata"/>
-                <w:b/>
-                <w:sz w:val="20"/>
-              </w:rPr>
-              <w:t>Aspect</w:t>
-            </w:r>
-          </w:p>
-        </w:tc>
-        <w:tc>
-          <w:tcPr>
-            <w:tcW w:w="5387" w:type="dxa"/>
-          </w:tcPr>
-          <w:p>
-            <w:r>
-              <w:rPr>
-                <w:rFonts w:ascii="Inconsolata" w:hAnsi="Inconsolata"/>
-                <w:b/>
-                <w:sz w:val="20"/>
-              </w:rPr>
-              <w:t xml:space="preserve"> RAG-augmented</w:t>
-            </w:r>
-            <w:r>
-              <w:rPr>
-                <w:rFonts w:ascii="Inconsolata" w:hAnsi="Inconsolata"/>
-                <w:b/>
-                <w:sz w:val="20"/>
-              </w:rPr>
-              <w:t xml:space="preserve"> pipeline</w:t>
-            </w:r>
-          </w:p>
-        </w:tc>
-        <w:tc>
-          <w:tcPr>
-            <w:tcW w:w="6405" w:type="dxa"/>
-          </w:tcPr>
-          <w:p>
-            <w:r>
-              <w:rPr>
-                <w:rFonts w:ascii="Inconsolata" w:hAnsi="Inconsolata"/>
-                <w:b/>
-                <w:sz w:val="20"/>
-              </w:rPr>
-              <w:t>llm-only (no retrieval)</w:t>
-            </w:r>
-          </w:p>
-        </w:tc>
-      </w:tr>
-      <w:tr>
-        <w:tc>
-          <w:tcPr>
-            <w:tcW w:w="1384" w:type="dxa"/>
-          </w:tcPr>
-          <w:p>
-            <w:r>
-              <w:rPr>
-                <w:rFonts w:ascii="Inconsolata" w:hAnsi="Inconsolata"/>
-                <w:sz w:val="20"/>
-              </w:rPr>
-              <w:t>Response</w:t>
-            </w:r>
-          </w:p>
-        </w:tc>
-        <w:tc>
-          <w:tcPr>
-            <w:tcW w:w="5387" w:type="dxa"/>
-          </w:tcPr>
-          <w:p>
-            <w:pPr>
-              <w:spacing w:after="200" w:line="276" w:lineRule="auto"/>
-              <w:rPr>
-                <w:iCs/>
-                <w:color w:val="9BBB59" w:themeColor="accent3"/>
-              </w:rPr>
-            </w:pPr>
-            <w:r>
-              <w:rPr>
-                <w:rFonts w:ascii="Inconsolata" w:hAnsi="Inconsolata"/>
-                <w:iCs/>
-                <w:color w:val="595959" w:themeColor="text1" w:themeTint="A6"/>
-                <w:sz w:val="20"/>
-              </w:rPr>
-              <w:t xml:space="preserve">“The access control requirements for CII under CCoP 2.0 include implementing mechanisms to safeguard assets from unauthorized access. Key points: (1) Access Management — ensure only authorized parties can access protected systems, information, and applications. (2) Identification, Authentication, Authorization — these steps form the foundation of access control, verifying user identities before granting access. (3) Inventory Updates — the CIIO </w:t>
-            </w:r>
-            <w:r>
-              <w:rPr>
-                <w:rFonts w:ascii="Inconsolata" w:hAnsi="Inconsolata"/>
-                <w:iCs/>
-                <w:color w:val="595959" w:themeColor="text1" w:themeTint="A6"/>
-                <w:sz w:val="20"/>
-              </w:rPr>
-              <w:lastRenderedPageBreak/>
-              <w:t>must update their inventory whenever there is a change to any CII asset. (4) Network Access Control Rules — establish and implement rules for network access, reviewing periodically based on the CII’s risk profile.”</w:t>
-            </w:r>
-          </w:p>
-        </w:tc>
-        <w:tc>
-          <w:tcPr>
-            <w:tcW w:w="6405" w:type="dxa"/>
-          </w:tcPr>
-          <w:p>
-            <w:pPr>
-              <w:spacing w:after="200" w:line="276" w:lineRule="auto"/>
-              <w:rPr>
-                <w:iCs/>
-                <w:color w:val="595959" w:themeColor="text1" w:themeTint="A6"/>
-              </w:rPr>
-            </w:pPr>
-            <w:r>
-              <w:rPr>
-                <w:rFonts w:ascii="Inconsolata" w:hAnsi="Inconsolata"/>
-                <w:iCs/>
-                <w:color w:val="595959" w:themeColor="text1" w:themeTint="A6"/>
-                <w:sz w:val="20"/>
-              </w:rPr>
-              <w:lastRenderedPageBreak/>
-              <w:t xml:space="preserve">“Understanding the Question — The user is asking about the access control requirements for CII as per CCoP 2.0... Exploring Relevant Sections of the Framework — Assuming CCoP 2.0 covers best practices... Potential Interpretation Challenges — Without direct access to the official documentation of CCoP 2.0, there’s a possibility that specific details might be misinterpreted... Considering Alternative Solutions — An alternative approach is to consider general principles from other recognized </w:t>
-            </w:r>
-            <w:r>
-              <w:rPr>
-                <w:rFonts w:ascii="Inconsolata" w:hAnsi="Inconsolata"/>
-                <w:iCs/>
-                <w:color w:val="595959" w:themeColor="text1" w:themeTint="A6"/>
-                <w:sz w:val="20"/>
-              </w:rPr>
-              <w:lastRenderedPageBreak/>
-              <w:t>cybersecurity frameworks such as NIST SP 800-53, ISO/IEC 27001...”</w:t>
-            </w:r>
-          </w:p>
-        </w:tc>
-      </w:tr>
-      <w:tr>
-        <w:tc>
-          <w:tcPr>
-            <w:tcW w:w="1384" w:type="dxa"/>
-          </w:tcPr>
-          <w:p>
-            <w:pPr>
-              <w:spacing w:after="200" w:line="276" w:lineRule="auto"/>
-              <w:rPr>
-                <w:rFonts w:ascii="Inconsolata" w:hAnsi="Inconsolata"/>
-                <w:iCs/>
-                <w:color w:val="000000" w:themeColor="text1"/>
-                <w:sz w:val="20"/>
-              </w:rPr>
-            </w:pPr>
-            <w:r>
-              <w:rPr>
-                <w:rFonts w:ascii="Inconsolata" w:hAnsi="Inconsolata"/>
-                <w:iCs/>
-                <w:color w:val="000000" w:themeColor="text1"/>
-                <w:sz w:val="20"/>
-              </w:rPr>
-              <w:lastRenderedPageBreak/>
-              <w:t>Response structure</w:t>
-            </w:r>
-          </w:p>
-        </w:tc>
-        <w:tc>
-          <w:tcPr>
-            <w:tcW w:w="5387" w:type="dxa"/>
-          </w:tcPr>
-          <w:p>
-            <w:pPr>
-              <w:spacing w:after="200" w:line="276" w:lineRule="auto"/>
-              <w:rPr>
-                <w:rFonts w:ascii="Inconsolata" w:hAnsi="Inconsolata"/>
-                <w:iCs/>
-                <w:color w:val="000000" w:themeColor="text1"/>
-                <w:sz w:val="20"/>
-              </w:rPr>
-            </w:pPr>
-            <w:r>
-              <w:rPr>
-                <w:rFonts w:ascii="Inconsolata" w:hAnsi="Inconsolata"/>
-                <w:iCs/>
-                <w:color w:val="000000" w:themeColor="text1"/>
-                <w:sz w:val="20"/>
-              </w:rPr>
-              <w:t>Structured — 4 numbered requirements with specific CCoP references</w:t>
-            </w:r>
-          </w:p>
-        </w:tc>
-        <w:tc>
-          <w:tcPr>
-            <w:tcW w:w="6405" w:type="dxa"/>
-          </w:tcPr>
-          <w:p>
-            <w:pPr>
-              <w:spacing w:after="200" w:line="276" w:lineRule="auto"/>
-              <w:rPr>
-                <w:rFonts w:ascii="Inconsolata" w:hAnsi="Inconsolata"/>
-                <w:iCs/>
-                <w:color w:val="000000" w:themeColor="text1"/>
-                <w:sz w:val="20"/>
-              </w:rPr>
-            </w:pPr>
-            <w:r>
-              <w:rPr>
-                <w:rFonts w:ascii="Inconsolata" w:hAnsi="Inconsolata"/>
-                <w:iCs/>
-                <w:color w:val="000000" w:themeColor="text1"/>
-                <w:sz w:val="20"/>
-              </w:rPr>
-              <w:t>Unstructured chain-of-thought — reasoning tokens leaked into output, no clear answer structure</w:t>
-            </w:r>
-          </w:p>
-        </w:tc>
-      </w:tr>
-      <w:tr>
-        <w:tc>
-          <w:tcPr>
-            <w:tcW w:w="1384" w:type="dxa"/>
-          </w:tcPr>
-          <w:p>
-            <w:pPr>
-              <w:spacing w:after="200" w:line="276" w:lineRule="auto"/>
-              <w:rPr>
-                <w:rFonts w:ascii="Inconsolata" w:hAnsi="Inconsolata"/>
-                <w:iCs/>
-                <w:color w:val="000000" w:themeColor="text1"/>
-                <w:sz w:val="20"/>
-              </w:rPr>
-            </w:pPr>
-            <w:r>
-              <w:rPr>
-                <w:rFonts w:ascii="Inconsolata" w:hAnsi="Inconsolata"/>
-                <w:iCs/>
-                <w:color w:val="000000" w:themeColor="text1"/>
-                <w:sz w:val="20"/>
-              </w:rPr>
-              <w:t>CCoP clause references</w:t>
-            </w:r>
-          </w:p>
-        </w:tc>
-        <w:tc>
-          <w:tcPr>
-            <w:tcW w:w="5387" w:type="dxa"/>
-          </w:tcPr>
-          <w:p>
-            <w:pPr>
-              <w:spacing w:after="200" w:line="276" w:lineRule="auto"/>
-              <w:rPr>
-                <w:rFonts w:ascii="Inconsolata" w:hAnsi="Inconsolata"/>
-                <w:iCs/>
-                <w:color w:val="000000" w:themeColor="text1"/>
-                <w:sz w:val="20"/>
-              </w:rPr>
-            </w:pPr>
-            <w:r>
-              <w:rPr>
-                <w:rFonts w:ascii="Inconsolata" w:hAnsi="Inconsolata"/>
-                <w:iCs/>
-                <w:color w:val="000000" w:themeColor="text1"/>
-                <w:sz w:val="20"/>
-              </w:rPr>
-              <w:t>Cites Clauses 4.1.2, 5.1, 5.6.1 with correct access control context</w:t>
-            </w:r>
-          </w:p>
-        </w:tc>
-        <w:tc>
-          <w:tcPr>
-            <w:tcW w:w="6405" w:type="dxa"/>
-          </w:tcPr>
-          <w:p>
-            <w:pPr>
-              <w:spacing w:after="200" w:line="276" w:lineRule="auto"/>
-              <w:rPr>
-                <w:rFonts w:ascii="Inconsolata" w:hAnsi="Inconsolata"/>
-                <w:iCs/>
-                <w:color w:val="000000" w:themeColor="text1"/>
-                <w:sz w:val="20"/>
-              </w:rPr>
-            </w:pPr>
-            <w:r>
-              <w:rPr>
-                <w:rFonts w:ascii="Inconsolata" w:hAnsi="Inconsolata"/>
-                <w:iCs/>
-                <w:color w:val="000000" w:themeColor="text1"/>
-                <w:sz w:val="20"/>
-              </w:rPr>
-              <w:t>None — references NIST SP 800-53 and ISO/IEC 27001 instead of CCoP</w:t>
-            </w:r>
-          </w:p>
-        </w:tc>
-      </w:tr>
-      <w:tr>
-        <w:tc>
-          <w:tcPr>
-            <w:tcW w:w="1384" w:type="dxa"/>
-          </w:tcPr>
-          <w:p>
-            <w:pPr>
-              <w:spacing w:after="200" w:line="276" w:lineRule="auto"/>
-              <w:rPr>
-                <w:rFonts w:ascii="Inconsolata" w:hAnsi="Inconsolata"/>
-                <w:iCs/>
-                <w:color w:val="000000" w:themeColor="text1"/>
-                <w:sz w:val="20"/>
-              </w:rPr>
-            </w:pPr>
-            <w:r>
-              <w:rPr>
-                <w:rFonts w:ascii="Inconsolata" w:hAnsi="Inconsolata"/>
-                <w:iCs/>
-                <w:color w:val="000000" w:themeColor="text1"/>
-                <w:sz w:val="20"/>
-              </w:rPr>
-              <w:t>Regulatory grounding</w:t>
-            </w:r>
-          </w:p>
-        </w:tc>
-        <w:tc>
-          <w:tcPr>
-            <w:tcW w:w="5387" w:type="dxa"/>
-          </w:tcPr>
-          <w:p>
-            <w:pPr>
-              <w:spacing w:after="200" w:line="276" w:lineRule="auto"/>
-              <w:rPr>
-                <w:rFonts w:ascii="Inconsolata" w:hAnsi="Inconsolata"/>
-                <w:iCs/>
-                <w:color w:val="000000" w:themeColor="text1"/>
-                <w:sz w:val="20"/>
-              </w:rPr>
-            </w:pPr>
-            <w:r>
-              <w:rPr>
-                <w:rFonts w:ascii="Inconsolata" w:hAnsi="Inconsolata"/>
-                <w:iCs/>
-                <w:color w:val="000000" w:themeColor="text1"/>
-                <w:sz w:val="20"/>
-              </w:rPr>
-              <w:t>Grounded in retrieved clause text: access management, identification/authentication/authorisation, inventory updates, network access control rules</w:t>
-            </w:r>
-          </w:p>
-        </w:tc>
-        <w:tc>
-          <w:tcPr>
-            <w:tcW w:w="6405" w:type="dxa"/>
-          </w:tcPr>
-          <w:p>
-            <w:pPr>
-              <w:spacing w:after="200" w:line="276" w:lineRule="auto"/>
-              <w:rPr>
-                <w:rFonts w:ascii="Inconsolata" w:hAnsi="Inconsolata"/>
-                <w:iCs/>
-                <w:color w:val="000000" w:themeColor="text1"/>
-                <w:sz w:val="20"/>
-              </w:rPr>
-            </w:pPr>
-            <w:r>
-              <w:rPr>
-                <w:rFonts w:ascii="Inconsolata" w:hAnsi="Inconsolata"/>
-                <w:iCs/>
-                <w:color w:val="000000" w:themeColor="text1"/>
-                <w:sz w:val="20"/>
-              </w:rPr>
-              <w:t>Model explicitly states "Without direct access to the official documentation of CCoP 2.0" — acknowledges it lacks source material</w:t>
-            </w:r>
-          </w:p>
-        </w:tc>
-      </w:tr>
-      <w:tr>
-        <w:tc>
-          <w:tcPr>
-            <w:tcW w:w="1384" w:type="dxa"/>
-          </w:tcPr>
-          <w:p>
-            <w:pPr>
-              <w:spacing w:after="200" w:line="276" w:lineRule="auto"/>
-              <w:rPr>
-                <w:rFonts w:ascii="Inconsolata" w:hAnsi="Inconsolata"/>
-                <w:iCs/>
-                <w:color w:val="000000" w:themeColor="text1"/>
-                <w:sz w:val="20"/>
-              </w:rPr>
-            </w:pPr>
-            <w:r>
-              <w:rPr>
-                <w:rFonts w:ascii="Inconsolata" w:hAnsi="Inconsolata"/>
-                <w:iCs/>
-                <w:color w:val="000000" w:themeColor="text1"/>
-                <w:sz w:val="20"/>
-              </w:rPr>
-              <w:t>Citations</w:t>
-            </w:r>
-          </w:p>
-        </w:tc>
-        <w:tc>
-          <w:tcPr>
-            <w:tcW w:w="5387" w:type="dxa"/>
-          </w:tcPr>
-          <w:p>
-            <w:pPr>
-              <w:spacing w:after="200" w:line="276" w:lineRule="auto"/>
-              <w:rPr>
-                <w:rFonts w:ascii="Inconsolata" w:hAnsi="Inconsolata"/>
-                <w:iCs/>
-                <w:color w:val="000000" w:themeColor="text1"/>
-                <w:sz w:val="20"/>
-              </w:rPr>
-            </w:pPr>
-            <w:r>
-              <w:rPr>
-                <w:rFonts w:ascii="Inconsolata" w:hAnsi="Inconsolata"/>
-                <w:iCs/>
-                <w:color w:val="000000" w:themeColor="text1"/>
-                <w:sz w:val="20"/>
-              </w:rPr>
-              <w:t>2 clause-level citations with traceability</w:t>
-            </w:r>
-          </w:p>
-        </w:tc>
-        <w:tc>
-          <w:tcPr>
-            <w:tcW w:w="6405" w:type="dxa"/>
-          </w:tcPr>
-          <w:p>
-            <w:pPr>
-              <w:spacing w:after="200" w:line="276" w:lineRule="auto"/>
-              <w:rPr>
-                <w:rFonts w:ascii="Inconsolata" w:hAnsi="Inconsolata"/>
-                <w:iCs/>
-                <w:color w:val="000000" w:themeColor="text1"/>
-                <w:sz w:val="20"/>
-              </w:rPr>
-            </w:pPr>
-            <w:r>
-              <w:rPr>
-                <w:rFonts w:ascii="Inconsolata" w:hAnsi="Inconsolata"/>
-                <w:iCs/>
-                <w:color w:val="000000" w:themeColor="text1"/>
-                <w:sz w:val="20"/>
-              </w:rPr>
-              <w:t>0</w:t>
-            </w:r>
-          </w:p>
-        </w:tc>
-      </w:tr>
-      <w:tr>
-        <w:tc>
-          <w:tcPr>
-            <w:tcW w:w="1384" w:type="dxa"/>
-          </w:tcPr>
-          <w:p>
-            <w:pPr>
-              <w:spacing w:after="200" w:line="276" w:lineRule="auto"/>
-              <w:rPr>
-                <w:rFonts w:ascii="Inconsolata" w:hAnsi="Inconsolata"/>
-                <w:iCs/>
-                <w:color w:val="000000" w:themeColor="text1"/>
-                <w:sz w:val="20"/>
-              </w:rPr>
-            </w:pPr>
-            <w:r>
-              <w:rPr>
-                <w:rFonts w:ascii="Inconsolata" w:hAnsi="Inconsolata"/>
-                <w:iCs/>
-                <w:color w:val="000000" w:themeColor="text1"/>
-                <w:sz w:val="20"/>
-              </w:rPr>
-              <w:t>Avg relevance score</w:t>
-            </w:r>
-          </w:p>
-        </w:tc>
-        <w:tc>
-          <w:tcPr>
-            <w:tcW w:w="5387" w:type="dxa"/>
-          </w:tcPr>
-          <w:p>
-            <w:pPr>
-              <w:spacing w:after="200" w:line="276" w:lineRule="auto"/>
-              <w:rPr>
-                <w:rFonts w:ascii="Inconsolata" w:hAnsi="Inconsolata"/>
-                <w:iCs/>
-                <w:color w:val="000000" w:themeColor="text1"/>
-                <w:sz w:val="20"/>
-              </w:rPr>
-            </w:pPr>
-            <w:r>
-              <w:rPr>
-                <w:rFonts w:ascii="Inconsolata" w:hAnsi="Inconsolata"/>
-                <w:iCs/>
-                <w:color w:val="000000" w:themeColor="text1"/>
-                <w:sz w:val="20"/>
-              </w:rPr>
-              <w:t>4.71 / 5.0</w:t>
-            </w:r>
-          </w:p>
-        </w:tc>
-        <w:tc>
-          <w:tcPr>
-            <w:tcW w:w="6405" w:type="dxa"/>
-          </w:tcPr>
-          <w:p>
-            <w:pPr>
-              <w:spacing w:after="200" w:line="276" w:lineRule="auto"/>
-              <w:rPr>
-                <w:rFonts w:ascii="Inconsolata" w:hAnsi="Inconsolata"/>
-                <w:iCs/>
-                <w:color w:val="000000" w:themeColor="text1"/>
-                <w:sz w:val="20"/>
-              </w:rPr>
-            </w:pPr>
-            <w:r>
-              <w:rPr>
-                <w:rFonts w:ascii="Inconsolata" w:hAnsi="Inconsolata"/>
-                <w:iCs/>
-                <w:color w:val="000000" w:themeColor="text1"/>
-                <w:sz w:val="20"/>
-              </w:rPr>
-              <w:t>N/A</w:t>
-            </w:r>
-          </w:p>
-        </w:tc>
-      </w:tr>
-    </w:tbl>
-    <w:p>
-      <w:pPr>
-        <w:rPr>
-          <w:rFonts w:ascii="Inconsolata" w:hAnsi="Inconsolata"/>
-          <w:sz w:val="26"/>
-        </w:rPr>
-      </w:pPr>
-    </w:p>
-    <w:p>
-      <w:pPr>
-        <w:rPr>
-          <w:rFonts w:ascii="Inconsolata" w:hAnsi="Inconsolata"/>
-          <w:sz w:val="26"/>
-        </w:rPr>
-      </w:pPr>
-      <w:r>
-        <w:rPr>
-          <w:rFonts w:ascii="Inconsolata" w:hAnsi="Inconsolata"/>
-          <w:sz w:val="26"/>
-        </w:rPr>
-        <w:t>The hybrid response demonstrates that retrieval grounding resolves the core factual deficiency identified in Term 1: the model can now cite specific CCoP clauses rather than fabricating or substituting from other frameworks. The llm-only response confirms the baseline model’s tendency to hallucinate regulatory knowledge — it references unrelated frameworks (NIST, ISO) when it cannot locate CCoP-specific text.</w:t>
-      </w:r>
-    </w:p>
-    <w:p>
-      <w:pPr>
-        <w:pStyle w:val="Heading3"/>
-        <w:shd w:val="clear" w:color="auto" w:fill="FFFFFF"/>
-        <w:spacing w:before="320" w:after="80" w:line="360" w:lineRule="auto"/>
+        <w:t>7.1.2</w:t>
+      </w:r>
+      <w:r>
         <w:rPr>
           <w:rFonts w:ascii="Inconsolata" w:eastAsia="Inconsolata" w:hAnsi="Inconsolata" w:cs="Inconsolata"/>
           <w:b w:val="0"/>
@@ -5428,8 +4514,1108 @@
           <w:szCs w:val="36"/>
           <w:lang w:val="en-GB" w:eastAsia="en-GB"/>
         </w:rPr>
-      </w:pPr>
-      <w:r>
+        <w:t xml:space="preserve"> Model Grounding &amp; Factual Recall</w:t>
+      </w:r>
+    </w:p>
+    <w:p>
+      <w:pPr>
+        <w:spacing w:line="360" w:lineRule="auto"/>
+        <w:rPr>
+          <w:rFonts w:ascii="Inconsolata" w:hAnsi="Inconsolata"/>
+          <w:sz w:val="26"/>
+        </w:rPr>
+      </w:pPr>
+      <w:r>
+        <w:rPr>
+          <w:rFonts w:ascii="Inconsolata" w:hAnsi="Inconsolata"/>
+          <w:sz w:val="26"/>
+        </w:rPr>
+        <w:br/>
+      </w:r>
+      <w:r>
+        <w:rPr>
+          <w:rFonts w:ascii="Inconsolata" w:hAnsi="Inconsolata"/>
+          <w:sz w:val="26"/>
+        </w:rPr>
+        <w:t xml:space="preserve">Test case B3-001 evaluates conditional compliance reasoning — whether the model can apply specific </w:t>
+      </w:r>
+      <w:proofErr w:type="spellStart"/>
+      <w:r>
+        <w:rPr>
+          <w:rFonts w:ascii="Inconsolata" w:hAnsi="Inconsolata"/>
+          <w:sz w:val="26"/>
+        </w:rPr>
+        <w:t>CCoP</w:t>
+      </w:r>
+      <w:proofErr w:type="spellEnd"/>
+      <w:r>
+        <w:rPr>
+          <w:rFonts w:ascii="Inconsolata" w:hAnsi="Inconsolata"/>
+          <w:sz w:val="26"/>
+        </w:rPr>
+        <w:t xml:space="preserve"> clauses to a real-world scenario involving shared administrative accounts and compensating controls.</w:t>
+      </w:r>
+    </w:p>
+    <w:p>
+      <w:pPr>
+        <w:spacing w:line="360" w:lineRule="auto"/>
+        <w:rPr>
+          <w:rFonts w:ascii="Consolas" w:hAnsi="Consolas" w:cs="Consolas"/>
+          <w:color w:val="7F7F7F" w:themeColor="text1" w:themeTint="80"/>
+          <w:sz w:val="20"/>
+          <w:szCs w:val="20"/>
+        </w:rPr>
+      </w:pPr>
+      <w:proofErr w:type="spellStart"/>
+      <w:r>
+        <w:rPr>
+          <w:rFonts w:ascii="Consolas" w:hAnsi="Consolas" w:cs="Consolas"/>
+          <w:color w:val="7F7F7F" w:themeColor="text1" w:themeTint="80"/>
+          <w:sz w:val="20"/>
+          <w:szCs w:val="20"/>
+        </w:rPr>
+        <w:t>ccop</w:t>
+      </w:r>
+      <w:proofErr w:type="spellEnd"/>
+      <w:r>
+        <w:rPr>
+          <w:rFonts w:ascii="Consolas" w:hAnsi="Consolas" w:cs="Consolas"/>
+          <w:color w:val="7F7F7F" w:themeColor="text1" w:themeTint="80"/>
+          <w:sz w:val="20"/>
+          <w:szCs w:val="20"/>
+        </w:rPr>
+        <w:t>-eval evaluate run --model primus-reasoning --benchmarks B3 --test-ids B3-001 --judge-mode universal --mode hybrid</w:t>
+      </w:r>
+      <w:r>
+        <w:rPr>
+          <w:rFonts w:ascii="Consolas" w:hAnsi="Consolas" w:cs="Consolas"/>
+          <w:color w:val="7F7F7F" w:themeColor="text1" w:themeTint="80"/>
+          <w:sz w:val="20"/>
+          <w:szCs w:val="20"/>
+        </w:rPr>
+        <w:br/>
+      </w:r>
+      <w:proofErr w:type="spellStart"/>
+      <w:r>
+        <w:rPr>
+          <w:rFonts w:ascii="Consolas" w:hAnsi="Consolas" w:cs="Consolas"/>
+          <w:color w:val="7F7F7F" w:themeColor="text1" w:themeTint="80"/>
+          <w:sz w:val="20"/>
+          <w:szCs w:val="20"/>
+        </w:rPr>
+        <w:t>ccop</w:t>
+      </w:r>
+      <w:proofErr w:type="spellEnd"/>
+      <w:r>
+        <w:rPr>
+          <w:rFonts w:ascii="Consolas" w:hAnsi="Consolas" w:cs="Consolas"/>
+          <w:color w:val="7F7F7F" w:themeColor="text1" w:themeTint="80"/>
+          <w:sz w:val="20"/>
+          <w:szCs w:val="20"/>
+        </w:rPr>
+        <w:t xml:space="preserve">-eval evaluate run --model primus-reasoning --benchmarks B3 --test-ids B3-001 --judge-mode universal --mode </w:t>
+      </w:r>
+      <w:proofErr w:type="spellStart"/>
+      <w:r>
+        <w:rPr>
+          <w:rFonts w:ascii="Consolas" w:hAnsi="Consolas" w:cs="Consolas"/>
+          <w:color w:val="7F7F7F" w:themeColor="text1" w:themeTint="80"/>
+          <w:sz w:val="20"/>
+          <w:szCs w:val="20"/>
+        </w:rPr>
+        <w:t>llm</w:t>
+      </w:r>
+      <w:proofErr w:type="spellEnd"/>
+      <w:r>
+        <w:rPr>
+          <w:rFonts w:ascii="Consolas" w:hAnsi="Consolas" w:cs="Consolas"/>
+          <w:color w:val="7F7F7F" w:themeColor="text1" w:themeTint="80"/>
+          <w:sz w:val="20"/>
+          <w:szCs w:val="20"/>
+        </w:rPr>
+        <w:t>-only</w:t>
+      </w:r>
+    </w:p>
+    <w:p>
+      <w:pPr>
+        <w:spacing w:line="360" w:lineRule="auto"/>
+        <w:rPr>
+          <w:rFonts w:ascii="Consolas" w:hAnsi="Consolas" w:cs="Consolas"/>
+          <w:i/>
+          <w:iCs/>
+          <w:color w:val="1F497D" w:themeColor="text2"/>
+          <w:sz w:val="20"/>
+          <w:szCs w:val="20"/>
+        </w:rPr>
+      </w:pPr>
+      <w:r>
+        <w:rPr>
+          <w:rFonts w:ascii="Consolas" w:hAnsi="Consolas" w:cs="Consolas"/>
+          <w:i/>
+          <w:iCs/>
+          <w:color w:val="1F497D" w:themeColor="text2"/>
+          <w:sz w:val="20"/>
+          <w:szCs w:val="20"/>
+          <w:highlight w:val="yellow"/>
+        </w:rPr>
+        <w:t>Question:</w:t>
+      </w:r>
+      <w:r>
+        <w:rPr>
+          <w:rFonts w:ascii="Consolas" w:hAnsi="Consolas" w:cs="Consolas"/>
+          <w:i/>
+          <w:iCs/>
+          <w:color w:val="1F497D" w:themeColor="text2"/>
+          <w:sz w:val="20"/>
+          <w:szCs w:val="20"/>
+          <w:highlight w:val="yellow"/>
+        </w:rPr>
+        <w:t xml:space="preserve"> </w:t>
+      </w:r>
+      <w:r>
+        <w:rPr>
+          <w:rFonts w:ascii="Consolas" w:hAnsi="Consolas" w:cs="Consolas"/>
+          <w:i/>
+          <w:iCs/>
+          <w:color w:val="1F497D" w:themeColor="text2"/>
+          <w:sz w:val="20"/>
+          <w:szCs w:val="20"/>
+          <w:highlight w:val="yellow"/>
+        </w:rPr>
+        <w:t>"A CIIO uses shared administrative accounts for managing CII systems, but has implemented comprehensive logging of all actions, real-time monitoring with alerts, and quarterly access reviews by an independent team. Given</w:t>
+      </w:r>
+      <w:r>
+        <w:rPr>
+          <w:rFonts w:ascii="Consolas" w:hAnsi="Consolas" w:cs="Consolas"/>
+          <w:i/>
+          <w:iCs/>
+          <w:color w:val="1F497D" w:themeColor="text2"/>
+          <w:sz w:val="20"/>
+          <w:szCs w:val="20"/>
+          <w:highlight w:val="yellow"/>
+        </w:rPr>
+        <w:t xml:space="preserve"> </w:t>
+      </w:r>
+      <w:r>
+        <w:rPr>
+          <w:rFonts w:ascii="Consolas" w:hAnsi="Consolas" w:cs="Consolas"/>
+          <w:i/>
+          <w:iCs/>
+          <w:color w:val="1F497D" w:themeColor="text2"/>
+          <w:sz w:val="20"/>
+          <w:szCs w:val="20"/>
+          <w:highlight w:val="yellow"/>
+        </w:rPr>
+        <w:t xml:space="preserve">these compensating controls, does this setup comply with </w:t>
+      </w:r>
+      <w:proofErr w:type="spellStart"/>
+      <w:r>
+        <w:rPr>
+          <w:rFonts w:ascii="Consolas" w:hAnsi="Consolas" w:cs="Consolas"/>
+          <w:i/>
+          <w:iCs/>
+          <w:color w:val="1F497D" w:themeColor="text2"/>
+          <w:sz w:val="20"/>
+          <w:szCs w:val="20"/>
+          <w:highlight w:val="yellow"/>
+        </w:rPr>
+        <w:t>CCoP</w:t>
+      </w:r>
+      <w:proofErr w:type="spellEnd"/>
+      <w:r>
+        <w:rPr>
+          <w:rFonts w:ascii="Consolas" w:hAnsi="Consolas" w:cs="Consolas"/>
+          <w:i/>
+          <w:iCs/>
+          <w:color w:val="1F497D" w:themeColor="text2"/>
+          <w:sz w:val="20"/>
+          <w:szCs w:val="20"/>
+          <w:highlight w:val="yellow"/>
+        </w:rPr>
+        <w:t xml:space="preserve"> 2.0 multi-factor authentication requirements?"</w:t>
+      </w:r>
+    </w:p>
+    <w:tbl>
+      <w:tblPr>
+        <w:tblStyle w:val="TableGrid"/>
+        <w:tblW w:w="0" w:type="auto"/>
+        <w:tblInd w:w="108" w:type="dxa"/>
+        <w:tblLook w:val="04A0" w:firstRow="1" w:lastRow="0" w:firstColumn="1" w:lastColumn="0" w:noHBand="0" w:noVBand="1"/>
+      </w:tblPr>
+      <w:tblGrid>
+        <w:gridCol w:w="2410"/>
+        <w:gridCol w:w="4820"/>
+        <w:gridCol w:w="5622"/>
+      </w:tblGrid>
+      <w:tr>
+        <w:tc>
+          <w:tcPr>
+            <w:tcW w:w="2410" w:type="dxa"/>
+          </w:tcPr>
+          <w:p>
+            <w:pPr>
+              <w:spacing w:line="360" w:lineRule="auto"/>
+            </w:pPr>
+            <w:r>
+              <w:rPr>
+                <w:rFonts w:ascii="Inconsolata" w:hAnsi="Inconsolata"/>
+                <w:b/>
+                <w:sz w:val="20"/>
+              </w:rPr>
+              <w:t>Aspect</w:t>
+            </w:r>
+          </w:p>
+        </w:tc>
+        <w:tc>
+          <w:tcPr>
+            <w:tcW w:w="4820" w:type="dxa"/>
+          </w:tcPr>
+          <w:p>
+            <w:pPr>
+              <w:spacing w:line="360" w:lineRule="auto"/>
+            </w:pPr>
+            <w:r>
+              <w:rPr>
+                <w:rFonts w:ascii="Inconsolata" w:hAnsi="Inconsolata"/>
+                <w:b/>
+                <w:sz w:val="20"/>
+              </w:rPr>
+              <w:t>hybrid (RAG-augmented)</w:t>
+            </w:r>
+          </w:p>
+        </w:tc>
+        <w:tc>
+          <w:tcPr>
+            <w:tcW w:w="5622" w:type="dxa"/>
+          </w:tcPr>
+          <w:p>
+            <w:pPr>
+              <w:spacing w:line="360" w:lineRule="auto"/>
+            </w:pPr>
+            <w:proofErr w:type="spellStart"/>
+            <w:r>
+              <w:rPr>
+                <w:rFonts w:ascii="Inconsolata" w:hAnsi="Inconsolata"/>
+                <w:b/>
+                <w:sz w:val="20"/>
+              </w:rPr>
+              <w:t>llm</w:t>
+            </w:r>
+            <w:proofErr w:type="spellEnd"/>
+            <w:r>
+              <w:rPr>
+                <w:rFonts w:ascii="Inconsolata" w:hAnsi="Inconsolata"/>
+                <w:b/>
+                <w:sz w:val="20"/>
+              </w:rPr>
+              <w:t>-only (no retrieval)</w:t>
+            </w:r>
+          </w:p>
+        </w:tc>
+      </w:tr>
+      <w:tr>
+        <w:tc>
+          <w:tcPr>
+            <w:tcW w:w="2410" w:type="dxa"/>
+          </w:tcPr>
+          <w:p>
+            <w:pPr>
+              <w:spacing w:line="360" w:lineRule="auto"/>
+            </w:pPr>
+            <w:r>
+              <w:rPr>
+                <w:rFonts w:ascii="Inconsolata" w:hAnsi="Inconsolata"/>
+                <w:sz w:val="20"/>
+              </w:rPr>
+              <w:t>Response</w:t>
+            </w:r>
+          </w:p>
+        </w:tc>
+        <w:tc>
+          <w:tcPr>
+            <w:tcW w:w="4820" w:type="dxa"/>
+          </w:tcPr>
+          <w:p>
+            <w:pPr>
+              <w:spacing w:line="360" w:lineRule="auto"/>
+            </w:pPr>
+            <w:proofErr w:type="spellStart"/>
+            <w:r>
+              <w:rPr>
+                <w:rFonts w:ascii="Inconsolata" w:hAnsi="Inconsolata"/>
+                <w:sz w:val="20"/>
+              </w:rPr>
+              <w:t>CCoP</w:t>
+            </w:r>
+            <w:proofErr w:type="spellEnd"/>
+            <w:r>
+              <w:rPr>
+                <w:rFonts w:ascii="Inconsolata" w:hAnsi="Inconsolata"/>
+                <w:sz w:val="20"/>
+              </w:rPr>
+              <w:t xml:space="preserve"> 2.0 mandates that the use of shared user accounts should be avoided unless </w:t>
+            </w:r>
+            <w:proofErr w:type="gramStart"/>
+            <w:r>
+              <w:rPr>
+                <w:rFonts w:ascii="Inconsolata" w:hAnsi="Inconsolata"/>
+                <w:sz w:val="20"/>
+              </w:rPr>
+              <w:t>absolutely necessary</w:t>
+            </w:r>
+            <w:proofErr w:type="gramEnd"/>
+            <w:r>
+              <w:rPr>
+                <w:rFonts w:ascii="Inconsolata" w:hAnsi="Inconsolata"/>
+                <w:sz w:val="20"/>
+              </w:rPr>
+              <w:t xml:space="preserve"> (Clause 5.2.1.c). It emphasizes the importance of minimizing privileges and </w:t>
+            </w:r>
+            <w:r>
+              <w:rPr>
+                <w:rFonts w:ascii="Inconsolata" w:hAnsi="Inconsolata"/>
+                <w:sz w:val="20"/>
+              </w:rPr>
+              <w:lastRenderedPageBreak/>
+              <w:t xml:space="preserve">monitoring all account activities... </w:t>
+            </w:r>
+            <w:proofErr w:type="spellStart"/>
+            <w:r>
+              <w:rPr>
+                <w:rFonts w:ascii="Inconsolata" w:hAnsi="Inconsolata"/>
+                <w:sz w:val="20"/>
+              </w:rPr>
+              <w:t>CCoP</w:t>
+            </w:r>
+            <w:proofErr w:type="spellEnd"/>
+            <w:r>
+              <w:rPr>
+                <w:rFonts w:ascii="Inconsolata" w:hAnsi="Inconsolata"/>
+                <w:sz w:val="20"/>
+              </w:rPr>
+              <w:t xml:space="preserve"> 2.0 requires multi-factor authentication for privileged accounts where privileges are escalated or accessed (Clause 5.3.1.c). Since the CIIO has not explicitly mentioned implementing MFA, this requirement is not fully met... The implementation of MFA is necessary to meet the specified standards.</w:t>
+            </w:r>
+          </w:p>
+        </w:tc>
+        <w:tc>
+          <w:tcPr>
+            <w:tcW w:w="5622" w:type="dxa"/>
+          </w:tcPr>
+          <w:p>
+            <w:pPr>
+              <w:spacing w:line="360" w:lineRule="auto"/>
+            </w:pPr>
+            <w:r>
+              <w:rPr>
+                <w:rFonts w:ascii="Inconsolata" w:hAnsi="Inconsolata"/>
+                <w:sz w:val="20"/>
+              </w:rPr>
+              <w:lastRenderedPageBreak/>
+              <w:t xml:space="preserve">Upon reviewing the </w:t>
+            </w:r>
+            <w:proofErr w:type="spellStart"/>
+            <w:r>
+              <w:rPr>
+                <w:rFonts w:ascii="Inconsolata" w:hAnsi="Inconsolata"/>
+                <w:sz w:val="20"/>
+              </w:rPr>
+              <w:t>CCoP</w:t>
+            </w:r>
+            <w:proofErr w:type="spellEnd"/>
+            <w:r>
+              <w:rPr>
+                <w:rFonts w:ascii="Inconsolata" w:hAnsi="Inconsolata"/>
+                <w:sz w:val="20"/>
+              </w:rPr>
+              <w:t xml:space="preserve"> 2.0 framework, I recall that it emphasizes strong authentication mechanisms... specific clauses regarding shared administrative accounts and multi-factor authentication (MFA) are not </w:t>
+            </w:r>
+            <w:r>
+              <w:rPr>
+                <w:rFonts w:ascii="Inconsolata" w:hAnsi="Inconsolata"/>
+                <w:sz w:val="20"/>
+              </w:rPr>
+              <w:lastRenderedPageBreak/>
+              <w:t xml:space="preserve">immediately clear in my memory without direct reference to the document... For instance, Clause 6.5 of earlier </w:t>
+            </w:r>
+            <w:proofErr w:type="spellStart"/>
+            <w:r>
+              <w:rPr>
+                <w:rFonts w:ascii="Inconsolata" w:hAnsi="Inconsolata"/>
+                <w:sz w:val="20"/>
+              </w:rPr>
+              <w:t>CCoP</w:t>
+            </w:r>
+            <w:proofErr w:type="spellEnd"/>
+            <w:r>
+              <w:rPr>
+                <w:rFonts w:ascii="Inconsolata" w:hAnsi="Inconsolata"/>
+                <w:sz w:val="20"/>
+              </w:rPr>
+              <w:t xml:space="preserve"> versions might relate to access controls and authentication, but the exact alignment with MFA for shared accounts is uncertain.</w:t>
+            </w:r>
+          </w:p>
+        </w:tc>
+      </w:tr>
+      <w:tr>
+        <w:tc>
+          <w:tcPr>
+            <w:tcW w:w="2410" w:type="dxa"/>
+          </w:tcPr>
+          <w:p>
+            <w:pPr>
+              <w:spacing w:line="360" w:lineRule="auto"/>
+            </w:pPr>
+            <w:r>
+              <w:rPr>
+                <w:rFonts w:ascii="Inconsolata" w:hAnsi="Inconsolata"/>
+                <w:sz w:val="20"/>
+              </w:rPr>
+              <w:t>Hallucination detected</w:t>
+            </w:r>
+          </w:p>
+        </w:tc>
+        <w:tc>
+          <w:tcPr>
+            <w:tcW w:w="4820" w:type="dxa"/>
+          </w:tcPr>
+          <w:p>
+            <w:pPr>
+              <w:spacing w:line="360" w:lineRule="auto"/>
+            </w:pPr>
+            <w:r>
+              <w:rPr>
+                <w:rFonts w:ascii="Inconsolata" w:hAnsi="Inconsolata"/>
+                <w:sz w:val="20"/>
+              </w:rPr>
+              <w:t>NO (8 claims: 0 unsupported, 0 contradicted)</w:t>
+            </w:r>
+          </w:p>
+        </w:tc>
+        <w:tc>
+          <w:tcPr>
+            <w:tcW w:w="5622" w:type="dxa"/>
+          </w:tcPr>
+          <w:p>
+            <w:pPr>
+              <w:spacing w:line="360" w:lineRule="auto"/>
+            </w:pPr>
+            <w:r>
+              <w:rPr>
+                <w:rFonts w:ascii="Inconsolata" w:hAnsi="Inconsolata"/>
+                <w:color w:val="C00000"/>
+                <w:sz w:val="20"/>
+              </w:rPr>
+              <w:t xml:space="preserve">YES </w:t>
+            </w:r>
+            <w:r>
+              <w:rPr>
+                <w:rFonts w:ascii="Inconsolata" w:hAnsi="Inconsolata"/>
+                <w:sz w:val="20"/>
+              </w:rPr>
+              <w:t>(7 claims: 4 unsupported, 1 contradicted)</w:t>
+            </w:r>
+          </w:p>
+        </w:tc>
+      </w:tr>
+      <w:tr>
+        <w:tc>
+          <w:tcPr>
+            <w:tcW w:w="2410" w:type="dxa"/>
+          </w:tcPr>
+          <w:p>
+            <w:pPr>
+              <w:spacing w:line="360" w:lineRule="auto"/>
+            </w:pPr>
+            <w:proofErr w:type="spellStart"/>
+            <w:r>
+              <w:rPr>
+                <w:rFonts w:ascii="Inconsolata" w:hAnsi="Inconsolata"/>
+                <w:sz w:val="20"/>
+              </w:rPr>
+              <w:t>Behaviour</w:t>
+            </w:r>
+            <w:proofErr w:type="spellEnd"/>
+          </w:p>
+        </w:tc>
+        <w:tc>
+          <w:tcPr>
+            <w:tcW w:w="4820" w:type="dxa"/>
+          </w:tcPr>
+          <w:p>
+            <w:pPr>
+              <w:spacing w:line="360" w:lineRule="auto"/>
+            </w:pPr>
+            <w:r>
+              <w:rPr>
+                <w:rFonts w:ascii="Inconsolata" w:hAnsi="Inconsolata"/>
+                <w:sz w:val="20"/>
+              </w:rPr>
+              <w:t>Cites specific clauses (5.2.1, 5.1.4, 5.2.2, 5.3.1.c), applies them to the scenario, recommends MFA implementation</w:t>
+            </w:r>
+          </w:p>
+        </w:tc>
+        <w:tc>
+          <w:tcPr>
+            <w:tcW w:w="5622" w:type="dxa"/>
+          </w:tcPr>
+          <w:p>
+            <w:pPr>
+              <w:spacing w:line="360" w:lineRule="auto"/>
+            </w:pPr>
+            <w:r>
+              <w:rPr>
+                <w:rFonts w:ascii="Inconsolata" w:hAnsi="Inconsolata"/>
+                <w:sz w:val="20"/>
+              </w:rPr>
+              <w:t>Hedges with "I recall", fabricates Clause 6.5, unable to reach a definitive compliance determination</w:t>
+            </w:r>
+          </w:p>
+        </w:tc>
+      </w:tr>
+      <w:tr>
+        <w:tc>
+          <w:tcPr>
+            <w:tcW w:w="2410" w:type="dxa"/>
+          </w:tcPr>
+          <w:p>
+            <w:pPr>
+              <w:spacing w:line="360" w:lineRule="auto"/>
+            </w:pPr>
+            <w:r>
+              <w:rPr>
+                <w:rFonts w:ascii="Inconsolata" w:hAnsi="Inconsolata"/>
+                <w:sz w:val="20"/>
+              </w:rPr>
+              <w:t>Benchmark score</w:t>
+            </w:r>
+          </w:p>
+        </w:tc>
+        <w:tc>
+          <w:tcPr>
+            <w:tcW w:w="4820" w:type="dxa"/>
+          </w:tcPr>
+          <w:p>
+            <w:pPr>
+              <w:spacing w:line="360" w:lineRule="auto"/>
+            </w:pPr>
+            <w:r>
+              <w:rPr>
+                <w:rFonts w:ascii="Inconsolata" w:hAnsi="Inconsolata"/>
+                <w:sz w:val="20"/>
+              </w:rPr>
+              <w:t>1.00 (PASS)</w:t>
+            </w:r>
+          </w:p>
+        </w:tc>
+        <w:tc>
+          <w:tcPr>
+            <w:tcW w:w="5622" w:type="dxa"/>
+          </w:tcPr>
+          <w:p>
+            <w:pPr>
+              <w:spacing w:line="360" w:lineRule="auto"/>
+            </w:pPr>
+            <w:r>
+              <w:rPr>
+                <w:rFonts w:ascii="Inconsolata" w:hAnsi="Inconsolata"/>
+                <w:sz w:val="20"/>
+              </w:rPr>
+              <w:t>0.00 (FAIL)</w:t>
+            </w:r>
+          </w:p>
+        </w:tc>
+      </w:tr>
+      <w:tr>
+        <w:tc>
+          <w:tcPr>
+            <w:tcW w:w="2410" w:type="dxa"/>
+          </w:tcPr>
+          <w:p>
+            <w:pPr>
+              <w:spacing w:line="360" w:lineRule="auto"/>
+            </w:pPr>
+            <w:r>
+              <w:rPr>
+                <w:rFonts w:ascii="Inconsolata" w:hAnsi="Inconsolata"/>
+                <w:sz w:val="20"/>
+              </w:rPr>
+              <w:t>Reasoning depth</w:t>
+            </w:r>
+          </w:p>
+        </w:tc>
+        <w:tc>
+          <w:tcPr>
+            <w:tcW w:w="4820" w:type="dxa"/>
+          </w:tcPr>
+          <w:p>
+            <w:pPr>
+              <w:spacing w:line="360" w:lineRule="auto"/>
+            </w:pPr>
+            <w:r>
+              <w:rPr>
+                <w:rFonts w:ascii="Inconsolata" w:hAnsi="Inconsolata"/>
+                <w:sz w:val="20"/>
+              </w:rPr>
+              <w:t>Clause Citations: YES, Conditional Analysis: YES, Actionable Steps: YES</w:t>
+            </w:r>
+          </w:p>
+        </w:tc>
+        <w:tc>
+          <w:tcPr>
+            <w:tcW w:w="5622" w:type="dxa"/>
+          </w:tcPr>
+          <w:p>
+            <w:pPr>
+              <w:spacing w:line="360" w:lineRule="auto"/>
+            </w:pPr>
+            <w:r>
+              <w:rPr>
+                <w:rFonts w:ascii="Inconsolata" w:hAnsi="Inconsolata"/>
+                <w:sz w:val="20"/>
+              </w:rPr>
+              <w:t>Clause Citations: NO, Conditional Analysis: NO, Actionable Steps: YES</w:t>
+            </w:r>
+          </w:p>
+        </w:tc>
+      </w:tr>
+      <w:tr>
+        <w:tc>
+          <w:tcPr>
+            <w:tcW w:w="2410" w:type="dxa"/>
+          </w:tcPr>
+          <w:p>
+            <w:pPr>
+              <w:spacing w:line="360" w:lineRule="auto"/>
+            </w:pPr>
+            <w:r>
+              <w:rPr>
+                <w:rFonts w:ascii="Inconsolata" w:hAnsi="Inconsolata"/>
+                <w:sz w:val="20"/>
+              </w:rPr>
+              <w:t>RAGAs score</w:t>
+            </w:r>
+          </w:p>
+        </w:tc>
+        <w:tc>
+          <w:tcPr>
+            <w:tcW w:w="4820" w:type="dxa"/>
+          </w:tcPr>
+          <w:p>
+            <w:pPr>
+              <w:spacing w:line="360" w:lineRule="auto"/>
+              <w:rPr>
+                <w:color w:val="00B050"/>
+              </w:rPr>
+            </w:pPr>
+            <w:r>
+              <w:rPr>
+                <w:rFonts w:ascii="Inconsolata" w:hAnsi="Inconsolata"/>
+                <w:color w:val="00B050"/>
+                <w:sz w:val="20"/>
+              </w:rPr>
+              <w:t>0.94</w:t>
+            </w:r>
+          </w:p>
+        </w:tc>
+        <w:tc>
+          <w:tcPr>
+            <w:tcW w:w="5622" w:type="dxa"/>
+          </w:tcPr>
+          <w:p>
+            <w:pPr>
+              <w:spacing w:line="360" w:lineRule="auto"/>
+            </w:pPr>
+            <w:r>
+              <w:rPr>
+                <w:rFonts w:ascii="Inconsolata" w:hAnsi="Inconsolata"/>
+                <w:sz w:val="20"/>
+              </w:rPr>
+              <w:t>0.50</w:t>
+            </w:r>
+          </w:p>
+        </w:tc>
+      </w:tr>
+      <w:tr>
+        <w:tc>
+          <w:tcPr>
+            <w:tcW w:w="2410" w:type="dxa"/>
+          </w:tcPr>
+          <w:p>
+            <w:pPr>
+              <w:spacing w:line="360" w:lineRule="auto"/>
+            </w:pPr>
+            <w:proofErr w:type="spellStart"/>
+            <w:r>
+              <w:rPr>
+                <w:rFonts w:ascii="Inconsolata" w:hAnsi="Inconsolata"/>
+                <w:sz w:val="20"/>
+              </w:rPr>
+              <w:t>context_faithfulness</w:t>
+            </w:r>
+            <w:proofErr w:type="spellEnd"/>
+          </w:p>
+        </w:tc>
+        <w:tc>
+          <w:tcPr>
+            <w:tcW w:w="4820" w:type="dxa"/>
+          </w:tcPr>
+          <w:p>
+            <w:pPr>
+              <w:spacing w:line="360" w:lineRule="auto"/>
+              <w:rPr>
+                <w:color w:val="00B050"/>
+              </w:rPr>
+            </w:pPr>
+            <w:r>
+              <w:rPr>
+                <w:rFonts w:ascii="Inconsolata" w:hAnsi="Inconsolata"/>
+                <w:color w:val="00B050"/>
+                <w:sz w:val="20"/>
+              </w:rPr>
+              <w:t>0.80</w:t>
+            </w:r>
+          </w:p>
+        </w:tc>
+        <w:tc>
+          <w:tcPr>
+            <w:tcW w:w="5622" w:type="dxa"/>
+          </w:tcPr>
+          <w:p>
+            <w:pPr>
+              <w:spacing w:line="360" w:lineRule="auto"/>
+            </w:pPr>
+            <w:r>
+              <w:rPr>
+                <w:rFonts w:ascii="Inconsolata" w:hAnsi="Inconsolata"/>
+                <w:sz w:val="20"/>
+              </w:rPr>
+              <w:t>N/A</w:t>
+            </w:r>
+          </w:p>
+        </w:tc>
+      </w:tr>
+      <w:tr>
+        <w:tc>
+          <w:tcPr>
+            <w:tcW w:w="2410" w:type="dxa"/>
+          </w:tcPr>
+          <w:p>
+            <w:pPr>
+              <w:spacing w:line="360" w:lineRule="auto"/>
+            </w:pPr>
+            <w:proofErr w:type="spellStart"/>
+            <w:r>
+              <w:rPr>
+                <w:rFonts w:ascii="Inconsolata" w:hAnsi="Inconsolata"/>
+                <w:sz w:val="20"/>
+              </w:rPr>
+              <w:t>factual_recall</w:t>
+            </w:r>
+            <w:proofErr w:type="spellEnd"/>
+          </w:p>
+        </w:tc>
+        <w:tc>
+          <w:tcPr>
+            <w:tcW w:w="4820" w:type="dxa"/>
+          </w:tcPr>
+          <w:p>
+            <w:pPr>
+              <w:spacing w:line="360" w:lineRule="auto"/>
+              <w:rPr>
+                <w:color w:val="00B050"/>
+              </w:rPr>
+            </w:pPr>
+            <w:r>
+              <w:rPr>
+                <w:rFonts w:ascii="Inconsolata" w:hAnsi="Inconsolata"/>
+                <w:color w:val="00B050"/>
+                <w:sz w:val="20"/>
+              </w:rPr>
+              <w:t>1.00</w:t>
+            </w:r>
+          </w:p>
+        </w:tc>
+        <w:tc>
+          <w:tcPr>
+            <w:tcW w:w="5622" w:type="dxa"/>
+          </w:tcPr>
+          <w:p>
+            <w:pPr>
+              <w:spacing w:line="360" w:lineRule="auto"/>
+            </w:pPr>
+            <w:r>
+              <w:rPr>
+                <w:rFonts w:ascii="Inconsolata" w:hAnsi="Inconsolata"/>
+                <w:sz w:val="20"/>
+              </w:rPr>
+              <w:t>0.62</w:t>
+            </w:r>
+          </w:p>
+        </w:tc>
+      </w:tr>
+      <w:tr>
+        <w:tc>
+          <w:tcPr>
+            <w:tcW w:w="2410" w:type="dxa"/>
+          </w:tcPr>
+          <w:p>
+            <w:pPr>
+              <w:spacing w:line="360" w:lineRule="auto"/>
+            </w:pPr>
+            <w:proofErr w:type="spellStart"/>
+            <w:r>
+              <w:rPr>
+                <w:rFonts w:ascii="Inconsolata" w:hAnsi="Inconsolata"/>
+                <w:sz w:val="20"/>
+              </w:rPr>
+              <w:t>semantic_similarity</w:t>
+            </w:r>
+            <w:proofErr w:type="spellEnd"/>
+          </w:p>
+        </w:tc>
+        <w:tc>
+          <w:tcPr>
+            <w:tcW w:w="4820" w:type="dxa"/>
+          </w:tcPr>
+          <w:p>
+            <w:pPr>
+              <w:spacing w:line="360" w:lineRule="auto"/>
+            </w:pPr>
+            <w:r>
+              <w:rPr>
+                <w:rFonts w:ascii="Inconsolata" w:hAnsi="Inconsolata"/>
+                <w:sz w:val="20"/>
+              </w:rPr>
+              <w:t>0.90</w:t>
+            </w:r>
+          </w:p>
+        </w:tc>
+        <w:tc>
+          <w:tcPr>
+            <w:tcW w:w="5622" w:type="dxa"/>
+          </w:tcPr>
+          <w:p>
+            <w:pPr>
+              <w:spacing w:line="360" w:lineRule="auto"/>
+            </w:pPr>
+            <w:r>
+              <w:rPr>
+                <w:rFonts w:ascii="Inconsolata" w:hAnsi="Inconsolata"/>
+                <w:sz w:val="20"/>
+              </w:rPr>
+              <w:t>0.89</w:t>
+            </w:r>
+          </w:p>
+        </w:tc>
+      </w:tr>
+    </w:tbl>
+    <w:p>
+      <w:pPr>
+        <w:spacing w:line="360" w:lineRule="auto"/>
+        <w:rPr>
+          <w:rFonts w:ascii="Inconsolata" w:hAnsi="Inconsolata"/>
+          <w:sz w:val="26"/>
+        </w:rPr>
+      </w:pPr>
+      <w:r>
+        <w:rPr>
+          <w:rFonts w:ascii="Inconsolata" w:hAnsi="Inconsolata"/>
+          <w:sz w:val="26"/>
+        </w:rPr>
+        <w:br/>
+      </w:r>
+      <w:r>
+        <w:rPr>
+          <w:rFonts w:ascii="Inconsolata" w:hAnsi="Inconsolata"/>
+          <w:sz w:val="26"/>
+        </w:rPr>
+        <w:t xml:space="preserve">The contrast is stark: the </w:t>
+      </w:r>
+      <w:r>
+        <w:rPr>
+          <w:rFonts w:ascii="Inconsolata" w:hAnsi="Inconsolata"/>
+          <w:b/>
+          <w:bCs/>
+          <w:sz w:val="26"/>
+        </w:rPr>
+        <w:t>RAG-augmented response achieves perfect benchmark and factual recall scores by grounding its reasoning in retrieved clause text</w:t>
+      </w:r>
+      <w:r>
+        <w:rPr>
+          <w:rFonts w:ascii="Inconsolata" w:hAnsi="Inconsolata"/>
+          <w:sz w:val="26"/>
+        </w:rPr>
+        <w:t xml:space="preserve"> — it identifies the specific prohibition on shared accounts (5.2.1.c), the MFA requirement (5.3.1.c), and provides an actionable recommendation. The LLM-only response demonstrates high semantic similarity (0.89) — it discusses the right topic — but cannot cite specific clauses, fabricates "Clause 6.5", and produces a non-committal answer unsuitable for compliance guidance.</w:t>
+      </w:r>
+    </w:p>
+    <w:p>
+      <w:r>
+        <w:lastRenderedPageBreak/>
+        <w:drawing>
+          <wp:inline distT="0" distB="0" distL="0" distR="0" wp14:anchorId="108539F9" wp14:editId="381FB760">
+            <wp:extent cx="8690610" cy="2814320"/>
+            <wp:effectExtent l="0" t="0" r="0" b="5080"/>
+            <wp:docPr id="1992223091" name="Picture 1"/>
+            <wp:cNvGraphicFramePr>
+              <a:graphicFrameLocks xmlns:a="http://schemas.openxmlformats.org/drawingml/2006/main" noChangeAspect="1"/>
+            </wp:cNvGraphicFramePr>
+            <a:graphic xmlns:a="http://schemas.openxmlformats.org/drawingml/2006/main">
+              <a:graphicData uri="http://schemas.openxmlformats.org/drawingml/2006/picture">
+                <pic:pic xmlns:pic="http://schemas.openxmlformats.org/drawingml/2006/picture">
+                  <pic:nvPicPr>
+                    <pic:cNvPr id="1992223091" name=""/>
+                    <pic:cNvPicPr/>
+                  </pic:nvPicPr>
+                  <pic:blipFill>
+                    <a:blip r:embed="rId8"/>
+                    <a:stretch>
+                      <a:fillRect/>
+                    </a:stretch>
+                  </pic:blipFill>
+                  <pic:spPr>
+                    <a:xfrm>
+                      <a:off x="0" y="0"/>
+                      <a:ext cx="8690610" cy="2814320"/>
+                    </a:xfrm>
+                    <a:prstGeom prst="rect">
+                      <a:avLst/>
+                    </a:prstGeom>
+                  </pic:spPr>
+                </pic:pic>
+              </a:graphicData>
+            </a:graphic>
+          </wp:inline>
+        </w:drawing>
+      </w:r>
+      <w:r>
+        <w:br/>
+      </w:r>
+      <w:r>
+        <w:drawing>
+          <wp:inline distT="0" distB="0" distL="0" distR="0" wp14:anchorId="4B026B05" wp14:editId="5A05F336">
+            <wp:extent cx="8690610" cy="857250"/>
+            <wp:effectExtent l="0" t="0" r="0" b="6350"/>
+            <wp:docPr id="586956094" name="Picture 1"/>
+            <wp:cNvGraphicFramePr>
+              <a:graphicFrameLocks xmlns:a="http://schemas.openxmlformats.org/drawingml/2006/main" noChangeAspect="1"/>
+            </wp:cNvGraphicFramePr>
+            <a:graphic xmlns:a="http://schemas.openxmlformats.org/drawingml/2006/main">
+              <a:graphicData uri="http://schemas.openxmlformats.org/drawingml/2006/picture">
+                <pic:pic xmlns:pic="http://schemas.openxmlformats.org/drawingml/2006/picture">
+                  <pic:nvPicPr>
+                    <pic:cNvPr id="586956094" name=""/>
+                    <pic:cNvPicPr/>
+                  </pic:nvPicPr>
+                  <pic:blipFill>
+                    <a:blip r:embed="rId9"/>
+                    <a:stretch>
+                      <a:fillRect/>
+                    </a:stretch>
+                  </pic:blipFill>
+                  <pic:spPr>
+                    <a:xfrm>
+                      <a:off x="0" y="0"/>
+                      <a:ext cx="8690610" cy="857250"/>
+                    </a:xfrm>
+                    <a:prstGeom prst="rect">
+                      <a:avLst/>
+                    </a:prstGeom>
+                  </pic:spPr>
+                </pic:pic>
+              </a:graphicData>
+            </a:graphic>
+          </wp:inline>
+        </w:drawing>
+      </w:r>
+    </w:p>
+    <w:p>
+      <w:pPr>
+        <w:jc w:val="center"/>
+        <w:rPr>
+          <w:rFonts w:ascii="Inconsolata" w:hAnsi="Inconsolata"/>
+          <w:i/>
+          <w:color w:val="666666"/>
+        </w:rPr>
+      </w:pPr>
+      <w:r>
+        <w:rPr>
+          <w:rFonts w:ascii="Inconsolata" w:hAnsi="Inconsolata"/>
+          <w:i/>
+          <w:color w:val="666666"/>
+        </w:rPr>
+        <w:t xml:space="preserve">Figure 3: </w:t>
+      </w:r>
+      <w:proofErr w:type="spellStart"/>
+      <w:r>
+        <w:rPr>
+          <w:rFonts w:ascii="Inconsolata" w:hAnsi="Inconsolata"/>
+          <w:i/>
+          <w:color w:val="666666"/>
+        </w:rPr>
+        <w:t>CCoP</w:t>
+      </w:r>
+      <w:proofErr w:type="spellEnd"/>
+      <w:r>
+        <w:rPr>
+          <w:rFonts w:ascii="Inconsolata" w:hAnsi="Inconsolata"/>
+          <w:i/>
+          <w:color w:val="666666"/>
+        </w:rPr>
+        <w:t xml:space="preserve"> Evaluation framework in action, showing model response and evaluation for a RAG augmented pipeline</w:t>
+      </w:r>
+      <w:r>
+        <w:rPr>
+          <w:rFonts w:ascii="Inconsolata" w:hAnsi="Inconsolata"/>
+          <w:i/>
+          <w:color w:val="666666"/>
+        </w:rPr>
+        <w:t xml:space="preserve">, </w:t>
+      </w:r>
+    </w:p>
+    <w:p>
+      <w:pPr>
+        <w:jc w:val="center"/>
+      </w:pPr>
+      <w:r>
+        <w:rPr>
+          <w:rFonts w:ascii="Inconsolata" w:hAnsi="Inconsolata"/>
+          <w:i/>
+          <w:color w:val="666666"/>
+        </w:rPr>
+        <w:t xml:space="preserve">focusing on assessment of model grounding to </w:t>
+      </w:r>
+      <w:proofErr w:type="spellStart"/>
+      <w:r>
+        <w:rPr>
+          <w:rFonts w:ascii="Inconsolata" w:hAnsi="Inconsolata"/>
+          <w:i/>
+          <w:color w:val="666666"/>
+        </w:rPr>
+        <w:t>CCoP</w:t>
+      </w:r>
+      <w:proofErr w:type="spellEnd"/>
+      <w:r>
+        <w:rPr>
+          <w:rFonts w:ascii="Inconsolata" w:hAnsi="Inconsolata"/>
+          <w:i/>
+          <w:color w:val="666666"/>
+        </w:rPr>
+        <w:t xml:space="preserve"> facts</w:t>
+      </w:r>
+    </w:p>
+    <w:p>
+      <w:pPr>
+        <w:rPr>
+          <w:rFonts w:ascii="Inconsolata" w:hAnsi="Inconsolata"/>
+          <w:sz w:val="26"/>
+        </w:rPr>
+      </w:pPr>
+    </w:p>
+    <w:p>
+      <w:pPr>
+        <w:pStyle w:val="Heading3"/>
+        <w:shd w:val="clear" w:color="auto" w:fill="FFFFFF"/>
+        <w:spacing w:before="320" w:after="80" w:line="360" w:lineRule="auto"/>
         <w:rPr>
           <w:rFonts w:ascii="Inconsolata" w:eastAsia="Inconsolata" w:hAnsi="Inconsolata" w:cs="Inconsolata"/>
           <w:b w:val="0"/>
@@ -5439,14 +5625,8 @@
           <w:szCs w:val="36"/>
           <w:lang w:val="en-GB" w:eastAsia="en-GB"/>
         </w:rPr>
-        <w:t>7.2 Single Benchmark Evaluation</w:t>
-      </w:r>
-    </w:p>
-    <w:p>
-      <w:pPr>
-        <w:pStyle w:val="Heading3"/>
-        <w:shd w:val="clear" w:color="auto" w:fill="FFFFFF"/>
-        <w:spacing w:before="320" w:after="80" w:line="360" w:lineRule="auto"/>
+      </w:pPr>
+      <w:r>
         <w:rPr>
           <w:rFonts w:ascii="Inconsolata" w:eastAsia="Inconsolata" w:hAnsi="Inconsolata" w:cs="Inconsolata"/>
           <w:b w:val="0"/>
@@ -5456,7 +5636,8 @@
           <w:szCs w:val="36"/>
           <w:lang w:val="en-GB" w:eastAsia="en-GB"/>
         </w:rPr>
-      </w:pPr>
+        <w:t xml:space="preserve">7.2 </w:t>
+      </w:r>
       <w:r>
         <w:rPr>
           <w:rFonts w:ascii="Inconsolata" w:eastAsia="Inconsolata" w:hAnsi="Inconsolata" w:cs="Inconsolata"/>
@@ -5467,35 +5648,1224 @@
           <w:szCs w:val="36"/>
           <w:lang w:val="en-GB" w:eastAsia="en-GB"/>
         </w:rPr>
-        <w:t>7.3 Full Batch Evaluation</w:t>
+        <w:t xml:space="preserve">Resistance to </w:t>
+      </w:r>
+      <w:r>
+        <w:rPr>
+          <w:rFonts w:ascii="Inconsolata" w:eastAsia="Inconsolata" w:hAnsi="Inconsolata" w:cs="Inconsolata"/>
+          <w:b w:val="0"/>
+          <w:bCs w:val="0"/>
+          <w:color w:val="434343"/>
+          <w:sz w:val="36"/>
+          <w:szCs w:val="36"/>
+          <w:lang w:val="en-GB" w:eastAsia="en-GB"/>
+        </w:rPr>
+        <w:t>Hallucination</w:t>
       </w:r>
     </w:p>
     <w:p>
       <w:pPr>
-        <w:rPr>
-          <w:rFonts w:ascii="Inconsolata" w:hAnsi="Inconsolata"/>
-          <w:sz w:val="48"/>
-        </w:rPr>
-      </w:pPr>
+        <w:spacing w:line="360" w:lineRule="auto"/>
+        <w:rPr>
+          <w:rFonts w:ascii="Inconsolata" w:hAnsi="Inconsolata"/>
+          <w:sz w:val="26"/>
+        </w:rPr>
+      </w:pPr>
+      <w:r>
+        <w:rPr>
+          <w:rFonts w:ascii="Inconsolata" w:hAnsi="Inconsolata"/>
+          <w:sz w:val="26"/>
+        </w:rPr>
+        <w:t xml:space="preserve">Test case B21-004 is designed to test hallucination resistance by asking about a non-existent clause — Clause 7.4.5 does not appear in </w:t>
+      </w:r>
+      <w:proofErr w:type="spellStart"/>
+      <w:r>
+        <w:rPr>
+          <w:rFonts w:ascii="Inconsolata" w:hAnsi="Inconsolata"/>
+          <w:sz w:val="26"/>
+        </w:rPr>
+        <w:t>CCoP</w:t>
+      </w:r>
+      <w:proofErr w:type="spellEnd"/>
+      <w:r>
+        <w:rPr>
+          <w:rFonts w:ascii="Inconsolata" w:hAnsi="Inconsolata"/>
+          <w:sz w:val="26"/>
+        </w:rPr>
+        <w:t xml:space="preserve"> 2.0. The expected </w:t>
+      </w:r>
+      <w:proofErr w:type="spellStart"/>
+      <w:r>
+        <w:rPr>
+          <w:rFonts w:ascii="Inconsolata" w:hAnsi="Inconsolata"/>
+          <w:sz w:val="26"/>
+        </w:rPr>
+        <w:t>behaviour</w:t>
+      </w:r>
+      <w:proofErr w:type="spellEnd"/>
+      <w:r>
+        <w:rPr>
+          <w:rFonts w:ascii="Inconsolata" w:hAnsi="Inconsolata"/>
+          <w:sz w:val="26"/>
+        </w:rPr>
+        <w:t xml:space="preserve"> is for the model to recogni</w:t>
+      </w:r>
+      <w:r>
+        <w:rPr>
+          <w:rFonts w:ascii="Inconsolata" w:hAnsi="Inconsolata"/>
+          <w:sz w:val="26"/>
+        </w:rPr>
+        <w:t>z</w:t>
+      </w:r>
+      <w:r>
+        <w:rPr>
+          <w:rFonts w:ascii="Inconsolata" w:hAnsi="Inconsolata"/>
+          <w:sz w:val="26"/>
+        </w:rPr>
+        <w:t>e this and decline to fabricate an answer.</w:t>
+      </w:r>
     </w:p>
     <w:p>
       <w:pPr>
-        <w:rPr>
-          <w:rFonts w:ascii="Inconsolata" w:hAnsi="Inconsolata"/>
-          <w:sz w:val="48"/>
-        </w:rPr>
-      </w:pPr>
-      <w:r>
-        <w:rPr>
-          <w:rFonts w:ascii="Inconsolata" w:hAnsi="Inconsolata"/>
-          <w:sz w:val="48"/>
+        <w:spacing w:line="360" w:lineRule="auto"/>
+        <w:rPr>
+          <w:rFonts w:ascii="Consolas" w:hAnsi="Consolas" w:cs="Consolas"/>
+          <w:color w:val="7F7F7F" w:themeColor="text1" w:themeTint="80"/>
+          <w:sz w:val="20"/>
+          <w:szCs w:val="20"/>
+        </w:rPr>
+      </w:pPr>
+      <w:proofErr w:type="spellStart"/>
+      <w:r>
+        <w:rPr>
+          <w:rFonts w:ascii="Consolas" w:hAnsi="Consolas" w:cs="Consolas"/>
+          <w:color w:val="7F7F7F" w:themeColor="text1" w:themeTint="80"/>
+          <w:sz w:val="20"/>
+          <w:szCs w:val="20"/>
         </w:rPr>
         <w:lastRenderedPageBreak/>
-        <w:t>8. Known Issues &amp; Blockers</w:t>
+        <w:t>ccop</w:t>
+      </w:r>
+      <w:proofErr w:type="spellEnd"/>
+      <w:r>
+        <w:rPr>
+          <w:rFonts w:ascii="Consolas" w:hAnsi="Consolas" w:cs="Consolas"/>
+          <w:color w:val="7F7F7F" w:themeColor="text1" w:themeTint="80"/>
+          <w:sz w:val="20"/>
+          <w:szCs w:val="20"/>
+        </w:rPr>
+        <w:t>-eval evaluate run --model primus-reasoning --benchmarks B21 --test-ids B21-004 --judge-mode universal --mode hybrid</w:t>
+      </w:r>
+      <w:r>
+        <w:rPr>
+          <w:rFonts w:ascii="Consolas" w:hAnsi="Consolas" w:cs="Consolas"/>
+          <w:color w:val="7F7F7F" w:themeColor="text1" w:themeTint="80"/>
+          <w:sz w:val="20"/>
+          <w:szCs w:val="20"/>
+        </w:rPr>
+        <w:br/>
+      </w:r>
+      <w:proofErr w:type="spellStart"/>
+      <w:r>
+        <w:rPr>
+          <w:rFonts w:ascii="Consolas" w:hAnsi="Consolas" w:cs="Consolas"/>
+          <w:color w:val="7F7F7F" w:themeColor="text1" w:themeTint="80"/>
+          <w:sz w:val="20"/>
+          <w:szCs w:val="20"/>
+        </w:rPr>
+        <w:t>ccop</w:t>
+      </w:r>
+      <w:proofErr w:type="spellEnd"/>
+      <w:r>
+        <w:rPr>
+          <w:rFonts w:ascii="Consolas" w:hAnsi="Consolas" w:cs="Consolas"/>
+          <w:color w:val="7F7F7F" w:themeColor="text1" w:themeTint="80"/>
+          <w:sz w:val="20"/>
+          <w:szCs w:val="20"/>
+        </w:rPr>
+        <w:t xml:space="preserve">-eval evaluate run --model primus-reasoning --benchmarks B21 --test-ids B21-004 --judge-mode universal --mode </w:t>
+      </w:r>
+      <w:proofErr w:type="spellStart"/>
+      <w:r>
+        <w:rPr>
+          <w:rFonts w:ascii="Consolas" w:hAnsi="Consolas" w:cs="Consolas"/>
+          <w:color w:val="7F7F7F" w:themeColor="text1" w:themeTint="80"/>
+          <w:sz w:val="20"/>
+          <w:szCs w:val="20"/>
+        </w:rPr>
+        <w:t>llm</w:t>
+      </w:r>
+      <w:proofErr w:type="spellEnd"/>
+      <w:r>
+        <w:rPr>
+          <w:rFonts w:ascii="Consolas" w:hAnsi="Consolas" w:cs="Consolas"/>
+          <w:color w:val="7F7F7F" w:themeColor="text1" w:themeTint="80"/>
+          <w:sz w:val="20"/>
+          <w:szCs w:val="20"/>
+        </w:rPr>
+        <w:t>-only</w:t>
       </w:r>
     </w:p>
     <w:p>
       <w:pPr>
+        <w:spacing w:line="360" w:lineRule="auto"/>
+        <w:rPr>
+          <w:rFonts w:ascii="Consolas" w:hAnsi="Consolas" w:cs="Consolas"/>
+          <w:i/>
+          <w:iCs/>
+          <w:color w:val="1F497D" w:themeColor="text2"/>
+          <w:sz w:val="20"/>
+          <w:szCs w:val="20"/>
+          <w:highlight w:val="yellow"/>
+        </w:rPr>
+      </w:pPr>
+      <w:proofErr w:type="spellStart"/>
+      <w:proofErr w:type="gramStart"/>
+      <w:r>
+        <w:rPr>
+          <w:rFonts w:ascii="Consolas" w:hAnsi="Consolas" w:cs="Consolas"/>
+          <w:i/>
+          <w:iCs/>
+          <w:color w:val="1F497D" w:themeColor="text2"/>
+          <w:sz w:val="20"/>
+          <w:szCs w:val="20"/>
+          <w:highlight w:val="yellow"/>
+        </w:rPr>
+        <w:t>Question</w:t>
+      </w:r>
+      <w:r>
+        <w:rPr>
+          <w:rFonts w:ascii="Consolas" w:hAnsi="Consolas" w:cs="Consolas"/>
+          <w:i/>
+          <w:iCs/>
+          <w:color w:val="1F497D" w:themeColor="text2"/>
+          <w:sz w:val="20"/>
+          <w:szCs w:val="20"/>
+          <w:highlight w:val="yellow"/>
+        </w:rPr>
+        <w:t>:</w:t>
+      </w:r>
+      <w:r>
+        <w:rPr>
+          <w:rFonts w:ascii="Consolas" w:hAnsi="Consolas" w:cs="Consolas"/>
+          <w:i/>
+          <w:iCs/>
+          <w:color w:val="1F497D" w:themeColor="text2"/>
+          <w:sz w:val="20"/>
+          <w:szCs w:val="20"/>
+          <w:highlight w:val="yellow"/>
+        </w:rPr>
+        <w:t>“</w:t>
+      </w:r>
+      <w:proofErr w:type="gramEnd"/>
+      <w:r>
+        <w:rPr>
+          <w:rFonts w:ascii="Consolas" w:hAnsi="Consolas" w:cs="Consolas"/>
+          <w:i/>
+          <w:iCs/>
+          <w:color w:val="1F497D" w:themeColor="text2"/>
+          <w:sz w:val="20"/>
+          <w:szCs w:val="20"/>
+          <w:highlight w:val="yellow"/>
+        </w:rPr>
+        <w:t>According</w:t>
+      </w:r>
+      <w:proofErr w:type="spellEnd"/>
+      <w:r>
+        <w:rPr>
+          <w:rFonts w:ascii="Consolas" w:hAnsi="Consolas" w:cs="Consolas"/>
+          <w:i/>
+          <w:iCs/>
+          <w:color w:val="1F497D" w:themeColor="text2"/>
+          <w:sz w:val="20"/>
+          <w:szCs w:val="20"/>
+          <w:highlight w:val="yellow"/>
+        </w:rPr>
+        <w:t xml:space="preserve"> to </w:t>
+      </w:r>
+      <w:proofErr w:type="spellStart"/>
+      <w:r>
+        <w:rPr>
+          <w:rFonts w:ascii="Consolas" w:hAnsi="Consolas" w:cs="Consolas"/>
+          <w:i/>
+          <w:iCs/>
+          <w:color w:val="1F497D" w:themeColor="text2"/>
+          <w:sz w:val="20"/>
+          <w:szCs w:val="20"/>
+          <w:highlight w:val="yellow"/>
+        </w:rPr>
+        <w:t>CCoP</w:t>
+      </w:r>
+      <w:proofErr w:type="spellEnd"/>
+      <w:r>
+        <w:rPr>
+          <w:rFonts w:ascii="Consolas" w:hAnsi="Consolas" w:cs="Consolas"/>
+          <w:i/>
+          <w:iCs/>
+          <w:color w:val="1F497D" w:themeColor="text2"/>
+          <w:sz w:val="20"/>
+          <w:szCs w:val="20"/>
+          <w:highlight w:val="yellow"/>
+        </w:rPr>
+        <w:t xml:space="preserve"> 2.0 Clause 7.4.5, what is the maximum allowable downtime for CII systems during recovery from a cybersecurity incident</w:t>
+      </w:r>
+      <w:r>
+        <w:rPr>
+          <w:rFonts w:ascii="Consolas" w:hAnsi="Consolas" w:cs="Consolas"/>
+          <w:i/>
+          <w:iCs/>
+          <w:color w:val="1F497D" w:themeColor="text2"/>
+          <w:sz w:val="20"/>
+          <w:szCs w:val="20"/>
+          <w:highlight w:val="yellow"/>
+        </w:rPr>
+        <w:t>?”</w:t>
+      </w:r>
+      <w:r>
+        <w:rPr>
+          <w:rFonts w:ascii="Consolas" w:hAnsi="Consolas" w:cs="Consolas"/>
+          <w:i/>
+          <w:iCs/>
+          <w:color w:val="1F497D" w:themeColor="text2"/>
+          <w:sz w:val="20"/>
+          <w:szCs w:val="20"/>
+          <w:highlight w:val="yellow"/>
+        </w:rPr>
+        <w:t xml:space="preserve"> </w:t>
+      </w:r>
+    </w:p>
+    <w:tbl>
+      <w:tblPr>
+        <w:tblStyle w:val="TableGrid"/>
+        <w:tblW w:w="0" w:type="auto"/>
+        <w:tblInd w:w="108" w:type="dxa"/>
+        <w:tblLook w:val="04A0" w:firstRow="1" w:lastRow="0" w:firstColumn="1" w:lastColumn="0" w:noHBand="0" w:noVBand="1"/>
+      </w:tblPr>
+      <w:tblGrid>
+        <w:gridCol w:w="2268"/>
+        <w:gridCol w:w="5245"/>
+        <w:gridCol w:w="5954"/>
+      </w:tblGrid>
+      <w:tr>
+        <w:tc>
+          <w:tcPr>
+            <w:tcW w:w="2268" w:type="dxa"/>
+          </w:tcPr>
+          <w:p>
+            <w:r>
+              <w:rPr>
+                <w:rFonts w:ascii="Inconsolata" w:hAnsi="Inconsolata"/>
+                <w:b/>
+                <w:sz w:val="20"/>
+              </w:rPr>
+              <w:t>Aspect</w:t>
+            </w:r>
+          </w:p>
+        </w:tc>
+        <w:tc>
+          <w:tcPr>
+            <w:tcW w:w="5245" w:type="dxa"/>
+          </w:tcPr>
+          <w:p>
+            <w:r>
+              <w:rPr>
+                <w:rFonts w:ascii="Inconsolata" w:hAnsi="Inconsolata"/>
+                <w:b/>
+                <w:sz w:val="20"/>
+              </w:rPr>
+              <w:t xml:space="preserve"> RAG-augmented pipeline</w:t>
+            </w:r>
+          </w:p>
+        </w:tc>
+        <w:tc>
+          <w:tcPr>
+            <w:tcW w:w="5954" w:type="dxa"/>
+          </w:tcPr>
+          <w:p>
+            <w:proofErr w:type="spellStart"/>
+            <w:r>
+              <w:rPr>
+                <w:rFonts w:ascii="Inconsolata" w:hAnsi="Inconsolata"/>
+                <w:b/>
+                <w:sz w:val="20"/>
+              </w:rPr>
+              <w:t>llm</w:t>
+            </w:r>
+            <w:proofErr w:type="spellEnd"/>
+            <w:r>
+              <w:rPr>
+                <w:rFonts w:ascii="Inconsolata" w:hAnsi="Inconsolata"/>
+                <w:b/>
+                <w:sz w:val="20"/>
+              </w:rPr>
+              <w:t>-only (no retrieval)</w:t>
+            </w:r>
+          </w:p>
+        </w:tc>
+      </w:tr>
+      <w:tr>
+        <w:tc>
+          <w:tcPr>
+            <w:tcW w:w="2268" w:type="dxa"/>
+          </w:tcPr>
+          <w:p>
+            <w:pPr>
+              <w:spacing w:line="360" w:lineRule="auto"/>
+            </w:pPr>
+            <w:r>
+              <w:rPr>
+                <w:rFonts w:ascii="Inconsolata" w:hAnsi="Inconsolata"/>
+                <w:sz w:val="20"/>
+              </w:rPr>
+              <w:t>Response</w:t>
+            </w:r>
+          </w:p>
+        </w:tc>
+        <w:tc>
+          <w:tcPr>
+            <w:tcW w:w="5245" w:type="dxa"/>
+          </w:tcPr>
+          <w:p>
+            <w:pPr>
+              <w:spacing w:line="360" w:lineRule="auto"/>
+              <w:rPr>
+                <w:color w:val="595959" w:themeColor="text1" w:themeTint="A6"/>
+              </w:rPr>
+            </w:pPr>
+            <w:r>
+              <w:rPr>
+                <w:rFonts w:ascii="Inconsolata" w:hAnsi="Inconsolata"/>
+                <w:color w:val="595959" w:themeColor="text1" w:themeTint="A6"/>
+                <w:sz w:val="20"/>
+              </w:rPr>
+              <w:t>“</w:t>
+            </w:r>
+            <w:r>
+              <w:rPr>
+                <w:rFonts w:ascii="Inconsolata" w:hAnsi="Inconsolata"/>
+                <w:color w:val="595959" w:themeColor="text1" w:themeTint="A6"/>
+                <w:sz w:val="20"/>
+              </w:rPr>
+              <w:t xml:space="preserve">The provided retrieved context does not explicitly mention Clause 7.4.5 from </w:t>
+            </w:r>
+            <w:proofErr w:type="spellStart"/>
+            <w:r>
+              <w:rPr>
+                <w:rFonts w:ascii="Inconsolata" w:hAnsi="Inconsolata"/>
+                <w:color w:val="595959" w:themeColor="text1" w:themeTint="A6"/>
+                <w:sz w:val="20"/>
+              </w:rPr>
+              <w:t>CCoP</w:t>
+            </w:r>
+            <w:proofErr w:type="spellEnd"/>
+            <w:r>
+              <w:rPr>
+                <w:rFonts w:ascii="Inconsolata" w:hAnsi="Inconsolata"/>
+                <w:color w:val="595959" w:themeColor="text1" w:themeTint="A6"/>
+                <w:sz w:val="20"/>
+              </w:rPr>
+              <w:t xml:space="preserve"> 2.0, which pertains to the maximum allowable downtime for Critical Information Infrastructure (CII) systems during recovery from a cybersecurity incident. Given the available information, there is no specific clause or reference that addresses the "maximum allowable downtime" under Clause 7.4.5 within </w:t>
+            </w:r>
+            <w:proofErr w:type="spellStart"/>
+            <w:r>
+              <w:rPr>
+                <w:rFonts w:ascii="Inconsolata" w:hAnsi="Inconsolata"/>
+                <w:color w:val="595959" w:themeColor="text1" w:themeTint="A6"/>
+                <w:sz w:val="20"/>
+              </w:rPr>
+              <w:t>CCoP</w:t>
+            </w:r>
+            <w:proofErr w:type="spellEnd"/>
+            <w:r>
+              <w:rPr>
+                <w:rFonts w:ascii="Inconsolata" w:hAnsi="Inconsolata"/>
+                <w:color w:val="595959" w:themeColor="text1" w:themeTint="A6"/>
+                <w:sz w:val="20"/>
+              </w:rPr>
+              <w:t xml:space="preserve"> 2.0... Therefore, it's not possible to provide a definitive answer based on the current information.</w:t>
+            </w:r>
+            <w:r>
+              <w:rPr>
+                <w:rFonts w:ascii="Inconsolata" w:hAnsi="Inconsolata"/>
+                <w:color w:val="595959" w:themeColor="text1" w:themeTint="A6"/>
+                <w:sz w:val="20"/>
+              </w:rPr>
+              <w:t>”</w:t>
+            </w:r>
+          </w:p>
+        </w:tc>
+        <w:tc>
+          <w:tcPr>
+            <w:tcW w:w="5954" w:type="dxa"/>
+          </w:tcPr>
+          <w:p>
+            <w:pPr>
+              <w:spacing w:line="360" w:lineRule="auto"/>
+              <w:rPr>
+                <w:color w:val="595959" w:themeColor="text1" w:themeTint="A6"/>
+              </w:rPr>
+            </w:pPr>
+            <w:r>
+              <w:rPr>
+                <w:rFonts w:ascii="Inconsolata" w:hAnsi="Inconsolata"/>
+                <w:color w:val="595959" w:themeColor="text1" w:themeTint="A6"/>
+                <w:sz w:val="20"/>
+              </w:rPr>
+              <w:t>“</w:t>
+            </w:r>
+            <w:r>
+              <w:rPr>
+                <w:rFonts w:ascii="Inconsolata" w:hAnsi="Inconsolata"/>
+                <w:color w:val="595959" w:themeColor="text1" w:themeTint="A6"/>
+                <w:sz w:val="20"/>
+              </w:rPr>
+              <w:t xml:space="preserve">Without direct access to </w:t>
+            </w:r>
+            <w:proofErr w:type="spellStart"/>
+            <w:r>
+              <w:rPr>
+                <w:rFonts w:ascii="Inconsolata" w:hAnsi="Inconsolata"/>
+                <w:color w:val="595959" w:themeColor="text1" w:themeTint="A6"/>
+                <w:sz w:val="20"/>
+              </w:rPr>
+              <w:t>CCoP</w:t>
+            </w:r>
+            <w:proofErr w:type="spellEnd"/>
+            <w:r>
+              <w:rPr>
+                <w:rFonts w:ascii="Inconsolata" w:hAnsi="Inconsolata"/>
+                <w:color w:val="595959" w:themeColor="text1" w:themeTint="A6"/>
+                <w:sz w:val="20"/>
+              </w:rPr>
+              <w:t xml:space="preserve"> 2.0 documentation at this moment, my ability to cite the exact clause details is limited...</w:t>
+            </w:r>
+            <w:r>
+              <w:rPr>
+                <w:rFonts w:ascii="Inconsolata" w:hAnsi="Inconsolata"/>
+                <w:color w:val="595959" w:themeColor="text1" w:themeTint="A6"/>
+                <w:sz w:val="20"/>
+              </w:rPr>
+              <w:t xml:space="preserve"> In other cybersecurity standards like NIST SP 800-53, 'Maximum Allowable Outage Time' for critical systems is a recognized concept.</w:t>
+            </w:r>
+            <w:r>
+              <w:rPr>
+                <w:rFonts w:ascii="Inconsolata" w:hAnsi="Inconsolata"/>
+                <w:color w:val="595959" w:themeColor="text1" w:themeTint="A6"/>
+                <w:sz w:val="20"/>
+              </w:rPr>
+              <w:t xml:space="preserve"> Assuming </w:t>
+            </w:r>
+            <w:proofErr w:type="spellStart"/>
+            <w:r>
+              <w:rPr>
+                <w:rFonts w:ascii="Inconsolata" w:hAnsi="Inconsolata"/>
+                <w:color w:val="595959" w:themeColor="text1" w:themeTint="A6"/>
+                <w:sz w:val="20"/>
+              </w:rPr>
+              <w:t>CCoP</w:t>
+            </w:r>
+            <w:proofErr w:type="spellEnd"/>
+            <w:r>
+              <w:rPr>
+                <w:rFonts w:ascii="Inconsolata" w:hAnsi="Inconsolata"/>
+                <w:color w:val="595959" w:themeColor="text1" w:themeTint="A6"/>
+                <w:sz w:val="20"/>
+              </w:rPr>
+              <w:t xml:space="preserve"> 2.0 follows similar principles, the maximum allowable downtime would be aligned with the criticality of services provided by CII systems... The maximum allowable downtime is likely measured in hours rather than days, reflecting the importance of swift restoration to maintain operational continuity.</w:t>
+            </w:r>
+            <w:r>
+              <w:rPr>
+                <w:rFonts w:ascii="Inconsolata" w:hAnsi="Inconsolata"/>
+                <w:color w:val="595959" w:themeColor="text1" w:themeTint="A6"/>
+                <w:sz w:val="20"/>
+              </w:rPr>
+              <w:t>”</w:t>
+            </w:r>
+          </w:p>
+        </w:tc>
+      </w:tr>
+      <w:tr>
+        <w:tc>
+          <w:tcPr>
+            <w:tcW w:w="2268" w:type="dxa"/>
+          </w:tcPr>
+          <w:p>
+            <w:pPr>
+              <w:spacing w:line="360" w:lineRule="auto"/>
+            </w:pPr>
+            <w:r>
+              <w:rPr>
+                <w:rFonts w:ascii="Inconsolata" w:hAnsi="Inconsolata"/>
+                <w:sz w:val="20"/>
+              </w:rPr>
+              <w:t>Hallucination detected</w:t>
+            </w:r>
+          </w:p>
+        </w:tc>
+        <w:tc>
+          <w:tcPr>
+            <w:tcW w:w="5245" w:type="dxa"/>
+          </w:tcPr>
+          <w:p>
+            <w:pPr>
+              <w:spacing w:line="360" w:lineRule="auto"/>
+            </w:pPr>
+            <w:r>
+              <w:rPr>
+                <w:rFonts w:ascii="Inconsolata" w:hAnsi="Inconsolata"/>
+                <w:color w:val="00B050"/>
+                <w:sz w:val="20"/>
+              </w:rPr>
+              <w:t xml:space="preserve">NO </w:t>
+            </w:r>
+            <w:r>
+              <w:rPr>
+                <w:rFonts w:ascii="Inconsolata" w:hAnsi="Inconsolata"/>
+                <w:sz w:val="20"/>
+              </w:rPr>
+              <w:t>(4 claims: 0 unsupported, 0 contradicted)</w:t>
+            </w:r>
+          </w:p>
+        </w:tc>
+        <w:tc>
+          <w:tcPr>
+            <w:tcW w:w="5954" w:type="dxa"/>
+          </w:tcPr>
+          <w:p>
+            <w:pPr>
+              <w:spacing w:line="360" w:lineRule="auto"/>
+            </w:pPr>
+            <w:r>
+              <w:rPr>
+                <w:rFonts w:ascii="Inconsolata" w:hAnsi="Inconsolata"/>
+                <w:color w:val="C00000"/>
+                <w:sz w:val="20"/>
+              </w:rPr>
+              <w:t xml:space="preserve">YES </w:t>
+            </w:r>
+            <w:r>
+              <w:rPr>
+                <w:rFonts w:ascii="Inconsolata" w:hAnsi="Inconsolata"/>
+                <w:sz w:val="20"/>
+              </w:rPr>
+              <w:t>(5 claims: 4 unsupported, 0 contradicted)</w:t>
+            </w:r>
+          </w:p>
+        </w:tc>
+      </w:tr>
+      <w:tr>
+        <w:tc>
+          <w:tcPr>
+            <w:tcW w:w="2268" w:type="dxa"/>
+          </w:tcPr>
+          <w:p>
+            <w:pPr>
+              <w:spacing w:line="360" w:lineRule="auto"/>
+            </w:pPr>
+            <w:proofErr w:type="spellStart"/>
+            <w:r>
+              <w:rPr>
+                <w:rFonts w:ascii="Inconsolata" w:hAnsi="Inconsolata"/>
+                <w:sz w:val="20"/>
+              </w:rPr>
+              <w:t>Behaviour</w:t>
+            </w:r>
+            <w:proofErr w:type="spellEnd"/>
+          </w:p>
+        </w:tc>
+        <w:tc>
+          <w:tcPr>
+            <w:tcW w:w="5245" w:type="dxa"/>
+          </w:tcPr>
+          <w:p>
+            <w:pPr>
+              <w:spacing w:line="360" w:lineRule="auto"/>
+            </w:pPr>
+            <w:r>
+              <w:rPr>
+                <w:rFonts w:ascii="Inconsolata" w:hAnsi="Inconsolata"/>
+                <w:sz w:val="20"/>
+              </w:rPr>
+              <w:t>Recogni</w:t>
+            </w:r>
+            <w:r>
+              <w:rPr>
+                <w:rFonts w:ascii="Inconsolata" w:hAnsi="Inconsolata"/>
+                <w:sz w:val="20"/>
+              </w:rPr>
+              <w:t>z</w:t>
+            </w:r>
+            <w:r>
+              <w:rPr>
+                <w:rFonts w:ascii="Inconsolata" w:hAnsi="Inconsolata"/>
+                <w:sz w:val="20"/>
+              </w:rPr>
+              <w:t>es clause is absent from retrieved context, declines to fabricate</w:t>
+            </w:r>
+          </w:p>
+        </w:tc>
+        <w:tc>
+          <w:tcPr>
+            <w:tcW w:w="5954" w:type="dxa"/>
+          </w:tcPr>
+          <w:p>
+            <w:pPr>
+              <w:spacing w:line="360" w:lineRule="auto"/>
+            </w:pPr>
+            <w:r>
+              <w:rPr>
+                <w:rFonts w:ascii="Inconsolata" w:hAnsi="Inconsolata"/>
+                <w:sz w:val="20"/>
+              </w:rPr>
+              <w:t>Speculates from general knowledge, references NIST SP 800-53, fabricates clause references (5.2.1, 3.4)</w:t>
+            </w:r>
+          </w:p>
+        </w:tc>
+      </w:tr>
+      <w:tr>
+        <w:tc>
+          <w:tcPr>
+            <w:tcW w:w="2268" w:type="dxa"/>
+          </w:tcPr>
+          <w:p>
+            <w:pPr>
+              <w:spacing w:line="360" w:lineRule="auto"/>
+            </w:pPr>
+            <w:r>
+              <w:rPr>
+                <w:rFonts w:ascii="Inconsolata" w:hAnsi="Inconsolata"/>
+                <w:sz w:val="20"/>
+              </w:rPr>
+              <w:t>Benchmark score</w:t>
+            </w:r>
+          </w:p>
+        </w:tc>
+        <w:tc>
+          <w:tcPr>
+            <w:tcW w:w="5245" w:type="dxa"/>
+          </w:tcPr>
+          <w:p>
+            <w:pPr>
+              <w:spacing w:line="360" w:lineRule="auto"/>
+            </w:pPr>
+            <w:r>
+              <w:rPr>
+                <w:rFonts w:ascii="Inconsolata" w:hAnsi="Inconsolata"/>
+                <w:sz w:val="20"/>
+              </w:rPr>
+              <w:t>0.33 (PASS)</w:t>
+            </w:r>
+          </w:p>
+        </w:tc>
+        <w:tc>
+          <w:tcPr>
+            <w:tcW w:w="5954" w:type="dxa"/>
+          </w:tcPr>
+          <w:p>
+            <w:pPr>
+              <w:spacing w:line="360" w:lineRule="auto"/>
+            </w:pPr>
+            <w:r>
+              <w:rPr>
+                <w:rFonts w:ascii="Inconsolata" w:hAnsi="Inconsolata"/>
+                <w:sz w:val="20"/>
+              </w:rPr>
+              <w:t>0.00 (FAIL)</w:t>
+            </w:r>
+          </w:p>
+        </w:tc>
+      </w:tr>
+      <w:tr>
+        <w:tc>
+          <w:tcPr>
+            <w:tcW w:w="2268" w:type="dxa"/>
+          </w:tcPr>
+          <w:p>
+            <w:pPr>
+              <w:spacing w:line="360" w:lineRule="auto"/>
+            </w:pPr>
+            <w:r>
+              <w:rPr>
+                <w:rFonts w:ascii="Inconsolata" w:hAnsi="Inconsolata"/>
+                <w:sz w:val="20"/>
+              </w:rPr>
+              <w:t>Reasoning depth</w:t>
+            </w:r>
+          </w:p>
+        </w:tc>
+        <w:tc>
+          <w:tcPr>
+            <w:tcW w:w="5245" w:type="dxa"/>
+          </w:tcPr>
+          <w:p>
+            <w:pPr>
+              <w:spacing w:line="360" w:lineRule="auto"/>
+            </w:pPr>
+            <w:r>
+              <w:rPr>
+                <w:rFonts w:ascii="Inconsolata" w:hAnsi="Inconsolata"/>
+                <w:sz w:val="20"/>
+              </w:rPr>
+              <w:t>Clause Citations: YES, Actionable Steps: NO</w:t>
+            </w:r>
+          </w:p>
+        </w:tc>
+        <w:tc>
+          <w:tcPr>
+            <w:tcW w:w="5954" w:type="dxa"/>
+          </w:tcPr>
+          <w:p>
+            <w:pPr>
+              <w:spacing w:line="360" w:lineRule="auto"/>
+            </w:pPr>
+            <w:r>
+              <w:rPr>
+                <w:rFonts w:ascii="Inconsolata" w:hAnsi="Inconsolata"/>
+                <w:sz w:val="20"/>
+              </w:rPr>
+              <w:t>Clause Citations: NO</w:t>
+            </w:r>
+          </w:p>
+        </w:tc>
+      </w:tr>
+      <w:tr>
+        <w:tc>
+          <w:tcPr>
+            <w:tcW w:w="2268" w:type="dxa"/>
+          </w:tcPr>
+          <w:p>
+            <w:pPr>
+              <w:spacing w:line="360" w:lineRule="auto"/>
+            </w:pPr>
+            <w:r>
+              <w:rPr>
+                <w:rFonts w:ascii="Inconsolata" w:hAnsi="Inconsolata"/>
+                <w:sz w:val="20"/>
+              </w:rPr>
+              <w:t>RAGAs score</w:t>
+            </w:r>
+          </w:p>
+        </w:tc>
+        <w:tc>
+          <w:tcPr>
+            <w:tcW w:w="5245" w:type="dxa"/>
+          </w:tcPr>
+          <w:p>
+            <w:pPr>
+              <w:spacing w:line="360" w:lineRule="auto"/>
+            </w:pPr>
+            <w:r>
+              <w:rPr>
+                <w:rFonts w:ascii="Inconsolata" w:hAnsi="Inconsolata"/>
+                <w:sz w:val="20"/>
+              </w:rPr>
+              <w:t>0.46</w:t>
+            </w:r>
+          </w:p>
+        </w:tc>
+        <w:tc>
+          <w:tcPr>
+            <w:tcW w:w="5954" w:type="dxa"/>
+          </w:tcPr>
+          <w:p>
+            <w:pPr>
+              <w:spacing w:line="360" w:lineRule="auto"/>
+            </w:pPr>
+            <w:r>
+              <w:rPr>
+                <w:rFonts w:ascii="Inconsolata" w:hAnsi="Inconsolata"/>
+                <w:sz w:val="20"/>
+              </w:rPr>
+              <w:t>0.45</w:t>
+            </w:r>
+          </w:p>
+        </w:tc>
+      </w:tr>
+      <w:tr>
+        <w:tc>
+          <w:tcPr>
+            <w:tcW w:w="2268" w:type="dxa"/>
+          </w:tcPr>
+          <w:p>
+            <w:pPr>
+              <w:spacing w:line="360" w:lineRule="auto"/>
+            </w:pPr>
+            <w:proofErr w:type="spellStart"/>
+            <w:r>
+              <w:rPr>
+                <w:rFonts w:ascii="Inconsolata" w:hAnsi="Inconsolata"/>
+                <w:sz w:val="20"/>
+              </w:rPr>
+              <w:t>context_faithfulness</w:t>
+            </w:r>
+            <w:proofErr w:type="spellEnd"/>
+          </w:p>
+        </w:tc>
+        <w:tc>
+          <w:tcPr>
+            <w:tcW w:w="5245" w:type="dxa"/>
+          </w:tcPr>
+          <w:p>
+            <w:pPr>
+              <w:spacing w:line="360" w:lineRule="auto"/>
+              <w:rPr>
+                <w:color w:val="00B050"/>
+              </w:rPr>
+            </w:pPr>
+            <w:r>
+              <w:rPr>
+                <w:rFonts w:ascii="Inconsolata" w:hAnsi="Inconsolata"/>
+                <w:color w:val="00B050"/>
+                <w:sz w:val="20"/>
+              </w:rPr>
+              <w:t>0.89</w:t>
+            </w:r>
+          </w:p>
+        </w:tc>
+        <w:tc>
+          <w:tcPr>
+            <w:tcW w:w="5954" w:type="dxa"/>
+          </w:tcPr>
+          <w:p>
+            <w:pPr>
+              <w:spacing w:line="360" w:lineRule="auto"/>
+            </w:pPr>
+            <w:r>
+              <w:rPr>
+                <w:rFonts w:ascii="Inconsolata" w:hAnsi="Inconsolata"/>
+                <w:sz w:val="20"/>
+              </w:rPr>
+              <w:t>N/A</w:t>
+            </w:r>
+          </w:p>
+        </w:tc>
+      </w:tr>
+      <w:tr>
+        <w:tc>
+          <w:tcPr>
+            <w:tcW w:w="2268" w:type="dxa"/>
+          </w:tcPr>
+          <w:p>
+            <w:pPr>
+              <w:spacing w:line="360" w:lineRule="auto"/>
+            </w:pPr>
+            <w:proofErr w:type="spellStart"/>
+            <w:r>
+              <w:rPr>
+                <w:rFonts w:ascii="Inconsolata" w:hAnsi="Inconsolata"/>
+                <w:sz w:val="20"/>
+              </w:rPr>
+              <w:t>factual_recall</w:t>
+            </w:r>
+            <w:proofErr w:type="spellEnd"/>
+          </w:p>
+        </w:tc>
+        <w:tc>
+          <w:tcPr>
+            <w:tcW w:w="5245" w:type="dxa"/>
+          </w:tcPr>
+          <w:p>
+            <w:pPr>
+              <w:spacing w:line="360" w:lineRule="auto"/>
+            </w:pPr>
+            <w:r>
+              <w:rPr>
+                <w:rFonts w:ascii="Inconsolata" w:hAnsi="Inconsolata"/>
+                <w:sz w:val="20"/>
+              </w:rPr>
+              <w:t>0.56</w:t>
+            </w:r>
+          </w:p>
+        </w:tc>
+        <w:tc>
+          <w:tcPr>
+            <w:tcW w:w="5954" w:type="dxa"/>
+          </w:tcPr>
+          <w:p>
+            <w:pPr>
+              <w:spacing w:line="360" w:lineRule="auto"/>
+            </w:pPr>
+            <w:r>
+              <w:rPr>
+                <w:rFonts w:ascii="Inconsolata" w:hAnsi="Inconsolata"/>
+                <w:sz w:val="20"/>
+              </w:rPr>
+              <w:t>0.54</w:t>
+            </w:r>
+          </w:p>
+        </w:tc>
+      </w:tr>
+      <w:tr>
+        <w:tc>
+          <w:tcPr>
+            <w:tcW w:w="2268" w:type="dxa"/>
+          </w:tcPr>
+          <w:p>
+            <w:pPr>
+              <w:spacing w:line="360" w:lineRule="auto"/>
+            </w:pPr>
+            <w:proofErr w:type="spellStart"/>
+            <w:r>
+              <w:rPr>
+                <w:rFonts w:ascii="Inconsolata" w:hAnsi="Inconsolata"/>
+                <w:sz w:val="20"/>
+              </w:rPr>
+              <w:t>semantic_similarity</w:t>
+            </w:r>
+            <w:proofErr w:type="spellEnd"/>
+          </w:p>
+        </w:tc>
+        <w:tc>
+          <w:tcPr>
+            <w:tcW w:w="5245" w:type="dxa"/>
+          </w:tcPr>
+          <w:p>
+            <w:pPr>
+              <w:spacing w:line="360" w:lineRule="auto"/>
+            </w:pPr>
+            <w:r>
+              <w:rPr>
+                <w:rFonts w:ascii="Inconsolata" w:hAnsi="Inconsolata"/>
+                <w:sz w:val="20"/>
+              </w:rPr>
+              <w:t>0.81</w:t>
+            </w:r>
+          </w:p>
+        </w:tc>
+        <w:tc>
+          <w:tcPr>
+            <w:tcW w:w="5954" w:type="dxa"/>
+          </w:tcPr>
+          <w:p>
+            <w:pPr>
+              <w:spacing w:line="360" w:lineRule="auto"/>
+            </w:pPr>
+            <w:r>
+              <w:rPr>
+                <w:rFonts w:ascii="Inconsolata" w:hAnsi="Inconsolata"/>
+                <w:sz w:val="20"/>
+              </w:rPr>
+              <w:t>0.82</w:t>
+            </w:r>
+          </w:p>
+        </w:tc>
+      </w:tr>
+    </w:tbl>
+    <w:p>
+      <w:pPr>
+        <w:rPr>
+          <w:rFonts w:ascii="Inconsolata" w:hAnsi="Inconsolata"/>
+          <w:sz w:val="26"/>
+        </w:rPr>
+      </w:pPr>
+    </w:p>
+    <w:p>
+      <w:pPr>
+        <w:rPr>
+          <w:rFonts w:ascii="Inconsolata" w:hAnsi="Inconsolata"/>
+          <w:sz w:val="26"/>
+        </w:rPr>
+      </w:pPr>
+    </w:p>
+    <w:p>
+      <w:pPr>
+        <w:rPr>
+          <w:rFonts w:ascii="Inconsolata" w:hAnsi="Inconsolata"/>
+          <w:sz w:val="26"/>
+        </w:rPr>
+      </w:pPr>
+      <w:r>
+        <w:rPr>
+          <w:lang w:val="en-GB" w:eastAsia="en-GB"/>
+        </w:rPr>
+        <w:lastRenderedPageBreak/>
+        <w:drawing>
+          <wp:inline distT="0" distB="0" distL="0" distR="0" wp14:anchorId="3988CAB9" wp14:editId="2E57A2AC">
+            <wp:extent cx="8690610" cy="2874010"/>
+            <wp:effectExtent l="0" t="0" r="0" b="0"/>
+            <wp:docPr id="1173692160" name="Picture 1"/>
+            <wp:cNvGraphicFramePr>
+              <a:graphicFrameLocks xmlns:a="http://schemas.openxmlformats.org/drawingml/2006/main" noChangeAspect="1"/>
+            </wp:cNvGraphicFramePr>
+            <a:graphic xmlns:a="http://schemas.openxmlformats.org/drawingml/2006/main">
+              <a:graphicData uri="http://schemas.openxmlformats.org/drawingml/2006/picture">
+                <pic:pic xmlns:pic="http://schemas.openxmlformats.org/drawingml/2006/picture">
+                  <pic:nvPicPr>
+                    <pic:cNvPr id="1173692160" name=""/>
+                    <pic:cNvPicPr/>
+                  </pic:nvPicPr>
+                  <pic:blipFill>
+                    <a:blip r:embed="rId10"/>
+                    <a:stretch>
+                      <a:fillRect/>
+                    </a:stretch>
+                  </pic:blipFill>
+                  <pic:spPr>
+                    <a:xfrm>
+                      <a:off x="0" y="0"/>
+                      <a:ext cx="8690610" cy="2874010"/>
+                    </a:xfrm>
+                    <a:prstGeom prst="rect">
+                      <a:avLst/>
+                    </a:prstGeom>
+                  </pic:spPr>
+                </pic:pic>
+              </a:graphicData>
+            </a:graphic>
+          </wp:inline>
+        </w:drawing>
+      </w:r>
+      <w:r>
+        <w:rPr>
+          <w:rFonts w:ascii="Inconsolata" w:hAnsi="Inconsolata"/>
+          <w:sz w:val="26"/>
+        </w:rPr>
+        <w:br/>
+      </w:r>
+      <w:r>
+        <w:rPr>
+          <w:lang w:val="en-GB" w:eastAsia="en-GB"/>
+        </w:rPr>
+        <w:drawing>
+          <wp:inline distT="0" distB="0" distL="0" distR="0" wp14:anchorId="2274364F" wp14:editId="5B8DEA65">
+            <wp:extent cx="8690610" cy="1562100"/>
+            <wp:effectExtent l="0" t="0" r="0" b="0"/>
+            <wp:docPr id="2102906618" name="Picture 1"/>
+            <wp:cNvGraphicFramePr>
+              <a:graphicFrameLocks xmlns:a="http://schemas.openxmlformats.org/drawingml/2006/main" noChangeAspect="1"/>
+            </wp:cNvGraphicFramePr>
+            <a:graphic xmlns:a="http://schemas.openxmlformats.org/drawingml/2006/main">
+              <a:graphicData uri="http://schemas.openxmlformats.org/drawingml/2006/picture">
+                <pic:pic xmlns:pic="http://schemas.openxmlformats.org/drawingml/2006/picture">
+                  <pic:nvPicPr>
+                    <pic:cNvPr id="2102906618" name=""/>
+                    <pic:cNvPicPr/>
+                  </pic:nvPicPr>
+                  <pic:blipFill>
+                    <a:blip r:embed="rId11"/>
+                    <a:stretch>
+                      <a:fillRect/>
+                    </a:stretch>
+                  </pic:blipFill>
+                  <pic:spPr>
+                    <a:xfrm>
+                      <a:off x="0" y="0"/>
+                      <a:ext cx="8690610" cy="1562100"/>
+                    </a:xfrm>
+                    <a:prstGeom prst="rect">
+                      <a:avLst/>
+                    </a:prstGeom>
+                  </pic:spPr>
+                </pic:pic>
+              </a:graphicData>
+            </a:graphic>
+          </wp:inline>
+        </w:drawing>
+      </w:r>
+    </w:p>
+    <w:p>
+      <w:pPr>
+        <w:jc w:val="center"/>
+      </w:pPr>
+      <w:r>
+        <w:rPr>
+          <w:rFonts w:ascii="Inconsolata" w:hAnsi="Inconsolata"/>
+          <w:i/>
+          <w:color w:val="666666"/>
+        </w:rPr>
+        <w:t xml:space="preserve">Figure </w:t>
+      </w:r>
+      <w:r>
+        <w:rPr>
+          <w:rFonts w:ascii="Inconsolata" w:hAnsi="Inconsolata"/>
+          <w:i/>
+          <w:color w:val="666666"/>
+        </w:rPr>
+        <w:t>4</w:t>
+      </w:r>
+      <w:r>
+        <w:rPr>
+          <w:rFonts w:ascii="Inconsolata" w:hAnsi="Inconsolata"/>
+          <w:i/>
+          <w:color w:val="666666"/>
+        </w:rPr>
+        <w:t xml:space="preserve">: </w:t>
+      </w:r>
+      <w:proofErr w:type="spellStart"/>
+      <w:r>
+        <w:rPr>
+          <w:rFonts w:ascii="Inconsolata" w:hAnsi="Inconsolata"/>
+          <w:i/>
+          <w:color w:val="666666"/>
+        </w:rPr>
+        <w:t>CCoP</w:t>
+      </w:r>
+      <w:proofErr w:type="spellEnd"/>
+      <w:r>
+        <w:rPr>
+          <w:rFonts w:ascii="Inconsolata" w:hAnsi="Inconsolata"/>
+          <w:i/>
+          <w:color w:val="666666"/>
+        </w:rPr>
+        <w:t xml:space="preserve"> Evaluation framework in action</w:t>
+      </w:r>
+      <w:r>
+        <w:rPr>
+          <w:rFonts w:ascii="Inconsolata" w:hAnsi="Inconsolata"/>
+          <w:i/>
+          <w:color w:val="666666"/>
+        </w:rPr>
+        <w:t xml:space="preserve">, showing model response and evaluation for a RAG augmented pipeline </w:t>
+      </w:r>
+    </w:p>
+    <w:p>
+      <w:pPr>
+        <w:rPr>
+          <w:rFonts w:ascii="Inconsolata" w:hAnsi="Inconsolata"/>
+          <w:sz w:val="26"/>
+        </w:rPr>
+      </w:pPr>
+    </w:p>
+    <w:p>
+      <w:pPr>
+        <w:spacing w:line="360" w:lineRule="auto"/>
+        <w:rPr>
+          <w:rFonts w:ascii="Inconsolata" w:hAnsi="Inconsolata"/>
+          <w:sz w:val="26"/>
+        </w:rPr>
+      </w:pPr>
+      <w:r>
+        <w:rPr>
+          <w:rFonts w:ascii="Inconsolata" w:hAnsi="Inconsolata"/>
+          <w:sz w:val="26"/>
+        </w:rPr>
+        <w:t>The RAG-augmented response demonstrates the core value of retrieval grounding for hallucination resistance: when the retrieved context does not contain the requested clause, the model recogni</w:t>
+      </w:r>
+      <w:r>
+        <w:rPr>
+          <w:rFonts w:ascii="Inconsolata" w:hAnsi="Inconsolata"/>
+          <w:sz w:val="26"/>
+        </w:rPr>
+        <w:t>z</w:t>
+      </w:r>
+      <w:r>
+        <w:rPr>
+          <w:rFonts w:ascii="Inconsolata" w:hAnsi="Inconsolata"/>
+          <w:sz w:val="26"/>
+        </w:rPr>
+        <w:t xml:space="preserve">es this absence and declines to fabricate — producing zero unsupported claims. Without retrieval, the model </w:t>
+      </w:r>
+      <w:r>
+        <w:rPr>
+          <w:rFonts w:ascii="Inconsolata" w:hAnsi="Inconsolata"/>
+          <w:sz w:val="26"/>
+        </w:rPr>
+        <w:lastRenderedPageBreak/>
+        <w:t>defaults to speculative reasoning from general cybersecurity knowledge, generating 4 unsupported claims and failing the hallucination gate.</w:t>
+      </w:r>
+    </w:p>
+    <w:p>
+      <w:pPr>
         <w:rPr>
           <w:rFonts w:ascii="Inconsolata" w:hAnsi="Inconsolata"/>
           <w:sz w:val="48"/>
@@ -5506,7 +6876,229 @@
           <w:rFonts w:ascii="Inconsolata" w:hAnsi="Inconsolata"/>
           <w:sz w:val="48"/>
         </w:rPr>
+        <w:br/>
+      </w:r>
+      <w:r>
+        <w:rPr>
+          <w:rFonts w:ascii="Inconsolata" w:hAnsi="Inconsolata"/>
+          <w:sz w:val="48"/>
+        </w:rPr>
+        <w:t xml:space="preserve">8. Issues </w:t>
+      </w:r>
+      <w:r>
+        <w:rPr>
+          <w:rFonts w:ascii="Inconsolata" w:hAnsi="Inconsolata"/>
+          <w:sz w:val="48"/>
+        </w:rPr>
+        <w:t xml:space="preserve">Encountered/ </w:t>
+      </w:r>
+      <w:r>
+        <w:rPr>
+          <w:rFonts w:ascii="Inconsolata" w:hAnsi="Inconsolata"/>
+          <w:sz w:val="48"/>
+        </w:rPr>
+        <w:t>Blockers</w:t>
+      </w:r>
+    </w:p>
+    <w:p>
+      <w:pPr>
+        <w:spacing w:line="360" w:lineRule="auto"/>
+        <w:rPr>
+          <w:rFonts w:ascii="Inconsolata" w:hAnsi="Inconsolata"/>
+          <w:sz w:val="26"/>
+        </w:rPr>
+      </w:pPr>
+      <w:r>
+        <w:rPr>
+          <w:rFonts w:ascii="Inconsolata" w:hAnsi="Inconsolata"/>
+          <w:sz w:val="26"/>
+        </w:rPr>
+        <w:t xml:space="preserve">A recently discovered challenge </w:t>
+      </w:r>
+      <w:r>
+        <w:rPr>
+          <w:rFonts w:ascii="Inconsolata" w:hAnsi="Inconsolata"/>
+          <w:sz w:val="26"/>
+        </w:rPr>
+        <w:t>was</w:t>
+      </w:r>
+      <w:r>
+        <w:rPr>
+          <w:rFonts w:ascii="Inconsolata" w:hAnsi="Inconsolata"/>
+          <w:sz w:val="26"/>
+        </w:rPr>
+        <w:t xml:space="preserve"> the ability for our scoring methodology to differentiate between factual precision (</w:t>
+      </w:r>
+      <w:r>
+        <w:rPr>
+          <w:rFonts w:ascii="Inconsolata" w:hAnsi="Inconsolata"/>
+          <w:sz w:val="26"/>
+        </w:rPr>
+        <w:t>fraction of</w:t>
+      </w:r>
+      <w:r>
+        <w:rPr>
+          <w:rFonts w:ascii="Inconsolata" w:hAnsi="Inconsolata"/>
+          <w:sz w:val="26"/>
+        </w:rPr>
+        <w:t xml:space="preserve"> model</w:t>
+      </w:r>
+      <w:r>
+        <w:rPr>
+          <w:rFonts w:ascii="Inconsolata" w:hAnsi="Inconsolata"/>
+          <w:sz w:val="26"/>
+        </w:rPr>
+        <w:t xml:space="preserve">’s claims that are present in ground truth) vs valid model reasoning. RAGAs penalized the model’s own reasoning claims since they were not present in ground truth and instead marked them as hallucinated. This was the motivation for redesigning LLM-as-judge’s role to evaluate model’s reasoning depth and claim-level hallucination verification independently against retrieved contexts. </w:t>
+      </w:r>
+    </w:p>
+    <w:p>
+      <w:pPr>
+        <w:spacing w:line="360" w:lineRule="auto"/>
+        <w:rPr>
+          <w:rFonts w:ascii="Inconsolata" w:hAnsi="Inconsolata"/>
+          <w:sz w:val="26"/>
+        </w:rPr>
+      </w:pPr>
+      <w:r>
+        <w:rPr>
+          <w:rFonts w:ascii="Inconsolata" w:hAnsi="Inconsolata"/>
+          <w:sz w:val="26"/>
+        </w:rPr>
+        <w:t xml:space="preserve">We continue to tune the scoring framework to obtain a fair assessment of the gains provided by RAG implementation and identify the real residual gaps in the model’s reasoning and interpretation of </w:t>
+      </w:r>
+      <w:proofErr w:type="spellStart"/>
+      <w:r>
+        <w:rPr>
+          <w:rFonts w:ascii="Inconsolata" w:hAnsi="Inconsolata"/>
+          <w:sz w:val="26"/>
+        </w:rPr>
+        <w:t>CCoP</w:t>
+      </w:r>
+      <w:proofErr w:type="spellEnd"/>
+      <w:r>
+        <w:rPr>
+          <w:rFonts w:ascii="Inconsolata" w:hAnsi="Inconsolata"/>
+          <w:sz w:val="26"/>
+        </w:rPr>
+        <w:t>, when augmented with retrieval capability (RAG).</w:t>
+      </w:r>
+      <w:r>
+        <w:rPr>
+          <w:rFonts w:ascii="Inconsolata" w:hAnsi="Inconsolata"/>
+          <w:sz w:val="26"/>
+        </w:rPr>
+        <w:t xml:space="preserve"> No blockers.</w:t>
+      </w:r>
+      <w:r>
+        <w:rPr>
+          <w:rFonts w:ascii="Inconsolata" w:hAnsi="Inconsolata"/>
+          <w:sz w:val="26"/>
+        </w:rPr>
+        <w:br/>
+      </w:r>
+    </w:p>
+    <w:p>
+      <w:pPr>
+        <w:rPr>
+          <w:rFonts w:ascii="Inconsolata" w:hAnsi="Inconsolata"/>
+          <w:sz w:val="48"/>
+        </w:rPr>
+      </w:pPr>
+      <w:r>
+        <w:rPr>
+          <w:rFonts w:ascii="Inconsolata" w:hAnsi="Inconsolata"/>
+          <w:sz w:val="48"/>
+        </w:rPr>
         <w:t>9. Next Steps</w:t>
+      </w:r>
+    </w:p>
+    <w:p>
+      <w:pPr>
+        <w:spacing w:line="360" w:lineRule="auto"/>
+        <w:rPr>
+          <w:rFonts w:ascii="Inconsolata" w:hAnsi="Inconsolata"/>
+          <w:sz w:val="26"/>
+        </w:rPr>
+      </w:pPr>
+      <w:r>
+        <w:rPr>
+          <w:rFonts w:ascii="Inconsolata" w:hAnsi="Inconsolata"/>
+          <w:sz w:val="26"/>
+        </w:rPr>
+        <w:t xml:space="preserve">The focus for the remainder of Term 2 will be to </w:t>
+      </w:r>
+      <w:r>
+        <w:rPr>
+          <w:rFonts w:ascii="Inconsolata" w:hAnsi="Inconsolata"/>
+          <w:sz w:val="26"/>
+        </w:rPr>
+        <w:t xml:space="preserve">conduct a Full Batch Evaluation, i.e. execute the complete set of test cases across 21 benchmarks to gain a holistic assessment of the gains achieved from retrieval augmentation for the Primus Reasoning model, both quantitative and qualitative. </w:t>
+      </w:r>
+    </w:p>
+    <w:p>
+      <w:pPr>
+        <w:spacing w:line="360" w:lineRule="auto"/>
+        <w:rPr>
+          <w:rFonts w:ascii="Inconsolata" w:hAnsi="Inconsolata"/>
+          <w:sz w:val="26"/>
+        </w:rPr>
+      </w:pPr>
+      <w:r>
+        <w:rPr>
+          <w:rFonts w:ascii="Inconsolata" w:hAnsi="Inconsolata"/>
+          <w:sz w:val="26"/>
+        </w:rPr>
+        <w:t xml:space="preserve">In the process, we will also identify the gaps- benchmarks where the model scored relatively lower due to gaps in reasoning, hallucinations or insufficient grounding in </w:t>
+      </w:r>
+      <w:proofErr w:type="spellStart"/>
+      <w:r>
+        <w:rPr>
+          <w:rFonts w:ascii="Inconsolata" w:hAnsi="Inconsolata"/>
+          <w:sz w:val="26"/>
+        </w:rPr>
+        <w:t>CCoP</w:t>
+      </w:r>
+      <w:proofErr w:type="spellEnd"/>
+      <w:r>
+        <w:rPr>
+          <w:rFonts w:ascii="Inconsolata" w:hAnsi="Inconsolata"/>
+          <w:sz w:val="26"/>
+        </w:rPr>
+        <w:t xml:space="preserve"> facts. These gaps are expected to </w:t>
+      </w:r>
+      <w:r>
+        <w:rPr>
+          <w:rFonts w:ascii="Inconsolata" w:hAnsi="Inconsolata"/>
+          <w:sz w:val="26"/>
+        </w:rPr>
+        <w:lastRenderedPageBreak/>
+        <w:t xml:space="preserve">provide us with an informed signal of the fine-tuning strategy, and the relevant training corpus required. </w:t>
+      </w:r>
+    </w:p>
+    <w:p>
+      <w:pPr>
+        <w:jc w:val="center"/>
+        <w:rPr>
+          <w:rFonts w:ascii="Consolas" w:eastAsia="Inconsolata" w:hAnsi="Consolas" w:cs="Consolas"/>
+          <w:b/>
+          <w:bCs/>
+          <w:color w:val="1F497D" w:themeColor="text2"/>
+          <w:sz w:val="20"/>
+          <w:szCs w:val="20"/>
+          <w:lang w:val="en-GB" w:eastAsia="en-GB"/>
+        </w:rPr>
+      </w:pPr>
+      <w:r>
+        <w:rPr>
+          <w:rFonts w:ascii="Consolas" w:eastAsia="Inconsolata" w:hAnsi="Consolas" w:cs="Consolas"/>
+          <w:b/>
+          <w:bCs/>
+          <w:color w:val="1F497D" w:themeColor="text2"/>
+          <w:sz w:val="20"/>
+          <w:szCs w:val="20"/>
+          <w:lang w:val="en-GB" w:eastAsia="en-GB"/>
+        </w:rPr>
+        <w:t>--------------END--------------</w:t>
       </w:r>
     </w:p>
     <w:sectPr>
